--- a/DONaid/docs/DONaid Project Documentation.docx
+++ b/DONaid/docs/DONaid Project Documentation.docx
@@ -10,6 +10,7 @@
           <w:docPartUnique/>
         </w:docPartObj>
       </w:sdtPr>
+      <w:sdtEndPr/>
       <w:sdtContent>
         <w:p>
           <w:r>
@@ -89,6 +90,7 @@
                                   <w:dataBinding w:prefixMappings="xmlns:ns0='http://schemas.openxmlformats.org/package/2006/metadata/core-properties' xmlns:ns1='http://purl.org/dc/elements/1.1/'" w:xpath="/ns0:coreProperties[1]/ns1:title[1]" w:storeItemID="{6C3C8BC8-F283-45AE-878A-BAB7291924A1}"/>
                                   <w:text/>
                                 </w:sdtPr>
+                                <w:sdtEndPr/>
                                 <w:sdtContent>
                                   <w:p>
                                     <w:pPr>
@@ -138,6 +140,7 @@
                                   <w:dataBinding w:prefixMappings="xmlns:ns0='http://schemas.microsoft.com/office/2006/coverPageProps'" w:xpath="/ns0:CoverPageProperties[1]/ns0:Abstract[1]" w:storeItemID="{55AF091B-3C7A-41E3-B477-F2FDAA23CFDA}"/>
                                   <w:text/>
                                 </w:sdtPr>
+                                <w:sdtEndPr/>
                                 <w:sdtContent>
                                   <w:p>
                                     <w:pPr>
@@ -148,23 +151,13 @@
                                         <w:color w:val="FFFFFF" w:themeColor="background1"/>
                                       </w:rPr>
                                     </w:pPr>
-                                    <w:proofErr w:type="spellStart"/>
                                     <w:r>
                                       <w:rPr>
                                         <w:color w:val="FFFFFF" w:themeColor="background1"/>
                                         <w:sz w:val="21"/>
                                         <w:szCs w:val="21"/>
                                       </w:rPr>
-                                      <w:t>DONaid</w:t>
-                                    </w:r>
-                                    <w:proofErr w:type="spellEnd"/>
-                                    <w:r>
-                                      <w:rPr>
-                                        <w:color w:val="FFFFFF" w:themeColor="background1"/>
-                                        <w:sz w:val="21"/>
-                                        <w:szCs w:val="21"/>
-                                      </w:rPr>
-                                      <w:t xml:space="preserve"> is a full-stack web application designed to facilitate</w:t>
+                                      <w:t>A</w:t>
                                     </w:r>
                                     <w:r>
                                       <w:rPr>
@@ -172,7 +165,31 @@
                                         <w:sz w:val="21"/>
                                         <w:szCs w:val="21"/>
                                       </w:rPr>
-                                      <w:t xml:space="preserve"> them donations by allowing users to securely log in, list items with images, browse available donations, and communicate in real time through an integrated messaging system.</w:t>
+                                      <w:t xml:space="preserve"> full-stack web application designed to facilitate</w:t>
+                                    </w:r>
+                                    <w:r>
+                                      <w:rPr>
+                                        <w:color w:val="FFFFFF" w:themeColor="background1"/>
+                                        <w:sz w:val="21"/>
+                                        <w:szCs w:val="21"/>
+                                      </w:rPr>
+                                      <w:t xml:space="preserve"> donations by allowing users to securely log in, list items with images, browse available donations, and communicate in real</w:t>
+                                    </w:r>
+                                    <w:r>
+                                      <w:rPr>
+                                        <w:color w:val="FFFFFF" w:themeColor="background1"/>
+                                        <w:sz w:val="21"/>
+                                        <w:szCs w:val="21"/>
+                                      </w:rPr>
+                                      <w:t>-</w:t>
+                                    </w:r>
+                                    <w:r>
+                                      <w:rPr>
+                                        <w:color w:val="FFFFFF" w:themeColor="background1"/>
+                                        <w:sz w:val="21"/>
+                                        <w:szCs w:val="21"/>
+                                      </w:rPr>
+                                      <w:t>time through an integrated messaging system.</w:t>
                                     </w:r>
                                   </w:p>
                                 </w:sdtContent>
@@ -213,6 +230,7 @@
                             <w:dataBinding w:prefixMappings="xmlns:ns0='http://schemas.openxmlformats.org/package/2006/metadata/core-properties' xmlns:ns1='http://purl.org/dc/elements/1.1/'" w:xpath="/ns0:coreProperties[1]/ns1:title[1]" w:storeItemID="{6C3C8BC8-F283-45AE-878A-BAB7291924A1}"/>
                             <w:text/>
                           </w:sdtPr>
+                          <w:sdtEndPr/>
                           <w:sdtContent>
                             <w:p>
                               <w:pPr>
@@ -262,6 +280,7 @@
                             <w:dataBinding w:prefixMappings="xmlns:ns0='http://schemas.microsoft.com/office/2006/coverPageProps'" w:xpath="/ns0:CoverPageProperties[1]/ns0:Abstract[1]" w:storeItemID="{55AF091B-3C7A-41E3-B477-F2FDAA23CFDA}"/>
                             <w:text/>
                           </w:sdtPr>
+                          <w:sdtEndPr/>
                           <w:sdtContent>
                             <w:p>
                               <w:pPr>
@@ -272,23 +291,13 @@
                                   <w:color w:val="FFFFFF" w:themeColor="background1"/>
                                 </w:rPr>
                               </w:pPr>
-                              <w:proofErr w:type="spellStart"/>
                               <w:r>
                                 <w:rPr>
                                   <w:color w:val="FFFFFF" w:themeColor="background1"/>
                                   <w:sz w:val="21"/>
                                   <w:szCs w:val="21"/>
                                 </w:rPr>
-                                <w:t>DONaid</w:t>
-                              </w:r>
-                              <w:proofErr w:type="spellEnd"/>
-                              <w:r>
-                                <w:rPr>
-                                  <w:color w:val="FFFFFF" w:themeColor="background1"/>
-                                  <w:sz w:val="21"/>
-                                  <w:szCs w:val="21"/>
-                                </w:rPr>
-                                <w:t xml:space="preserve"> is a full-stack web application designed to facilitate</w:t>
+                                <w:t>A</w:t>
                               </w:r>
                               <w:r>
                                 <w:rPr>
@@ -296,7 +305,31 @@
                                   <w:sz w:val="21"/>
                                   <w:szCs w:val="21"/>
                                 </w:rPr>
-                                <w:t xml:space="preserve"> them donations by allowing users to securely log in, list items with images, browse available donations, and communicate in real time through an integrated messaging system.</w:t>
+                                <w:t xml:space="preserve"> full-stack web application designed to facilitate</w:t>
+                              </w:r>
+                              <w:r>
+                                <w:rPr>
+                                  <w:color w:val="FFFFFF" w:themeColor="background1"/>
+                                  <w:sz w:val="21"/>
+                                  <w:szCs w:val="21"/>
+                                </w:rPr>
+                                <w:t xml:space="preserve"> donations by allowing users to securely log in, list items with images, browse available donations, and communicate in real</w:t>
+                              </w:r>
+                              <w:r>
+                                <w:rPr>
+                                  <w:color w:val="FFFFFF" w:themeColor="background1"/>
+                                  <w:sz w:val="21"/>
+                                  <w:szCs w:val="21"/>
+                                </w:rPr>
+                                <w:t>-</w:t>
+                              </w:r>
+                              <w:r>
+                                <w:rPr>
+                                  <w:color w:val="FFFFFF" w:themeColor="background1"/>
+                                  <w:sz w:val="21"/>
+                                  <w:szCs w:val="21"/>
+                                </w:rPr>
+                                <w:t>time through an integrated messaging system.</w:t>
                               </w:r>
                             </w:p>
                           </w:sdtContent>
@@ -390,6 +423,7 @@
                                   <w:dataBinding w:prefixMappings="xmlns:ns0='http://schemas.openxmlformats.org/package/2006/metadata/core-properties' xmlns:ns1='http://purl.org/dc/elements/1.1/'" w:xpath="/ns0:coreProperties[1]/ns1:subject[1]" w:storeItemID="{6C3C8BC8-F283-45AE-878A-BAB7291924A1}"/>
                                   <w:text/>
                                 </w:sdtPr>
+                                <w:sdtEndPr/>
                                 <w:sdtContent>
                                   <w:p>
                                     <w:pPr>
@@ -445,6 +479,7 @@
                             <w:dataBinding w:prefixMappings="xmlns:ns0='http://schemas.openxmlformats.org/package/2006/metadata/core-properties' xmlns:ns1='http://purl.org/dc/elements/1.1/'" w:xpath="/ns0:coreProperties[1]/ns1:subject[1]" w:storeItemID="{6C3C8BC8-F283-45AE-878A-BAB7291924A1}"/>
                             <w:text/>
                           </w:sdtPr>
+                          <w:sdtEndPr/>
                           <w:sdtContent>
                             <w:p>
                               <w:pPr>
@@ -586,6 +621,38 @@
           </w:p>
         </w:tc>
       </w:tr>
+      <w:tr>
+        <w:tc>
+          <w:tcPr>
+            <w:tcW w:w="3005" w:type="dxa"/>
+          </w:tcPr>
+          <w:p>
+            <w:r>
+              <w:t>1.1</w:t>
+            </w:r>
+          </w:p>
+        </w:tc>
+        <w:tc>
+          <w:tcPr>
+            <w:tcW w:w="3005" w:type="dxa"/>
+          </w:tcPr>
+          <w:p>
+            <w:r>
+              <w:t>Justina Bosco</w:t>
+            </w:r>
+          </w:p>
+        </w:tc>
+        <w:tc>
+          <w:tcPr>
+            <w:tcW w:w="3006" w:type="dxa"/>
+          </w:tcPr>
+          <w:p>
+            <w:r>
+              <w:t>1 April 2026</w:t>
+            </w:r>
+          </w:p>
+        </w:tc>
+      </w:tr>
     </w:tbl>
     <w:p/>
     <w:p>
@@ -604,7 +671,7 @@
           <w:lang w:val="en-NZ"/>
           <w14:ligatures w14:val="standardContextual"/>
         </w:rPr>
-        <w:id w:val="1299345364"/>
+        <w:id w:val="1438797046"/>
         <w:docPartObj>
           <w:docPartGallery w:val="Table of Contents"/>
           <w:docPartUnique/>
@@ -623,7 +690,7 @@
             <w:pStyle w:val="TOCHeading"/>
           </w:pPr>
           <w:r>
-            <w:t>Table of Contents</w:t>
+            <w:t>Contents</w:t>
           </w:r>
         </w:p>
         <w:p>
@@ -648,7 +715,7 @@
           <w:r>
             <w:fldChar w:fldCharType="separate"/>
           </w:r>
-          <w:hyperlink w:anchor="_Toc225614010" w:history="1">
+          <w:hyperlink w:anchor="_Toc225681720" w:history="1">
             <w:r>
               <w:rPr>
                 <w:rStyle w:val="Hyperlink"/>
@@ -690,7 +757,7 @@
                 <w:noProof/>
                 <w:webHidden/>
               </w:rPr>
-              <w:instrText xml:space="preserve"> PAGEREF _Toc225614010 \h </w:instrText>
+              <w:instrText xml:space="preserve"> PAGEREF _Toc225681720 \h </w:instrText>
             </w:r>
             <w:r>
               <w:rPr>
@@ -710,7 +777,7 @@
                 <w:noProof/>
                 <w:webHidden/>
               </w:rPr>
-              <w:t>3</w:t>
+              <w:t>4</w:t>
             </w:r>
             <w:r>
               <w:rPr>
@@ -733,7 +800,7 @@
               <w:lang w:eastAsia="en-NZ"/>
             </w:rPr>
           </w:pPr>
-          <w:hyperlink w:anchor="_Toc225614011" w:history="1">
+          <w:hyperlink w:anchor="_Toc225681721" w:history="1">
             <w:r>
               <w:rPr>
                 <w:rStyle w:val="Hyperlink"/>
@@ -760,7 +827,7 @@
                 <w:noProof/>
                 <w:webHidden/>
               </w:rPr>
-              <w:instrText xml:space="preserve"> PAGEREF _Toc225614011 \h </w:instrText>
+              <w:instrText xml:space="preserve"> PAGEREF _Toc225681721 \h </w:instrText>
             </w:r>
             <w:r>
               <w:rPr>
@@ -780,7 +847,7 @@
                 <w:noProof/>
                 <w:webHidden/>
               </w:rPr>
-              <w:t>3</w:t>
+              <w:t>4</w:t>
             </w:r>
             <w:r>
               <w:rPr>
@@ -803,7 +870,7 @@
               <w:lang w:eastAsia="en-NZ"/>
             </w:rPr>
           </w:pPr>
-          <w:hyperlink w:anchor="_Toc225614012" w:history="1">
+          <w:hyperlink w:anchor="_Toc225681722" w:history="1">
             <w:r>
               <w:rPr>
                 <w:rStyle w:val="Hyperlink"/>
@@ -830,7 +897,7 @@
                 <w:noProof/>
                 <w:webHidden/>
               </w:rPr>
-              <w:instrText xml:space="preserve"> PAGEREF _Toc225614012 \h </w:instrText>
+              <w:instrText xml:space="preserve"> PAGEREF _Toc225681722 \h </w:instrText>
             </w:r>
             <w:r>
               <w:rPr>
@@ -850,7 +917,7 @@
                 <w:noProof/>
                 <w:webHidden/>
               </w:rPr>
-              <w:t>3</w:t>
+              <w:t>4</w:t>
             </w:r>
             <w:r>
               <w:rPr>
@@ -873,7 +940,7 @@
               <w:lang w:eastAsia="en-NZ"/>
             </w:rPr>
           </w:pPr>
-          <w:hyperlink w:anchor="_Toc225614013" w:history="1">
+          <w:hyperlink w:anchor="_Toc225681723" w:history="1">
             <w:r>
               <w:rPr>
                 <w:rStyle w:val="Hyperlink"/>
@@ -900,7 +967,7 @@
                 <w:noProof/>
                 <w:webHidden/>
               </w:rPr>
-              <w:instrText xml:space="preserve"> PAGEREF _Toc225614013 \h </w:instrText>
+              <w:instrText xml:space="preserve"> PAGEREF _Toc225681723 \h </w:instrText>
             </w:r>
             <w:r>
               <w:rPr>
@@ -920,7 +987,7 @@
                 <w:noProof/>
                 <w:webHidden/>
               </w:rPr>
-              <w:t>3</w:t>
+              <w:t>4</w:t>
             </w:r>
             <w:r>
               <w:rPr>
@@ -943,7 +1010,7 @@
               <w:lang w:eastAsia="en-NZ"/>
             </w:rPr>
           </w:pPr>
-          <w:hyperlink w:anchor="_Toc225614014" w:history="1">
+          <w:hyperlink w:anchor="_Toc225681724" w:history="1">
             <w:r>
               <w:rPr>
                 <w:rStyle w:val="Hyperlink"/>
@@ -970,7 +1037,7 @@
                 <w:noProof/>
                 <w:webHidden/>
               </w:rPr>
-              <w:instrText xml:space="preserve"> PAGEREF _Toc225614014 \h </w:instrText>
+              <w:instrText xml:space="preserve"> PAGEREF _Toc225681724 \h </w:instrText>
             </w:r>
             <w:r>
               <w:rPr>
@@ -990,7 +1057,7 @@
                 <w:noProof/>
                 <w:webHidden/>
               </w:rPr>
-              <w:t>3</w:t>
+              <w:t>4</w:t>
             </w:r>
             <w:r>
               <w:rPr>
@@ -1014,7 +1081,7 @@
               <w:lang w:eastAsia="en-NZ"/>
             </w:rPr>
           </w:pPr>
-          <w:hyperlink w:anchor="_Toc225614015" w:history="1">
+          <w:hyperlink w:anchor="_Toc225681725" w:history="1">
             <w:r>
               <w:rPr>
                 <w:rStyle w:val="Hyperlink"/>
@@ -1056,7 +1123,7 @@
                 <w:noProof/>
                 <w:webHidden/>
               </w:rPr>
-              <w:instrText xml:space="preserve"> PAGEREF _Toc225614015 \h </w:instrText>
+              <w:instrText xml:space="preserve"> PAGEREF _Toc225681725 \h </w:instrText>
             </w:r>
             <w:r>
               <w:rPr>
@@ -1076,7 +1143,7 @@
                 <w:noProof/>
                 <w:webHidden/>
               </w:rPr>
-              <w:t>4</w:t>
+              <w:t>5</w:t>
             </w:r>
             <w:r>
               <w:rPr>
@@ -1099,7 +1166,7 @@
               <w:lang w:eastAsia="en-NZ"/>
             </w:rPr>
           </w:pPr>
-          <w:hyperlink w:anchor="_Toc225614016" w:history="1">
+          <w:hyperlink w:anchor="_Toc225681726" w:history="1">
             <w:r>
               <w:rPr>
                 <w:rStyle w:val="Hyperlink"/>
@@ -1126,7 +1193,7 @@
                 <w:noProof/>
                 <w:webHidden/>
               </w:rPr>
-              <w:instrText xml:space="preserve"> PAGEREF _Toc225614016 \h </w:instrText>
+              <w:instrText xml:space="preserve"> PAGEREF _Toc225681726 \h </w:instrText>
             </w:r>
             <w:r>
               <w:rPr>
@@ -1146,7 +1213,7 @@
                 <w:noProof/>
                 <w:webHidden/>
               </w:rPr>
-              <w:t>4</w:t>
+              <w:t>5</w:t>
             </w:r>
             <w:r>
               <w:rPr>
@@ -1169,7 +1236,7 @@
               <w:lang w:eastAsia="en-NZ"/>
             </w:rPr>
           </w:pPr>
-          <w:hyperlink w:anchor="_Toc225614017" w:history="1">
+          <w:hyperlink w:anchor="_Toc225681727" w:history="1">
             <w:r>
               <w:rPr>
                 <w:rStyle w:val="Hyperlink"/>
@@ -1196,7 +1263,7 @@
                 <w:noProof/>
                 <w:webHidden/>
               </w:rPr>
-              <w:instrText xml:space="preserve"> PAGEREF _Toc225614017 \h </w:instrText>
+              <w:instrText xml:space="preserve"> PAGEREF _Toc225681727 \h </w:instrText>
             </w:r>
             <w:r>
               <w:rPr>
@@ -1216,7 +1283,7 @@
                 <w:noProof/>
                 <w:webHidden/>
               </w:rPr>
-              <w:t>4</w:t>
+              <w:t>5</w:t>
             </w:r>
             <w:r>
               <w:rPr>
@@ -1239,7 +1306,7 @@
               <w:lang w:eastAsia="en-NZ"/>
             </w:rPr>
           </w:pPr>
-          <w:hyperlink w:anchor="_Toc225614018" w:history="1">
+          <w:hyperlink w:anchor="_Toc225681728" w:history="1">
             <w:r>
               <w:rPr>
                 <w:rStyle w:val="Hyperlink"/>
@@ -1266,7 +1333,7 @@
                 <w:noProof/>
                 <w:webHidden/>
               </w:rPr>
-              <w:instrText xml:space="preserve"> PAGEREF _Toc225614018 \h </w:instrText>
+              <w:instrText xml:space="preserve"> PAGEREF _Toc225681728 \h </w:instrText>
             </w:r>
             <w:r>
               <w:rPr>
@@ -1286,7 +1353,7 @@
                 <w:noProof/>
                 <w:webHidden/>
               </w:rPr>
-              <w:t>5</w:t>
+              <w:t>6</w:t>
             </w:r>
             <w:r>
               <w:rPr>
@@ -1309,7 +1376,7 @@
               <w:lang w:eastAsia="en-NZ"/>
             </w:rPr>
           </w:pPr>
-          <w:hyperlink w:anchor="_Toc225614019" w:history="1">
+          <w:hyperlink w:anchor="_Toc225681729" w:history="1">
             <w:r>
               <w:rPr>
                 <w:rStyle w:val="Hyperlink"/>
@@ -1336,7 +1403,7 @@
                 <w:noProof/>
                 <w:webHidden/>
               </w:rPr>
-              <w:instrText xml:space="preserve"> PAGEREF _Toc225614019 \h </w:instrText>
+              <w:instrText xml:space="preserve"> PAGEREF _Toc225681729 \h </w:instrText>
             </w:r>
             <w:r>
               <w:rPr>
@@ -1356,7 +1423,7 @@
                 <w:noProof/>
                 <w:webHidden/>
               </w:rPr>
-              <w:t>6</w:t>
+              <w:t>7</w:t>
             </w:r>
             <w:r>
               <w:rPr>
@@ -1379,7 +1446,7 @@
               <w:lang w:eastAsia="en-NZ"/>
             </w:rPr>
           </w:pPr>
-          <w:hyperlink w:anchor="_Toc225614020" w:history="1">
+          <w:hyperlink w:anchor="_Toc225681730" w:history="1">
             <w:r>
               <w:rPr>
                 <w:rStyle w:val="Hyperlink"/>
@@ -1406,7 +1473,7 @@
                 <w:noProof/>
                 <w:webHidden/>
               </w:rPr>
-              <w:instrText xml:space="preserve"> PAGEREF _Toc225614020 \h </w:instrText>
+              <w:instrText xml:space="preserve"> PAGEREF _Toc225681730 \h </w:instrText>
             </w:r>
             <w:r>
               <w:rPr>
@@ -1426,7 +1493,7 @@
                 <w:noProof/>
                 <w:webHidden/>
               </w:rPr>
-              <w:t>6</w:t>
+              <w:t>7</w:t>
             </w:r>
             <w:r>
               <w:rPr>
@@ -1449,7 +1516,7 @@
               <w:lang w:eastAsia="en-NZ"/>
             </w:rPr>
           </w:pPr>
-          <w:hyperlink w:anchor="_Toc225614021" w:history="1">
+          <w:hyperlink w:anchor="_Toc225681731" w:history="1">
             <w:r>
               <w:rPr>
                 <w:rStyle w:val="Hyperlink"/>
@@ -1476,7 +1543,7 @@
                 <w:noProof/>
                 <w:webHidden/>
               </w:rPr>
-              <w:instrText xml:space="preserve"> PAGEREF _Toc225614021 \h </w:instrText>
+              <w:instrText xml:space="preserve"> PAGEREF _Toc225681731 \h </w:instrText>
             </w:r>
             <w:r>
               <w:rPr>
@@ -1496,7 +1563,701 @@
                 <w:noProof/>
                 <w:webHidden/>
               </w:rPr>
-              <w:t>6</w:t>
+              <w:t>7</w:t>
+            </w:r>
+            <w:r>
+              <w:rPr>
+                <w:noProof/>
+                <w:webHidden/>
+              </w:rPr>
+              <w:fldChar w:fldCharType="end"/>
+            </w:r>
+          </w:hyperlink>
+        </w:p>
+        <w:p>
+          <w:pPr>
+            <w:pStyle w:val="TOC3"/>
+            <w:tabs>
+              <w:tab w:val="right" w:leader="dot" w:pos="9016"/>
+            </w:tabs>
+            <w:rPr>
+              <w:noProof/>
+            </w:rPr>
+          </w:pPr>
+          <w:hyperlink w:anchor="_Toc225681732" w:history="1">
+            <w:r>
+              <w:rPr>
+                <w:rStyle w:val="Hyperlink"/>
+                <w:noProof/>
+              </w:rPr>
+              <w:t>2.6.1 User Registration</w:t>
+            </w:r>
+            <w:r>
+              <w:rPr>
+                <w:noProof/>
+                <w:webHidden/>
+              </w:rPr>
+              <w:tab/>
+            </w:r>
+            <w:r>
+              <w:rPr>
+                <w:noProof/>
+                <w:webHidden/>
+              </w:rPr>
+              <w:fldChar w:fldCharType="begin"/>
+            </w:r>
+            <w:r>
+              <w:rPr>
+                <w:noProof/>
+                <w:webHidden/>
+              </w:rPr>
+              <w:instrText xml:space="preserve"> PAGEREF _Toc225681732 \h </w:instrText>
+            </w:r>
+            <w:r>
+              <w:rPr>
+                <w:noProof/>
+                <w:webHidden/>
+              </w:rPr>
+            </w:r>
+            <w:r>
+              <w:rPr>
+                <w:noProof/>
+                <w:webHidden/>
+              </w:rPr>
+              <w:fldChar w:fldCharType="separate"/>
+            </w:r>
+            <w:r>
+              <w:rPr>
+                <w:noProof/>
+                <w:webHidden/>
+              </w:rPr>
+              <w:t>7</w:t>
+            </w:r>
+            <w:r>
+              <w:rPr>
+                <w:noProof/>
+                <w:webHidden/>
+              </w:rPr>
+              <w:fldChar w:fldCharType="end"/>
+            </w:r>
+          </w:hyperlink>
+        </w:p>
+        <w:p>
+          <w:pPr>
+            <w:pStyle w:val="TOC3"/>
+            <w:tabs>
+              <w:tab w:val="right" w:leader="dot" w:pos="9016"/>
+            </w:tabs>
+            <w:rPr>
+              <w:noProof/>
+            </w:rPr>
+          </w:pPr>
+          <w:hyperlink w:anchor="_Toc225681733" w:history="1">
+            <w:r>
+              <w:rPr>
+                <w:rStyle w:val="Hyperlink"/>
+                <w:noProof/>
+              </w:rPr>
+              <w:t>2.6.2 User Login and Session Management</w:t>
+            </w:r>
+            <w:r>
+              <w:rPr>
+                <w:noProof/>
+                <w:webHidden/>
+              </w:rPr>
+              <w:tab/>
+            </w:r>
+            <w:r>
+              <w:rPr>
+                <w:noProof/>
+                <w:webHidden/>
+              </w:rPr>
+              <w:fldChar w:fldCharType="begin"/>
+            </w:r>
+            <w:r>
+              <w:rPr>
+                <w:noProof/>
+                <w:webHidden/>
+              </w:rPr>
+              <w:instrText xml:space="preserve"> PAGEREF _Toc225681733 \h </w:instrText>
+            </w:r>
+            <w:r>
+              <w:rPr>
+                <w:noProof/>
+                <w:webHidden/>
+              </w:rPr>
+            </w:r>
+            <w:r>
+              <w:rPr>
+                <w:noProof/>
+                <w:webHidden/>
+              </w:rPr>
+              <w:fldChar w:fldCharType="separate"/>
+            </w:r>
+            <w:r>
+              <w:rPr>
+                <w:noProof/>
+                <w:webHidden/>
+              </w:rPr>
+              <w:t>8</w:t>
+            </w:r>
+            <w:r>
+              <w:rPr>
+                <w:noProof/>
+                <w:webHidden/>
+              </w:rPr>
+              <w:fldChar w:fldCharType="end"/>
+            </w:r>
+          </w:hyperlink>
+        </w:p>
+        <w:p>
+          <w:pPr>
+            <w:pStyle w:val="TOC3"/>
+            <w:tabs>
+              <w:tab w:val="left" w:pos="1440"/>
+              <w:tab w:val="right" w:leader="dot" w:pos="9016"/>
+            </w:tabs>
+            <w:rPr>
+              <w:noProof/>
+            </w:rPr>
+          </w:pPr>
+          <w:hyperlink w:anchor="_Toc225681734" w:history="1">
+            <w:r>
+              <w:rPr>
+                <w:rStyle w:val="Hyperlink"/>
+                <w:noProof/>
+              </w:rPr>
+              <w:t>2.6.3</w:t>
+            </w:r>
+            <w:r>
+              <w:rPr>
+                <w:noProof/>
+              </w:rPr>
+              <w:tab/>
+            </w:r>
+            <w:r>
+              <w:rPr>
+                <w:rStyle w:val="Hyperlink"/>
+                <w:noProof/>
+              </w:rPr>
+              <w:t>Create Donation Listing (Item Posting)</w:t>
+            </w:r>
+            <w:r>
+              <w:rPr>
+                <w:noProof/>
+                <w:webHidden/>
+              </w:rPr>
+              <w:tab/>
+            </w:r>
+            <w:r>
+              <w:rPr>
+                <w:noProof/>
+                <w:webHidden/>
+              </w:rPr>
+              <w:fldChar w:fldCharType="begin"/>
+            </w:r>
+            <w:r>
+              <w:rPr>
+                <w:noProof/>
+                <w:webHidden/>
+              </w:rPr>
+              <w:instrText xml:space="preserve"> PAGEREF _Toc225681734 \h </w:instrText>
+            </w:r>
+            <w:r>
+              <w:rPr>
+                <w:noProof/>
+                <w:webHidden/>
+              </w:rPr>
+            </w:r>
+            <w:r>
+              <w:rPr>
+                <w:noProof/>
+                <w:webHidden/>
+              </w:rPr>
+              <w:fldChar w:fldCharType="separate"/>
+            </w:r>
+            <w:r>
+              <w:rPr>
+                <w:noProof/>
+                <w:webHidden/>
+              </w:rPr>
+              <w:t>8</w:t>
+            </w:r>
+            <w:r>
+              <w:rPr>
+                <w:noProof/>
+                <w:webHidden/>
+              </w:rPr>
+              <w:fldChar w:fldCharType="end"/>
+            </w:r>
+          </w:hyperlink>
+        </w:p>
+        <w:p>
+          <w:pPr>
+            <w:pStyle w:val="TOC3"/>
+            <w:tabs>
+              <w:tab w:val="right" w:leader="dot" w:pos="9016"/>
+            </w:tabs>
+            <w:rPr>
+              <w:noProof/>
+            </w:rPr>
+          </w:pPr>
+          <w:hyperlink w:anchor="_Toc225681735" w:history="1">
+            <w:r>
+              <w:rPr>
+                <w:rStyle w:val="Hyperlink"/>
+                <w:noProof/>
+              </w:rPr>
+              <w:t>2.6.4 View Donation Listings (Browse Items)</w:t>
+            </w:r>
+            <w:r>
+              <w:rPr>
+                <w:noProof/>
+                <w:webHidden/>
+              </w:rPr>
+              <w:tab/>
+            </w:r>
+            <w:r>
+              <w:rPr>
+                <w:noProof/>
+                <w:webHidden/>
+              </w:rPr>
+              <w:fldChar w:fldCharType="begin"/>
+            </w:r>
+            <w:r>
+              <w:rPr>
+                <w:noProof/>
+                <w:webHidden/>
+              </w:rPr>
+              <w:instrText xml:space="preserve"> PAGEREF _Toc225681735 \h </w:instrText>
+            </w:r>
+            <w:r>
+              <w:rPr>
+                <w:noProof/>
+                <w:webHidden/>
+              </w:rPr>
+            </w:r>
+            <w:r>
+              <w:rPr>
+                <w:noProof/>
+                <w:webHidden/>
+              </w:rPr>
+              <w:fldChar w:fldCharType="separate"/>
+            </w:r>
+            <w:r>
+              <w:rPr>
+                <w:noProof/>
+                <w:webHidden/>
+              </w:rPr>
+              <w:t>8</w:t>
+            </w:r>
+            <w:r>
+              <w:rPr>
+                <w:noProof/>
+                <w:webHidden/>
+              </w:rPr>
+              <w:fldChar w:fldCharType="end"/>
+            </w:r>
+          </w:hyperlink>
+        </w:p>
+        <w:p>
+          <w:pPr>
+            <w:pStyle w:val="TOC3"/>
+            <w:tabs>
+              <w:tab w:val="right" w:leader="dot" w:pos="9016"/>
+            </w:tabs>
+            <w:rPr>
+              <w:noProof/>
+            </w:rPr>
+          </w:pPr>
+          <w:hyperlink w:anchor="_Toc225681736" w:history="1">
+            <w:r>
+              <w:rPr>
+                <w:rStyle w:val="Hyperlink"/>
+                <w:noProof/>
+              </w:rPr>
+              <w:t>2.6.5 Search and Filter Items</w:t>
+            </w:r>
+            <w:r>
+              <w:rPr>
+                <w:noProof/>
+                <w:webHidden/>
+              </w:rPr>
+              <w:tab/>
+            </w:r>
+            <w:r>
+              <w:rPr>
+                <w:noProof/>
+                <w:webHidden/>
+              </w:rPr>
+              <w:fldChar w:fldCharType="begin"/>
+            </w:r>
+            <w:r>
+              <w:rPr>
+                <w:noProof/>
+                <w:webHidden/>
+              </w:rPr>
+              <w:instrText xml:space="preserve"> PAGEREF _Toc225681736 \h </w:instrText>
+            </w:r>
+            <w:r>
+              <w:rPr>
+                <w:noProof/>
+                <w:webHidden/>
+              </w:rPr>
+            </w:r>
+            <w:r>
+              <w:rPr>
+                <w:noProof/>
+                <w:webHidden/>
+              </w:rPr>
+              <w:fldChar w:fldCharType="separate"/>
+            </w:r>
+            <w:r>
+              <w:rPr>
+                <w:noProof/>
+                <w:webHidden/>
+              </w:rPr>
+              <w:t>8</w:t>
+            </w:r>
+            <w:r>
+              <w:rPr>
+                <w:noProof/>
+                <w:webHidden/>
+              </w:rPr>
+              <w:fldChar w:fldCharType="end"/>
+            </w:r>
+          </w:hyperlink>
+        </w:p>
+        <w:p>
+          <w:pPr>
+            <w:pStyle w:val="TOC3"/>
+            <w:tabs>
+              <w:tab w:val="right" w:leader="dot" w:pos="9016"/>
+            </w:tabs>
+            <w:rPr>
+              <w:noProof/>
+            </w:rPr>
+          </w:pPr>
+          <w:hyperlink w:anchor="_Toc225681737" w:history="1">
+            <w:r>
+              <w:rPr>
+                <w:rStyle w:val="Hyperlink"/>
+                <w:noProof/>
+              </w:rPr>
+              <w:t>2.6.6 View Item Details</w:t>
+            </w:r>
+            <w:r>
+              <w:rPr>
+                <w:noProof/>
+                <w:webHidden/>
+              </w:rPr>
+              <w:tab/>
+            </w:r>
+            <w:r>
+              <w:rPr>
+                <w:noProof/>
+                <w:webHidden/>
+              </w:rPr>
+              <w:fldChar w:fldCharType="begin"/>
+            </w:r>
+            <w:r>
+              <w:rPr>
+                <w:noProof/>
+                <w:webHidden/>
+              </w:rPr>
+              <w:instrText xml:space="preserve"> PAGEREF _Toc225681737 \h </w:instrText>
+            </w:r>
+            <w:r>
+              <w:rPr>
+                <w:noProof/>
+                <w:webHidden/>
+              </w:rPr>
+            </w:r>
+            <w:r>
+              <w:rPr>
+                <w:noProof/>
+                <w:webHidden/>
+              </w:rPr>
+              <w:fldChar w:fldCharType="separate"/>
+            </w:r>
+            <w:r>
+              <w:rPr>
+                <w:noProof/>
+                <w:webHidden/>
+              </w:rPr>
+              <w:t>8</w:t>
+            </w:r>
+            <w:r>
+              <w:rPr>
+                <w:noProof/>
+                <w:webHidden/>
+              </w:rPr>
+              <w:fldChar w:fldCharType="end"/>
+            </w:r>
+          </w:hyperlink>
+        </w:p>
+        <w:p>
+          <w:pPr>
+            <w:pStyle w:val="TOC3"/>
+            <w:tabs>
+              <w:tab w:val="right" w:leader="dot" w:pos="9016"/>
+            </w:tabs>
+            <w:rPr>
+              <w:noProof/>
+            </w:rPr>
+          </w:pPr>
+          <w:hyperlink w:anchor="_Toc225681738" w:history="1">
+            <w:r>
+              <w:rPr>
+                <w:rStyle w:val="Hyperlink"/>
+                <w:noProof/>
+              </w:rPr>
+              <w:t>2.6.7 Update Item Listing (Owner Only)</w:t>
+            </w:r>
+            <w:r>
+              <w:rPr>
+                <w:noProof/>
+                <w:webHidden/>
+              </w:rPr>
+              <w:tab/>
+            </w:r>
+            <w:r>
+              <w:rPr>
+                <w:noProof/>
+                <w:webHidden/>
+              </w:rPr>
+              <w:fldChar w:fldCharType="begin"/>
+            </w:r>
+            <w:r>
+              <w:rPr>
+                <w:noProof/>
+                <w:webHidden/>
+              </w:rPr>
+              <w:instrText xml:space="preserve"> PAGEREF _Toc225681738 \h </w:instrText>
+            </w:r>
+            <w:r>
+              <w:rPr>
+                <w:noProof/>
+                <w:webHidden/>
+              </w:rPr>
+            </w:r>
+            <w:r>
+              <w:rPr>
+                <w:noProof/>
+                <w:webHidden/>
+              </w:rPr>
+              <w:fldChar w:fldCharType="separate"/>
+            </w:r>
+            <w:r>
+              <w:rPr>
+                <w:noProof/>
+                <w:webHidden/>
+              </w:rPr>
+              <w:t>8</w:t>
+            </w:r>
+            <w:r>
+              <w:rPr>
+                <w:noProof/>
+                <w:webHidden/>
+              </w:rPr>
+              <w:fldChar w:fldCharType="end"/>
+            </w:r>
+          </w:hyperlink>
+        </w:p>
+        <w:p>
+          <w:pPr>
+            <w:pStyle w:val="TOC3"/>
+            <w:tabs>
+              <w:tab w:val="right" w:leader="dot" w:pos="9016"/>
+            </w:tabs>
+            <w:rPr>
+              <w:noProof/>
+            </w:rPr>
+          </w:pPr>
+          <w:hyperlink w:anchor="_Toc225681739" w:history="1">
+            <w:r>
+              <w:rPr>
+                <w:rStyle w:val="Hyperlink"/>
+                <w:noProof/>
+              </w:rPr>
+              <w:t>2.6.8 Update Item Listing (Owner Only)</w:t>
+            </w:r>
+            <w:r>
+              <w:rPr>
+                <w:noProof/>
+                <w:webHidden/>
+              </w:rPr>
+              <w:tab/>
+            </w:r>
+            <w:r>
+              <w:rPr>
+                <w:noProof/>
+                <w:webHidden/>
+              </w:rPr>
+              <w:fldChar w:fldCharType="begin"/>
+            </w:r>
+            <w:r>
+              <w:rPr>
+                <w:noProof/>
+                <w:webHidden/>
+              </w:rPr>
+              <w:instrText xml:space="preserve"> PAGEREF _Toc225681739 \h </w:instrText>
+            </w:r>
+            <w:r>
+              <w:rPr>
+                <w:noProof/>
+                <w:webHidden/>
+              </w:rPr>
+            </w:r>
+            <w:r>
+              <w:rPr>
+                <w:noProof/>
+                <w:webHidden/>
+              </w:rPr>
+              <w:fldChar w:fldCharType="separate"/>
+            </w:r>
+            <w:r>
+              <w:rPr>
+                <w:noProof/>
+                <w:webHidden/>
+              </w:rPr>
+              <w:t>9</w:t>
+            </w:r>
+            <w:r>
+              <w:rPr>
+                <w:noProof/>
+                <w:webHidden/>
+              </w:rPr>
+              <w:fldChar w:fldCharType="end"/>
+            </w:r>
+          </w:hyperlink>
+        </w:p>
+        <w:p>
+          <w:pPr>
+            <w:pStyle w:val="TOC3"/>
+            <w:tabs>
+              <w:tab w:val="right" w:leader="dot" w:pos="9016"/>
+            </w:tabs>
+            <w:rPr>
+              <w:noProof/>
+            </w:rPr>
+          </w:pPr>
+          <w:hyperlink w:anchor="_Toc225681740" w:history="1">
+            <w:r>
+              <w:rPr>
+                <w:rStyle w:val="Hyperlink"/>
+                <w:noProof/>
+              </w:rPr>
+              <w:t>2.6.9 Real-Time Messaging (Socket.IO)</w:t>
+            </w:r>
+            <w:r>
+              <w:rPr>
+                <w:noProof/>
+                <w:webHidden/>
+              </w:rPr>
+              <w:tab/>
+            </w:r>
+            <w:r>
+              <w:rPr>
+                <w:noProof/>
+                <w:webHidden/>
+              </w:rPr>
+              <w:fldChar w:fldCharType="begin"/>
+            </w:r>
+            <w:r>
+              <w:rPr>
+                <w:noProof/>
+                <w:webHidden/>
+              </w:rPr>
+              <w:instrText xml:space="preserve"> PAGEREF _Toc225681740 \h </w:instrText>
+            </w:r>
+            <w:r>
+              <w:rPr>
+                <w:noProof/>
+                <w:webHidden/>
+              </w:rPr>
+            </w:r>
+            <w:r>
+              <w:rPr>
+                <w:noProof/>
+                <w:webHidden/>
+              </w:rPr>
+              <w:fldChar w:fldCharType="separate"/>
+            </w:r>
+            <w:r>
+              <w:rPr>
+                <w:noProof/>
+                <w:webHidden/>
+              </w:rPr>
+              <w:t>9</w:t>
+            </w:r>
+            <w:r>
+              <w:rPr>
+                <w:noProof/>
+                <w:webHidden/>
+              </w:rPr>
+              <w:fldChar w:fldCharType="end"/>
+            </w:r>
+          </w:hyperlink>
+        </w:p>
+        <w:p>
+          <w:pPr>
+            <w:pStyle w:val="TOC3"/>
+            <w:tabs>
+              <w:tab w:val="right" w:leader="dot" w:pos="9016"/>
+            </w:tabs>
+            <w:rPr>
+              <w:noProof/>
+            </w:rPr>
+          </w:pPr>
+          <w:hyperlink w:anchor="_Toc225681741" w:history="1">
+            <w:r>
+              <w:rPr>
+                <w:rStyle w:val="Hyperlink"/>
+                <w:noProof/>
+              </w:rPr>
+              <w:t>2.6.10 Error Handling and User Feedback</w:t>
+            </w:r>
+            <w:r>
+              <w:rPr>
+                <w:noProof/>
+                <w:webHidden/>
+              </w:rPr>
+              <w:tab/>
+            </w:r>
+            <w:r>
+              <w:rPr>
+                <w:noProof/>
+                <w:webHidden/>
+              </w:rPr>
+              <w:fldChar w:fldCharType="begin"/>
+            </w:r>
+            <w:r>
+              <w:rPr>
+                <w:noProof/>
+                <w:webHidden/>
+              </w:rPr>
+              <w:instrText xml:space="preserve"> PAGEREF _Toc225681741 \h </w:instrText>
+            </w:r>
+            <w:r>
+              <w:rPr>
+                <w:noProof/>
+                <w:webHidden/>
+              </w:rPr>
+            </w:r>
+            <w:r>
+              <w:rPr>
+                <w:noProof/>
+                <w:webHidden/>
+              </w:rPr>
+              <w:fldChar w:fldCharType="separate"/>
+            </w:r>
+            <w:r>
+              <w:rPr>
+                <w:noProof/>
+                <w:webHidden/>
+              </w:rPr>
+              <w:t>9</w:t>
             </w:r>
             <w:r>
               <w:rPr>
@@ -1519,7 +2280,7 @@
               <w:lang w:eastAsia="en-NZ"/>
             </w:rPr>
           </w:pPr>
-          <w:hyperlink w:anchor="_Toc225614022" w:history="1">
+          <w:hyperlink w:anchor="_Toc225681742" w:history="1">
             <w:r>
               <w:rPr>
                 <w:rStyle w:val="Hyperlink"/>
@@ -1546,7 +2307,7 @@
                 <w:noProof/>
                 <w:webHidden/>
               </w:rPr>
-              <w:instrText xml:space="preserve"> PAGEREF _Toc225614022 \h </w:instrText>
+              <w:instrText xml:space="preserve"> PAGEREF _Toc225681742 \h </w:instrText>
             </w:r>
             <w:r>
               <w:rPr>
@@ -1566,7 +2327,347 @@
                 <w:noProof/>
                 <w:webHidden/>
               </w:rPr>
-              <w:t>7</w:t>
+              <w:t>9</w:t>
+            </w:r>
+            <w:r>
+              <w:rPr>
+                <w:noProof/>
+                <w:webHidden/>
+              </w:rPr>
+              <w:fldChar w:fldCharType="end"/>
+            </w:r>
+          </w:hyperlink>
+        </w:p>
+        <w:p>
+          <w:pPr>
+            <w:pStyle w:val="TOC3"/>
+            <w:tabs>
+              <w:tab w:val="right" w:leader="dot" w:pos="9016"/>
+            </w:tabs>
+            <w:rPr>
+              <w:noProof/>
+            </w:rPr>
+          </w:pPr>
+          <w:hyperlink w:anchor="_Toc225681743" w:history="1">
+            <w:r>
+              <w:rPr>
+                <w:rStyle w:val="Hyperlink"/>
+                <w:noProof/>
+              </w:rPr>
+              <w:t>2.7.1 Security</w:t>
+            </w:r>
+            <w:r>
+              <w:rPr>
+                <w:noProof/>
+                <w:webHidden/>
+              </w:rPr>
+              <w:tab/>
+            </w:r>
+            <w:r>
+              <w:rPr>
+                <w:noProof/>
+                <w:webHidden/>
+              </w:rPr>
+              <w:fldChar w:fldCharType="begin"/>
+            </w:r>
+            <w:r>
+              <w:rPr>
+                <w:noProof/>
+                <w:webHidden/>
+              </w:rPr>
+              <w:instrText xml:space="preserve"> PAGEREF _Toc225681743 \h </w:instrText>
+            </w:r>
+            <w:r>
+              <w:rPr>
+                <w:noProof/>
+                <w:webHidden/>
+              </w:rPr>
+            </w:r>
+            <w:r>
+              <w:rPr>
+                <w:noProof/>
+                <w:webHidden/>
+              </w:rPr>
+              <w:fldChar w:fldCharType="separate"/>
+            </w:r>
+            <w:r>
+              <w:rPr>
+                <w:noProof/>
+                <w:webHidden/>
+              </w:rPr>
+              <w:t>9</w:t>
+            </w:r>
+            <w:r>
+              <w:rPr>
+                <w:noProof/>
+                <w:webHidden/>
+              </w:rPr>
+              <w:fldChar w:fldCharType="end"/>
+            </w:r>
+          </w:hyperlink>
+        </w:p>
+        <w:p>
+          <w:pPr>
+            <w:pStyle w:val="TOC3"/>
+            <w:tabs>
+              <w:tab w:val="right" w:leader="dot" w:pos="9016"/>
+            </w:tabs>
+            <w:rPr>
+              <w:noProof/>
+            </w:rPr>
+          </w:pPr>
+          <w:hyperlink w:anchor="_Toc225681744" w:history="1">
+            <w:r>
+              <w:rPr>
+                <w:rStyle w:val="Hyperlink"/>
+                <w:noProof/>
+              </w:rPr>
+              <w:t>2.7.2 Usability &amp; Accessibility</w:t>
+            </w:r>
+            <w:r>
+              <w:rPr>
+                <w:noProof/>
+                <w:webHidden/>
+              </w:rPr>
+              <w:tab/>
+            </w:r>
+            <w:r>
+              <w:rPr>
+                <w:noProof/>
+                <w:webHidden/>
+              </w:rPr>
+              <w:fldChar w:fldCharType="begin"/>
+            </w:r>
+            <w:r>
+              <w:rPr>
+                <w:noProof/>
+                <w:webHidden/>
+              </w:rPr>
+              <w:instrText xml:space="preserve"> PAGEREF _Toc225681744 \h </w:instrText>
+            </w:r>
+            <w:r>
+              <w:rPr>
+                <w:noProof/>
+                <w:webHidden/>
+              </w:rPr>
+            </w:r>
+            <w:r>
+              <w:rPr>
+                <w:noProof/>
+                <w:webHidden/>
+              </w:rPr>
+              <w:fldChar w:fldCharType="separate"/>
+            </w:r>
+            <w:r>
+              <w:rPr>
+                <w:noProof/>
+                <w:webHidden/>
+              </w:rPr>
+              <w:t>9</w:t>
+            </w:r>
+            <w:r>
+              <w:rPr>
+                <w:noProof/>
+                <w:webHidden/>
+              </w:rPr>
+              <w:fldChar w:fldCharType="end"/>
+            </w:r>
+          </w:hyperlink>
+        </w:p>
+        <w:p>
+          <w:pPr>
+            <w:pStyle w:val="TOC3"/>
+            <w:tabs>
+              <w:tab w:val="right" w:leader="dot" w:pos="9016"/>
+            </w:tabs>
+            <w:rPr>
+              <w:noProof/>
+            </w:rPr>
+          </w:pPr>
+          <w:hyperlink w:anchor="_Toc225681745" w:history="1">
+            <w:r>
+              <w:rPr>
+                <w:rStyle w:val="Hyperlink"/>
+                <w:noProof/>
+              </w:rPr>
+              <w:t>2.7.3 Performance</w:t>
+            </w:r>
+            <w:r>
+              <w:rPr>
+                <w:noProof/>
+                <w:webHidden/>
+              </w:rPr>
+              <w:tab/>
+            </w:r>
+            <w:r>
+              <w:rPr>
+                <w:noProof/>
+                <w:webHidden/>
+              </w:rPr>
+              <w:fldChar w:fldCharType="begin"/>
+            </w:r>
+            <w:r>
+              <w:rPr>
+                <w:noProof/>
+                <w:webHidden/>
+              </w:rPr>
+              <w:instrText xml:space="preserve"> PAGEREF _Toc225681745 \h </w:instrText>
+            </w:r>
+            <w:r>
+              <w:rPr>
+                <w:noProof/>
+                <w:webHidden/>
+              </w:rPr>
+            </w:r>
+            <w:r>
+              <w:rPr>
+                <w:noProof/>
+                <w:webHidden/>
+              </w:rPr>
+              <w:fldChar w:fldCharType="separate"/>
+            </w:r>
+            <w:r>
+              <w:rPr>
+                <w:noProof/>
+                <w:webHidden/>
+              </w:rPr>
+              <w:t>10</w:t>
+            </w:r>
+            <w:r>
+              <w:rPr>
+                <w:noProof/>
+                <w:webHidden/>
+              </w:rPr>
+              <w:fldChar w:fldCharType="end"/>
+            </w:r>
+          </w:hyperlink>
+        </w:p>
+        <w:p>
+          <w:pPr>
+            <w:pStyle w:val="TOC3"/>
+            <w:tabs>
+              <w:tab w:val="right" w:leader="dot" w:pos="9016"/>
+            </w:tabs>
+            <w:rPr>
+              <w:noProof/>
+            </w:rPr>
+          </w:pPr>
+          <w:hyperlink w:anchor="_Toc225681746" w:history="1">
+            <w:r>
+              <w:rPr>
+                <w:rStyle w:val="Hyperlink"/>
+                <w:noProof/>
+              </w:rPr>
+              <w:t>2.7.4 Reliability &amp; Availability</w:t>
+            </w:r>
+            <w:r>
+              <w:rPr>
+                <w:noProof/>
+                <w:webHidden/>
+              </w:rPr>
+              <w:tab/>
+            </w:r>
+            <w:r>
+              <w:rPr>
+                <w:noProof/>
+                <w:webHidden/>
+              </w:rPr>
+              <w:fldChar w:fldCharType="begin"/>
+            </w:r>
+            <w:r>
+              <w:rPr>
+                <w:noProof/>
+                <w:webHidden/>
+              </w:rPr>
+              <w:instrText xml:space="preserve"> PAGEREF _Toc225681746 \h </w:instrText>
+            </w:r>
+            <w:r>
+              <w:rPr>
+                <w:noProof/>
+                <w:webHidden/>
+              </w:rPr>
+            </w:r>
+            <w:r>
+              <w:rPr>
+                <w:noProof/>
+                <w:webHidden/>
+              </w:rPr>
+              <w:fldChar w:fldCharType="separate"/>
+            </w:r>
+            <w:r>
+              <w:rPr>
+                <w:noProof/>
+                <w:webHidden/>
+              </w:rPr>
+              <w:t>10</w:t>
+            </w:r>
+            <w:r>
+              <w:rPr>
+                <w:noProof/>
+                <w:webHidden/>
+              </w:rPr>
+              <w:fldChar w:fldCharType="end"/>
+            </w:r>
+          </w:hyperlink>
+        </w:p>
+        <w:p>
+          <w:pPr>
+            <w:pStyle w:val="TOC3"/>
+            <w:tabs>
+              <w:tab w:val="right" w:leader="dot" w:pos="9016"/>
+            </w:tabs>
+            <w:rPr>
+              <w:noProof/>
+            </w:rPr>
+          </w:pPr>
+          <w:hyperlink w:anchor="_Toc225681747" w:history="1">
+            <w:r>
+              <w:rPr>
+                <w:rStyle w:val="Hyperlink"/>
+                <w:noProof/>
+              </w:rPr>
+              <w:t>2.7.5 Testing &amp; Quality Assurance (NFR)</w:t>
+            </w:r>
+            <w:r>
+              <w:rPr>
+                <w:noProof/>
+                <w:webHidden/>
+              </w:rPr>
+              <w:tab/>
+            </w:r>
+            <w:r>
+              <w:rPr>
+                <w:noProof/>
+                <w:webHidden/>
+              </w:rPr>
+              <w:fldChar w:fldCharType="begin"/>
+            </w:r>
+            <w:r>
+              <w:rPr>
+                <w:noProof/>
+                <w:webHidden/>
+              </w:rPr>
+              <w:instrText xml:space="preserve"> PAGEREF _Toc225681747 \h </w:instrText>
+            </w:r>
+            <w:r>
+              <w:rPr>
+                <w:noProof/>
+                <w:webHidden/>
+              </w:rPr>
+            </w:r>
+            <w:r>
+              <w:rPr>
+                <w:noProof/>
+                <w:webHidden/>
+              </w:rPr>
+              <w:fldChar w:fldCharType="separate"/>
+            </w:r>
+            <w:r>
+              <w:rPr>
+                <w:noProof/>
+                <w:webHidden/>
+              </w:rPr>
+              <w:t>10</w:t>
             </w:r>
             <w:r>
               <w:rPr>
@@ -1589,7 +2690,7 @@
               <w:lang w:eastAsia="en-NZ"/>
             </w:rPr>
           </w:pPr>
-          <w:hyperlink w:anchor="_Toc225614023" w:history="1">
+          <w:hyperlink w:anchor="_Toc225681748" w:history="1">
             <w:r>
               <w:rPr>
                 <w:rStyle w:val="Hyperlink"/>
@@ -1616,7 +2717,7 @@
                 <w:noProof/>
                 <w:webHidden/>
               </w:rPr>
-              <w:instrText xml:space="preserve"> PAGEREF _Toc225614023 \h </w:instrText>
+              <w:instrText xml:space="preserve"> PAGEREF _Toc225681748 \h </w:instrText>
             </w:r>
             <w:r>
               <w:rPr>
@@ -1636,7 +2737,7 @@
                 <w:noProof/>
                 <w:webHidden/>
               </w:rPr>
-              <w:t>7</w:t>
+              <w:t>10</w:t>
             </w:r>
             <w:r>
               <w:rPr>
@@ -1660,13 +2761,13 @@
               <w:lang w:eastAsia="en-NZ"/>
             </w:rPr>
           </w:pPr>
-          <w:hyperlink w:anchor="_Toc225614024" w:history="1">
+          <w:hyperlink w:anchor="_Toc225681749" w:history="1">
             <w:r>
               <w:rPr>
                 <w:rStyle w:val="Hyperlink"/>
                 <w:noProof/>
               </w:rPr>
-              <w:t>3.</w:t>
+              <w:t>3</w:t>
             </w:r>
             <w:r>
               <w:rPr>
@@ -1702,7 +2803,7 @@
                 <w:noProof/>
                 <w:webHidden/>
               </w:rPr>
-              <w:instrText xml:space="preserve"> PAGEREF _Toc225614024 \h </w:instrText>
+              <w:instrText xml:space="preserve"> PAGEREF _Toc225681749 \h </w:instrText>
             </w:r>
             <w:r>
               <w:rPr>
@@ -1722,7 +2823,7 @@
                 <w:noProof/>
                 <w:webHidden/>
               </w:rPr>
-              <w:t>7</w:t>
+              <w:t>11</w:t>
             </w:r>
             <w:r>
               <w:rPr>
@@ -1746,13 +2847,13 @@
               <w:lang w:eastAsia="en-NZ"/>
             </w:rPr>
           </w:pPr>
-          <w:hyperlink w:anchor="_Toc225614025" w:history="1">
+          <w:hyperlink w:anchor="_Toc225681750" w:history="1">
             <w:r>
               <w:rPr>
                 <w:rStyle w:val="Hyperlink"/>
                 <w:noProof/>
               </w:rPr>
-              <w:t>4.</w:t>
+              <w:t>4</w:t>
             </w:r>
             <w:r>
               <w:rPr>
@@ -1788,7 +2889,7 @@
                 <w:noProof/>
                 <w:webHidden/>
               </w:rPr>
-              <w:instrText xml:space="preserve"> PAGEREF _Toc225614025 \h </w:instrText>
+              <w:instrText xml:space="preserve"> PAGEREF _Toc225681750 \h </w:instrText>
             </w:r>
             <w:r>
               <w:rPr>
@@ -1808,7 +2909,7 @@
                 <w:noProof/>
                 <w:webHidden/>
               </w:rPr>
-              <w:t>8</w:t>
+              <w:t>11</w:t>
             </w:r>
             <w:r>
               <w:rPr>
@@ -1832,13 +2933,13 @@
               <w:lang w:eastAsia="en-NZ"/>
             </w:rPr>
           </w:pPr>
-          <w:hyperlink w:anchor="_Toc225614026" w:history="1">
+          <w:hyperlink w:anchor="_Toc225681751" w:history="1">
             <w:r>
               <w:rPr>
                 <w:rStyle w:val="Hyperlink"/>
                 <w:noProof/>
               </w:rPr>
-              <w:t>5.</w:t>
+              <w:t>5</w:t>
             </w:r>
             <w:r>
               <w:rPr>
@@ -1874,7 +2975,7 @@
                 <w:noProof/>
                 <w:webHidden/>
               </w:rPr>
-              <w:instrText xml:space="preserve"> PAGEREF _Toc225614026 \h </w:instrText>
+              <w:instrText xml:space="preserve"> PAGEREF _Toc225681751 \h </w:instrText>
             </w:r>
             <w:r>
               <w:rPr>
@@ -1894,7 +2995,7 @@
                 <w:noProof/>
                 <w:webHidden/>
               </w:rPr>
-              <w:t>8</w:t>
+              <w:t>11</w:t>
             </w:r>
             <w:r>
               <w:rPr>
@@ -1918,13 +3019,13 @@
               <w:lang w:eastAsia="en-NZ"/>
             </w:rPr>
           </w:pPr>
-          <w:hyperlink w:anchor="_Toc225614027" w:history="1">
+          <w:hyperlink w:anchor="_Toc225681752" w:history="1">
             <w:r>
               <w:rPr>
                 <w:rStyle w:val="Hyperlink"/>
                 <w:noProof/>
               </w:rPr>
-              <w:t>6.</w:t>
+              <w:t>6</w:t>
             </w:r>
             <w:r>
               <w:rPr>
@@ -1939,7 +3040,7 @@
                 <w:rStyle w:val="Hyperlink"/>
                 <w:noProof/>
               </w:rPr>
-              <w:t>References – Project Dependencies</w:t>
+              <w:t>References</w:t>
             </w:r>
             <w:r>
               <w:rPr>
@@ -1960,7 +3061,7 @@
                 <w:noProof/>
                 <w:webHidden/>
               </w:rPr>
-              <w:instrText xml:space="preserve"> PAGEREF _Toc225614027 \h </w:instrText>
+              <w:instrText xml:space="preserve"> PAGEREF _Toc225681752 \h </w:instrText>
             </w:r>
             <w:r>
               <w:rPr>
@@ -1980,7 +3081,357 @@
                 <w:noProof/>
                 <w:webHidden/>
               </w:rPr>
-              <w:t>8</w:t>
+              <w:t>12</w:t>
+            </w:r>
+            <w:r>
+              <w:rPr>
+                <w:noProof/>
+                <w:webHidden/>
+              </w:rPr>
+              <w:fldChar w:fldCharType="end"/>
+            </w:r>
+          </w:hyperlink>
+        </w:p>
+        <w:p>
+          <w:pPr>
+            <w:pStyle w:val="TOC2"/>
+            <w:tabs>
+              <w:tab w:val="right" w:leader="dot" w:pos="9016"/>
+            </w:tabs>
+            <w:rPr>
+              <w:rFonts w:eastAsiaTheme="minorEastAsia"/>
+              <w:noProof/>
+              <w:lang w:eastAsia="en-NZ"/>
+            </w:rPr>
+          </w:pPr>
+          <w:hyperlink w:anchor="_Toc225681753" w:history="1">
+            <w:r>
+              <w:rPr>
+                <w:rStyle w:val="Hyperlink"/>
+                <w:noProof/>
+              </w:rPr>
+              <w:t>6.1 Frontend</w:t>
+            </w:r>
+            <w:r>
+              <w:rPr>
+                <w:noProof/>
+                <w:webHidden/>
+              </w:rPr>
+              <w:tab/>
+            </w:r>
+            <w:r>
+              <w:rPr>
+                <w:noProof/>
+                <w:webHidden/>
+              </w:rPr>
+              <w:fldChar w:fldCharType="begin"/>
+            </w:r>
+            <w:r>
+              <w:rPr>
+                <w:noProof/>
+                <w:webHidden/>
+              </w:rPr>
+              <w:instrText xml:space="preserve"> PAGEREF _Toc225681753 \h </w:instrText>
+            </w:r>
+            <w:r>
+              <w:rPr>
+                <w:noProof/>
+                <w:webHidden/>
+              </w:rPr>
+            </w:r>
+            <w:r>
+              <w:rPr>
+                <w:noProof/>
+                <w:webHidden/>
+              </w:rPr>
+              <w:fldChar w:fldCharType="separate"/>
+            </w:r>
+            <w:r>
+              <w:rPr>
+                <w:noProof/>
+                <w:webHidden/>
+              </w:rPr>
+              <w:t>12</w:t>
+            </w:r>
+            <w:r>
+              <w:rPr>
+                <w:noProof/>
+                <w:webHidden/>
+              </w:rPr>
+              <w:fldChar w:fldCharType="end"/>
+            </w:r>
+          </w:hyperlink>
+        </w:p>
+        <w:p>
+          <w:pPr>
+            <w:pStyle w:val="TOC2"/>
+            <w:tabs>
+              <w:tab w:val="right" w:leader="dot" w:pos="9016"/>
+            </w:tabs>
+            <w:rPr>
+              <w:rFonts w:eastAsiaTheme="minorEastAsia"/>
+              <w:noProof/>
+              <w:lang w:eastAsia="en-NZ"/>
+            </w:rPr>
+          </w:pPr>
+          <w:hyperlink w:anchor="_Toc225681754" w:history="1">
+            <w:r>
+              <w:rPr>
+                <w:rStyle w:val="Hyperlink"/>
+                <w:noProof/>
+              </w:rPr>
+              <w:t>6.2 Backend</w:t>
+            </w:r>
+            <w:r>
+              <w:rPr>
+                <w:noProof/>
+                <w:webHidden/>
+              </w:rPr>
+              <w:tab/>
+            </w:r>
+            <w:r>
+              <w:rPr>
+                <w:noProof/>
+                <w:webHidden/>
+              </w:rPr>
+              <w:fldChar w:fldCharType="begin"/>
+            </w:r>
+            <w:r>
+              <w:rPr>
+                <w:noProof/>
+                <w:webHidden/>
+              </w:rPr>
+              <w:instrText xml:space="preserve"> PAGEREF _Toc225681754 \h </w:instrText>
+            </w:r>
+            <w:r>
+              <w:rPr>
+                <w:noProof/>
+                <w:webHidden/>
+              </w:rPr>
+            </w:r>
+            <w:r>
+              <w:rPr>
+                <w:noProof/>
+                <w:webHidden/>
+              </w:rPr>
+              <w:fldChar w:fldCharType="separate"/>
+            </w:r>
+            <w:r>
+              <w:rPr>
+                <w:noProof/>
+                <w:webHidden/>
+              </w:rPr>
+              <w:t>12</w:t>
+            </w:r>
+            <w:r>
+              <w:rPr>
+                <w:noProof/>
+                <w:webHidden/>
+              </w:rPr>
+              <w:fldChar w:fldCharType="end"/>
+            </w:r>
+          </w:hyperlink>
+        </w:p>
+        <w:p>
+          <w:pPr>
+            <w:pStyle w:val="TOC2"/>
+            <w:tabs>
+              <w:tab w:val="right" w:leader="dot" w:pos="9016"/>
+            </w:tabs>
+            <w:rPr>
+              <w:rFonts w:eastAsiaTheme="minorEastAsia"/>
+              <w:noProof/>
+              <w:lang w:eastAsia="en-NZ"/>
+            </w:rPr>
+          </w:pPr>
+          <w:hyperlink w:anchor="_Toc225681755" w:history="1">
+            <w:r>
+              <w:rPr>
+                <w:rStyle w:val="Hyperlink"/>
+                <w:noProof/>
+              </w:rPr>
+              <w:t>6.3 Real-time Messaging</w:t>
+            </w:r>
+            <w:r>
+              <w:rPr>
+                <w:noProof/>
+                <w:webHidden/>
+              </w:rPr>
+              <w:tab/>
+            </w:r>
+            <w:r>
+              <w:rPr>
+                <w:noProof/>
+                <w:webHidden/>
+              </w:rPr>
+              <w:fldChar w:fldCharType="begin"/>
+            </w:r>
+            <w:r>
+              <w:rPr>
+                <w:noProof/>
+                <w:webHidden/>
+              </w:rPr>
+              <w:instrText xml:space="preserve"> PAGEREF _Toc225681755 \h </w:instrText>
+            </w:r>
+            <w:r>
+              <w:rPr>
+                <w:noProof/>
+                <w:webHidden/>
+              </w:rPr>
+            </w:r>
+            <w:r>
+              <w:rPr>
+                <w:noProof/>
+                <w:webHidden/>
+              </w:rPr>
+              <w:fldChar w:fldCharType="separate"/>
+            </w:r>
+            <w:r>
+              <w:rPr>
+                <w:noProof/>
+                <w:webHidden/>
+              </w:rPr>
+              <w:t>12</w:t>
+            </w:r>
+            <w:r>
+              <w:rPr>
+                <w:noProof/>
+                <w:webHidden/>
+              </w:rPr>
+              <w:fldChar w:fldCharType="end"/>
+            </w:r>
+          </w:hyperlink>
+        </w:p>
+        <w:p>
+          <w:pPr>
+            <w:pStyle w:val="TOC2"/>
+            <w:tabs>
+              <w:tab w:val="right" w:leader="dot" w:pos="9016"/>
+            </w:tabs>
+            <w:rPr>
+              <w:rFonts w:eastAsiaTheme="minorEastAsia"/>
+              <w:noProof/>
+              <w:lang w:eastAsia="en-NZ"/>
+            </w:rPr>
+          </w:pPr>
+          <w:hyperlink w:anchor="_Toc225681756" w:history="1">
+            <w:r>
+              <w:rPr>
+                <w:rStyle w:val="Hyperlink"/>
+                <w:noProof/>
+              </w:rPr>
+              <w:t>6.4 Database + Tools</w:t>
+            </w:r>
+            <w:r>
+              <w:rPr>
+                <w:noProof/>
+                <w:webHidden/>
+              </w:rPr>
+              <w:tab/>
+            </w:r>
+            <w:r>
+              <w:rPr>
+                <w:noProof/>
+                <w:webHidden/>
+              </w:rPr>
+              <w:fldChar w:fldCharType="begin"/>
+            </w:r>
+            <w:r>
+              <w:rPr>
+                <w:noProof/>
+                <w:webHidden/>
+              </w:rPr>
+              <w:instrText xml:space="preserve"> PAGEREF _Toc225681756 \h </w:instrText>
+            </w:r>
+            <w:r>
+              <w:rPr>
+                <w:noProof/>
+                <w:webHidden/>
+              </w:rPr>
+            </w:r>
+            <w:r>
+              <w:rPr>
+                <w:noProof/>
+                <w:webHidden/>
+              </w:rPr>
+              <w:fldChar w:fldCharType="separate"/>
+            </w:r>
+            <w:r>
+              <w:rPr>
+                <w:noProof/>
+                <w:webHidden/>
+              </w:rPr>
+              <w:t>12</w:t>
+            </w:r>
+            <w:r>
+              <w:rPr>
+                <w:noProof/>
+                <w:webHidden/>
+              </w:rPr>
+              <w:fldChar w:fldCharType="end"/>
+            </w:r>
+          </w:hyperlink>
+        </w:p>
+        <w:p>
+          <w:pPr>
+            <w:pStyle w:val="TOC2"/>
+            <w:tabs>
+              <w:tab w:val="right" w:leader="dot" w:pos="9016"/>
+            </w:tabs>
+            <w:rPr>
+              <w:rFonts w:eastAsiaTheme="minorEastAsia"/>
+              <w:noProof/>
+              <w:lang w:eastAsia="en-NZ"/>
+            </w:rPr>
+          </w:pPr>
+          <w:hyperlink w:anchor="_Toc225681757" w:history="1">
+            <w:r>
+              <w:rPr>
+                <w:rStyle w:val="Hyperlink"/>
+                <w:noProof/>
+              </w:rPr>
+              <w:t>6.5 Testing</w:t>
+            </w:r>
+            <w:r>
+              <w:rPr>
+                <w:noProof/>
+                <w:webHidden/>
+              </w:rPr>
+              <w:tab/>
+            </w:r>
+            <w:r>
+              <w:rPr>
+                <w:noProof/>
+                <w:webHidden/>
+              </w:rPr>
+              <w:fldChar w:fldCharType="begin"/>
+            </w:r>
+            <w:r>
+              <w:rPr>
+                <w:noProof/>
+                <w:webHidden/>
+              </w:rPr>
+              <w:instrText xml:space="preserve"> PAGEREF _Toc225681757 \h </w:instrText>
+            </w:r>
+            <w:r>
+              <w:rPr>
+                <w:noProof/>
+                <w:webHidden/>
+              </w:rPr>
+            </w:r>
+            <w:r>
+              <w:rPr>
+                <w:noProof/>
+                <w:webHidden/>
+              </w:rPr>
+              <w:fldChar w:fldCharType="separate"/>
+            </w:r>
+            <w:r>
+              <w:rPr>
+                <w:noProof/>
+                <w:webHidden/>
+              </w:rPr>
+              <w:t>12</w:t>
             </w:r>
             <w:r>
               <w:rPr>
@@ -2017,7 +3468,7 @@
         </w:numPr>
         <w:ind w:left="284"/>
       </w:pPr>
-      <w:bookmarkStart w:id="0" w:name="_Toc225614010"/>
+      <w:bookmarkStart w:id="0" w:name="_Toc225681720"/>
       <w:r>
         <w:lastRenderedPageBreak/>
         <w:t>Introduction</w:t>
@@ -2039,7 +3490,7 @@
       <w:pPr>
         <w:pStyle w:val="Heading2"/>
       </w:pPr>
-      <w:bookmarkStart w:id="1" w:name="_Toc225614011"/>
+      <w:bookmarkStart w:id="1" w:name="_Toc225681721"/>
       <w:r>
         <w:t>1.1 Purpose</w:t>
       </w:r>
@@ -2064,7 +3515,7 @@
       <w:pPr>
         <w:pStyle w:val="Heading2"/>
       </w:pPr>
-      <w:bookmarkStart w:id="2" w:name="_Toc225614012"/>
+      <w:bookmarkStart w:id="2" w:name="_Toc225681722"/>
       <w:r>
         <w:t>1.</w:t>
       </w:r>
@@ -2083,7 +3534,7 @@
       <w:pPr>
         <w:pStyle w:val="Heading2"/>
       </w:pPr>
-      <w:bookmarkStart w:id="3" w:name="_Toc225614013"/>
+      <w:bookmarkStart w:id="3" w:name="_Toc225681723"/>
       <w:r>
         <w:t>1.</w:t>
       </w:r>
@@ -2110,7 +3561,7 @@
       <w:pPr>
         <w:pStyle w:val="Heading2"/>
       </w:pPr>
-      <w:bookmarkStart w:id="4" w:name="_Toc225614014"/>
+      <w:bookmarkStart w:id="4" w:name="_Toc225681724"/>
       <w:r>
         <w:t>1.</w:t>
       </w:r>
@@ -2134,7 +3585,7 @@
         </w:numPr>
         <w:ind w:left="284"/>
       </w:pPr>
-      <w:bookmarkStart w:id="5" w:name="_Toc225614015"/>
+      <w:bookmarkStart w:id="5" w:name="_Toc225681725"/>
       <w:r>
         <w:t>Product Description</w:t>
       </w:r>
@@ -2144,7 +3595,7 @@
       <w:pPr>
         <w:pStyle w:val="Heading2"/>
       </w:pPr>
-      <w:bookmarkStart w:id="6" w:name="_Toc225614016"/>
+      <w:bookmarkStart w:id="6" w:name="_Toc225681726"/>
       <w:r>
         <w:t>2</w:t>
       </w:r>
@@ -2210,7 +3661,7 @@
               <w:ind w:left="0"/>
             </w:pPr>
             <w:r>
-              <w:t>User Story Description</w:t>
+              <w:t>User Story</w:t>
             </w:r>
           </w:p>
         </w:tc>
@@ -2793,22 +4244,32 @@
       <w:pPr>
         <w:pStyle w:val="Heading2"/>
       </w:pPr>
-      <w:bookmarkStart w:id="7" w:name="_Toc225614017"/>
-      <w:r>
-        <w:t>2.2 Architecture Diagram</w:t>
-      </w:r>
-      <w:bookmarkEnd w:id="7"/>
-    </w:p>
-    <w:p>
+      <w:bookmarkStart w:id="7" w:name="_Toc225681727"/>
       <w:r>
         <w:rPr>
           <w:noProof/>
         </w:rPr>
         <w:drawing>
-          <wp:inline distT="0" distB="0" distL="0" distR="0" wp14:anchorId="7AC378FC" wp14:editId="3805469F">
-            <wp:extent cx="5731510" cy="1451772"/>
-            <wp:effectExtent l="0" t="0" r="2540" b="0"/>
-            <wp:docPr id="897761940" name="Picture 1"/>
+          <wp:anchor distT="0" distB="0" distL="114300" distR="114300" simplePos="0" relativeHeight="251670528" behindDoc="0" locked="0" layoutInCell="1" allowOverlap="1" wp14:anchorId="07A8BFAA" wp14:editId="221965CD">
+            <wp:simplePos x="0" y="0"/>
+            <wp:positionH relativeFrom="column">
+              <wp:posOffset>0</wp:posOffset>
+            </wp:positionH>
+            <wp:positionV relativeFrom="paragraph">
+              <wp:posOffset>419735</wp:posOffset>
+            </wp:positionV>
+            <wp:extent cx="5730875" cy="2019300"/>
+            <wp:effectExtent l="0" t="0" r="3175" b="0"/>
+            <wp:wrapThrough wrapText="bothSides">
+              <wp:wrapPolygon edited="0">
+                <wp:start x="0" y="0"/>
+                <wp:lineTo x="0" y="21396"/>
+                <wp:lineTo x="21540" y="21396"/>
+                <wp:lineTo x="21540" y="0"/>
+                <wp:lineTo x="0" y="0"/>
+              </wp:wrapPolygon>
+            </wp:wrapThrough>
+            <wp:docPr id="77456417" name="Picture 1"/>
             <wp:cNvGraphicFramePr>
               <a:graphicFrameLocks xmlns:a="http://schemas.openxmlformats.org/drawingml/2006/main" noChangeAspect="1"/>
             </wp:cNvGraphicFramePr>
@@ -2816,12 +4277,18 @@
               <a:graphicData uri="http://schemas.openxmlformats.org/drawingml/2006/picture">
                 <pic:pic xmlns:pic="http://schemas.openxmlformats.org/drawingml/2006/picture">
                   <pic:nvPicPr>
-                    <pic:cNvPr id="257248502" name=""/>
+                    <pic:cNvPr id="77456417" name=""/>
                     <pic:cNvPicPr/>
                   </pic:nvPicPr>
                   <pic:blipFill rotWithShape="1">
-                    <a:blip r:embed="rId7"/>
-                    <a:srcRect b="5448"/>
+                    <a:blip r:embed="rId7" cstate="print">
+                      <a:extLst>
+                        <a:ext uri="{28A0092B-C50C-407E-A947-70E740481C1C}">
+                          <a14:useLocalDpi xmlns:a14="http://schemas.microsoft.com/office/drawing/2010/main" val="0"/>
+                        </a:ext>
+                      </a:extLst>
+                    </a:blip>
+                    <a:srcRect t="21373" b="25772"/>
                     <a:stretch>
                       <a:fillRect/>
                     </a:stretch>
@@ -2829,7 +4296,7 @@
                   <pic:spPr bwMode="auto">
                     <a:xfrm>
                       <a:off x="0" y="0"/>
-                      <a:ext cx="5731510" cy="1451772"/>
+                      <a:ext cx="5730875" cy="2019300"/>
                     </a:xfrm>
                     <a:prstGeom prst="rect">
                       <a:avLst/>
@@ -2846,10 +4313,21 @@
                 </pic:pic>
               </a:graphicData>
             </a:graphic>
-          </wp:inline>
+            <wp14:sizeRelH relativeFrom="page">
+              <wp14:pctWidth>0</wp14:pctWidth>
+            </wp14:sizeRelH>
+            <wp14:sizeRelV relativeFrom="page">
+              <wp14:pctHeight>0</wp14:pctHeight>
+            </wp14:sizeRelV>
+          </wp:anchor>
         </w:drawing>
       </w:r>
-    </w:p>
+      <w:r>
+        <w:t>2.2 Architecture Diagram</w:t>
+      </w:r>
+      <w:bookmarkEnd w:id="7"/>
+    </w:p>
+    <w:p/>
     <w:p>
       <w:pPr>
         <w:pStyle w:val="Heading2"/>
@@ -2867,7 +4345,7 @@
       <w:pPr>
         <w:pStyle w:val="Heading2"/>
       </w:pPr>
-      <w:bookmarkStart w:id="8" w:name="_Toc225614018"/>
+      <w:bookmarkStart w:id="8" w:name="_Toc225681728"/>
       <w:r>
         <w:lastRenderedPageBreak/>
         <w:t>2</w:t>
@@ -3269,7 +4747,7 @@
       <w:pPr>
         <w:pStyle w:val="Heading2"/>
       </w:pPr>
-      <w:bookmarkStart w:id="9" w:name="_Toc225614019"/>
+      <w:bookmarkStart w:id="9" w:name="_Toc225681729"/>
       <w:r>
         <w:lastRenderedPageBreak/>
         <w:t>2.</w:t>
@@ -3288,10 +4766,6 @@
     <w:p>
       <w:pPr>
         <w:pStyle w:val="ListBullet"/>
-        <w:tabs>
-          <w:tab w:val="num" w:pos="360"/>
-        </w:tabs>
-        <w:ind w:left="360" w:hanging="360"/>
       </w:pPr>
       <w:r>
         <w:t>Frontend: React (Vite), Material UI (MUI), Context API</w:t>
@@ -3300,10 +4774,6 @@
     <w:p>
       <w:pPr>
         <w:pStyle w:val="ListBullet"/>
-        <w:tabs>
-          <w:tab w:val="num" w:pos="360"/>
-        </w:tabs>
-        <w:ind w:left="360" w:hanging="360"/>
       </w:pPr>
       <w:r>
         <w:t>Backend: Node.js, Express.js (MVC)</w:t>
@@ -3312,10 +4782,6 @@
     <w:p>
       <w:pPr>
         <w:pStyle w:val="ListBullet"/>
-        <w:tabs>
-          <w:tab w:val="num" w:pos="360"/>
-        </w:tabs>
-        <w:ind w:left="360" w:hanging="360"/>
       </w:pPr>
       <w:r>
         <w:t xml:space="preserve">Database: MySQL with </w:t>
@@ -3332,10 +4798,6 @@
     <w:p>
       <w:pPr>
         <w:pStyle w:val="ListBullet"/>
-        <w:tabs>
-          <w:tab w:val="num" w:pos="360"/>
-        </w:tabs>
-        <w:ind w:left="360" w:hanging="360"/>
       </w:pPr>
       <w:r>
         <w:t>Real-time Communication: Socket.IO</w:t>
@@ -3344,10 +4806,6 @@
     <w:p>
       <w:pPr>
         <w:pStyle w:val="ListBullet"/>
-        <w:tabs>
-          <w:tab w:val="num" w:pos="360"/>
-        </w:tabs>
-        <w:ind w:left="360" w:hanging="360"/>
       </w:pPr>
       <w:r>
         <w:t xml:space="preserve">Testing: Jest and </w:t>
@@ -3372,7 +4830,7 @@
       <w:pPr>
         <w:pStyle w:val="Heading2"/>
       </w:pPr>
-      <w:bookmarkStart w:id="10" w:name="_Toc225614020"/>
+      <w:bookmarkStart w:id="10" w:name="_Toc225681730"/>
       <w:r>
         <w:t>2.5 Database Design</w:t>
       </w:r>
@@ -3438,7 +4896,7 @@
       <w:pPr>
         <w:pStyle w:val="Heading2"/>
       </w:pPr>
-      <w:bookmarkStart w:id="11" w:name="_Toc225614021"/>
+      <w:bookmarkStart w:id="11" w:name="_Toc225681731"/>
       <w:r>
         <w:t xml:space="preserve">2.6 </w:t>
       </w:r>
@@ -3449,10 +4907,29 @@
     </w:p>
     <w:p>
       <w:pPr>
+        <w:pStyle w:val="Heading3"/>
+      </w:pPr>
+      <w:bookmarkStart w:id="12" w:name="_Toc225681732"/>
+      <w:r>
+        <w:t>2.</w:t>
+      </w:r>
+      <w:r>
+        <w:t>6</w:t>
+      </w:r>
+      <w:r>
+        <w:t xml:space="preserve">.1 </w:t>
+      </w:r>
+      <w:r>
+        <w:t>User Registration</w:t>
+      </w:r>
+      <w:bookmarkEnd w:id="12"/>
+    </w:p>
+    <w:p>
+      <w:pPr>
         <w:pStyle w:val="ListBullet"/>
       </w:pPr>
       <w:r>
-        <w:t>User registration and login with secure password handling.</w:t>
+        <w:t>The system shall allow a new user to create an account by providing a display name, email, and password.</w:t>
       </w:r>
     </w:p>
     <w:p>
@@ -3460,7 +4937,7 @@
         <w:pStyle w:val="ListBullet"/>
       </w:pPr>
       <w:r>
-        <w:t>Create, view, update, and delete donation item listings.</w:t>
+        <w:t>The system shall prevent duplicate registrations by enforcing unique email addresses.</w:t>
       </w:r>
     </w:p>
     <w:p>
@@ -3468,15 +4945,32 @@
         <w:pStyle w:val="ListBullet"/>
       </w:pPr>
       <w:r>
-        <w:t>Upload and display item images.</w:t>
-      </w:r>
+        <w:lastRenderedPageBreak/>
+        <w:t>Upon successful registration, the system shall confirm account creation and allow the user to proceed to login.</w:t>
+      </w:r>
+    </w:p>
+    <w:p>
+      <w:pPr>
+        <w:pStyle w:val="Heading3"/>
+      </w:pPr>
+      <w:bookmarkStart w:id="13" w:name="_Toc225681733"/>
+      <w:r>
+        <w:t>2.6.</w:t>
+      </w:r>
+      <w:r>
+        <w:t xml:space="preserve">2 </w:t>
+      </w:r>
+      <w:r>
+        <w:t>User Login and Session Management</w:t>
+      </w:r>
+      <w:bookmarkEnd w:id="13"/>
     </w:p>
     <w:p>
       <w:pPr>
         <w:pStyle w:val="ListBullet"/>
       </w:pPr>
       <w:r>
-        <w:t>Browse, search, and filter items by category and keywords.</w:t>
+        <w:t>The system shall allow registered users to log in using valid credentials.</w:t>
       </w:r>
     </w:p>
     <w:p>
@@ -3484,7 +4978,7 @@
         <w:pStyle w:val="ListBullet"/>
       </w:pPr>
       <w:r>
-        <w:t>Real-time messaging between users about specific items.</w:t>
+        <w:t>The system shall generate and return a session token on successful login.</w:t>
       </w:r>
     </w:p>
     <w:p>
@@ -3492,8 +4986,353 @@
         <w:pStyle w:val="ListBullet"/>
       </w:pPr>
       <w:r>
+        <w:t>The system shall require the frontend to include the token in the Authorization header (Bearer token) for protected operations.</w:t>
+      </w:r>
+    </w:p>
+    <w:p>
+      <w:pPr>
+        <w:pStyle w:val="ListBullet"/>
+      </w:pPr>
+      <w:r>
+        <w:t>The system shall reject requests with missing or invalid tokens and return an appropriate authentication error (e.g., 401).</w:t>
+      </w:r>
+    </w:p>
+    <w:p>
+      <w:pPr>
+        <w:pStyle w:val="Heading3"/>
+        <w:numPr>
+          <w:ilvl w:val="2"/>
+          <w:numId w:val="13"/>
+        </w:numPr>
+      </w:pPr>
+      <w:bookmarkStart w:id="14" w:name="_Toc225681734"/>
+      <w:r>
+        <w:t>Create Donation Listing (Item Posting)</w:t>
+      </w:r>
+      <w:bookmarkEnd w:id="14"/>
+    </w:p>
+    <w:p>
+      <w:pPr>
+        <w:pStyle w:val="ListBullet"/>
+        <w:tabs>
+          <w:tab w:val="clear" w:pos="360"/>
+        </w:tabs>
+      </w:pPr>
+      <w:r>
+        <w:t xml:space="preserve">The system shall allow authenticated users to create a donation listing </w:t>
+      </w:r>
+      <w:r>
+        <w:t xml:space="preserve">with </w:t>
+      </w:r>
+      <w:r>
+        <w:t>title, description, category (optional), condition (optional), and image (optional).</w:t>
+      </w:r>
+    </w:p>
+    <w:p>
+      <w:pPr>
+        <w:pStyle w:val="ListBullet"/>
+      </w:pPr>
+      <w:r>
+        <w:t>The system shall store item listing details in the database and associate each item with the owner user.</w:t>
+      </w:r>
+    </w:p>
+    <w:p>
+      <w:pPr>
+        <w:pStyle w:val="ListBullet"/>
+      </w:pPr>
+      <w:r>
+        <w:t>The system shall store uploaded item images in the server uploads folder and store the image reference/path with the item record.</w:t>
+      </w:r>
+    </w:p>
+    <w:p>
+      <w:pPr>
+        <w:pStyle w:val="Heading3"/>
+      </w:pPr>
+      <w:bookmarkStart w:id="15" w:name="_Toc225681735"/>
+      <w:r>
+        <w:t>2.6.</w:t>
+      </w:r>
+      <w:r>
+        <w:t>4</w:t>
+      </w:r>
+      <w:r>
+        <w:t xml:space="preserve"> </w:t>
+      </w:r>
+      <w:r>
+        <w:t>View Donation Listings (Browse Items)</w:t>
+      </w:r>
+      <w:bookmarkEnd w:id="15"/>
+    </w:p>
+    <w:p>
+      <w:pPr>
+        <w:pStyle w:val="ListBullet"/>
+      </w:pPr>
+      <w:r>
+        <w:t>The system shall allow users to view a list of available donation items in the UI.</w:t>
+      </w:r>
+    </w:p>
+    <w:p>
+      <w:pPr>
+        <w:pStyle w:val="ListBullet"/>
+      </w:pPr>
+      <w:r>
+        <w:t>The system shall display key item information such as title, category, condition, and image thumbnail (if provided).</w:t>
+      </w:r>
+    </w:p>
+    <w:p>
+      <w:pPr>
+        <w:pStyle w:val="Heading3"/>
+      </w:pPr>
+      <w:bookmarkStart w:id="16" w:name="_Toc225681736"/>
+      <w:r>
+        <w:t>2.6.</w:t>
+      </w:r>
+      <w:r>
+        <w:t>5 Search and Filter Items</w:t>
+      </w:r>
+      <w:bookmarkEnd w:id="16"/>
+    </w:p>
+    <w:p>
+      <w:pPr>
+        <w:pStyle w:val="ListBullet"/>
+      </w:pPr>
+      <w:r>
+        <w:t>The system shall allow users to filter items by category.</w:t>
+      </w:r>
+    </w:p>
+    <w:p>
+      <w:pPr>
+        <w:pStyle w:val="ListBullet"/>
+      </w:pPr>
+      <w:r>
+        <w:t>The system shall allow users to search items using keywords (e.g., title/description).</w:t>
+      </w:r>
+    </w:p>
+    <w:p>
+      <w:pPr>
+        <w:pStyle w:val="ListBullet"/>
+      </w:pPr>
+      <w:r>
+        <w:t>The system shall allow users to toggle between viewing:</w:t>
+      </w:r>
+    </w:p>
+    <w:p>
+      <w:pPr>
+        <w:pStyle w:val="ListBullet"/>
+        <w:tabs>
+          <w:tab w:val="clear" w:pos="360"/>
+          <w:tab w:val="num" w:pos="720"/>
+        </w:tabs>
+        <w:ind w:left="720"/>
+      </w:pPr>
+      <w:r>
+        <w:t>all items, and</w:t>
+      </w:r>
+    </w:p>
+    <w:p>
+      <w:pPr>
+        <w:pStyle w:val="ListBullet"/>
+        <w:tabs>
+          <w:tab w:val="clear" w:pos="360"/>
+          <w:tab w:val="num" w:pos="720"/>
+        </w:tabs>
+        <w:ind w:left="720"/>
+      </w:pPr>
+      <w:r>
+        <w:t>“my items” (items created by the logged-in user)</w:t>
+      </w:r>
+      <w:r>
+        <w:t>.</w:t>
+      </w:r>
+    </w:p>
+    <w:p>
+      <w:pPr>
+        <w:pStyle w:val="Heading3"/>
+      </w:pPr>
+      <w:bookmarkStart w:id="17" w:name="_Toc225681737"/>
+      <w:r>
+        <w:t>2.6.</w:t>
+      </w:r>
+      <w:r>
+        <w:t>6</w:t>
+      </w:r>
+      <w:r>
+        <w:t xml:space="preserve"> </w:t>
+      </w:r>
+      <w:r>
+        <w:t>View Item Details</w:t>
+      </w:r>
+      <w:bookmarkEnd w:id="17"/>
+    </w:p>
+    <w:p>
+      <w:pPr>
+        <w:pStyle w:val="ListBullet"/>
+      </w:pPr>
+      <w:r>
+        <w:t>The system shall allow users to open an individual item and view</w:t>
+      </w:r>
+      <w:r>
+        <w:t xml:space="preserve"> </w:t>
+      </w:r>
+      <w:r>
+        <w:t>full image (if uploaded), full description, and owner details.</w:t>
+      </w:r>
+    </w:p>
+    <w:p>
+      <w:pPr>
+        <w:pStyle w:val="Heading3"/>
+      </w:pPr>
+      <w:bookmarkStart w:id="18" w:name="_Toc225681738"/>
+      <w:r>
+        <w:t>2.6.</w:t>
+      </w:r>
+      <w:r>
+        <w:t>7</w:t>
+      </w:r>
+      <w:r>
+        <w:t xml:space="preserve"> </w:t>
+      </w:r>
+      <w:r>
+        <w:t>Update Item Listing (Owner Only)</w:t>
+      </w:r>
+      <w:bookmarkEnd w:id="18"/>
+    </w:p>
+    <w:p>
+      <w:pPr>
+        <w:pStyle w:val="ListBullet"/>
+      </w:pPr>
+      <w:r>
+        <w:t>The system shall allow an authenticated user to update an existing listing only if they are the owner of the item.</w:t>
+      </w:r>
+    </w:p>
+    <w:p>
+      <w:pPr>
+        <w:pStyle w:val="ListBullet"/>
+      </w:pPr>
+      <w:r>
+        <w:t>The system shall support updating item fields such as title, description, category, condition, and status (e.g., AVAILABLE/TAKEN).</w:t>
+      </w:r>
+    </w:p>
+    <w:p>
+      <w:pPr>
+        <w:pStyle w:val="ListBullet"/>
+      </w:pPr>
+      <w:r>
+        <w:t>The system shall reject update attempts by non-owners (e.g., return 403).</w:t>
+      </w:r>
+    </w:p>
+    <w:p>
+      <w:pPr>
+        <w:pStyle w:val="Heading3"/>
+      </w:pPr>
+      <w:bookmarkStart w:id="19" w:name="_Toc225681739"/>
+      <w:r>
         <w:lastRenderedPageBreak/>
-        <w:t>Owner-only permissions for editing and deleting items.</w:t>
+        <w:t>2.6.</w:t>
+      </w:r>
+      <w:r>
+        <w:t>8</w:t>
+      </w:r>
+      <w:r>
+        <w:t xml:space="preserve"> </w:t>
+      </w:r>
+      <w:r>
+        <w:t>Update Item Listing (Owner Only)</w:t>
+      </w:r>
+      <w:bookmarkEnd w:id="19"/>
+    </w:p>
+    <w:p>
+      <w:pPr>
+        <w:pStyle w:val="ListBullet"/>
+      </w:pPr>
+      <w:r>
+        <w:t>The system shall allow an authenticated user to delete an existing listing only if they are the owner.</w:t>
+      </w:r>
+    </w:p>
+    <w:p>
+      <w:pPr>
+        <w:pStyle w:val="ListBullet"/>
+      </w:pPr>
+      <w:r>
+        <w:t>The system shall reject delete attempts by non-owners (e.g., return 403).</w:t>
+      </w:r>
+    </w:p>
+    <w:p>
+      <w:pPr>
+        <w:pStyle w:val="Heading3"/>
+      </w:pPr>
+      <w:bookmarkStart w:id="20" w:name="_Toc225681740"/>
+      <w:r>
+        <w:t>2.6.</w:t>
+      </w:r>
+      <w:r>
+        <w:t>9</w:t>
+      </w:r>
+      <w:r>
+        <w:t xml:space="preserve"> </w:t>
+      </w:r>
+      <w:r>
+        <w:t>Real-Time Messaging (Socket.IO)</w:t>
+      </w:r>
+      <w:bookmarkEnd w:id="20"/>
+    </w:p>
+    <w:p>
+      <w:pPr>
+        <w:pStyle w:val="ListBullet"/>
+      </w:pPr>
+      <w:r>
+        <w:t>The system shall allow users to message about a specific item using real-time chat.</w:t>
+      </w:r>
+    </w:p>
+    <w:p>
+      <w:pPr>
+        <w:pStyle w:val="ListBullet"/>
+      </w:pPr>
+      <w:r>
+        <w:t>The system shall support item-specific chat rooms (messages belong to the selected item).</w:t>
+      </w:r>
+    </w:p>
+    <w:p>
+      <w:pPr>
+        <w:pStyle w:val="ListBullet"/>
+      </w:pPr>
+      <w:r>
+        <w:t>The system shall persist chat messages to the database so message history is retained across refresh/re-login.</w:t>
+      </w:r>
+    </w:p>
+    <w:p>
+      <w:pPr>
+        <w:pStyle w:val="Heading3"/>
+      </w:pPr>
+      <w:bookmarkStart w:id="21" w:name="_Toc225681741"/>
+      <w:r>
+        <w:t>2.6.1</w:t>
+      </w:r>
+      <w:r>
+        <w:t>0</w:t>
+      </w:r>
+      <w:r>
+        <w:t xml:space="preserve"> </w:t>
+      </w:r>
+      <w:r>
+        <w:t>Error Handling and User Feedback</w:t>
+      </w:r>
+      <w:bookmarkEnd w:id="21"/>
+    </w:p>
+    <w:p>
+      <w:pPr>
+        <w:pStyle w:val="ListBullet"/>
+      </w:pPr>
+      <w:r>
+        <w:t>The system shall provide clear feedback to users when operations succeed or fail (e.g., invalid credentials, missing fields, unauthorized access).</w:t>
+      </w:r>
+    </w:p>
+    <w:p>
+      <w:pPr>
+        <w:pStyle w:val="ListBullet"/>
+      </w:pPr>
+      <w:r>
+        <w:t>The system shall return consistent API responses for common error cases (400/401/403/404) to support predictable frontend handling.</w:t>
       </w:r>
     </w:p>
     <w:p>
@@ -3509,7 +5348,7 @@
       <w:pPr>
         <w:pStyle w:val="Heading2"/>
       </w:pPr>
-      <w:bookmarkStart w:id="12" w:name="_Toc225614022"/>
+      <w:bookmarkStart w:id="22" w:name="_Toc225681742"/>
       <w:r>
         <w:t>2.</w:t>
       </w:r>
@@ -3525,15 +5364,21 @@
       <w:r>
         <w:t>Functional Requirements</w:t>
       </w:r>
-      <w:bookmarkEnd w:id="12"/>
+      <w:bookmarkEnd w:id="22"/>
+    </w:p>
+    <w:p>
+      <w:pPr>
+        <w:pStyle w:val="Heading3"/>
+      </w:pPr>
+      <w:bookmarkStart w:id="23" w:name="_Toc225681743"/>
+      <w:r>
+        <w:t>2.7.1 Security</w:t>
+      </w:r>
+      <w:bookmarkEnd w:id="23"/>
     </w:p>
     <w:p>
       <w:pPr>
         <w:pStyle w:val="ListBullet"/>
-        <w:numPr>
-          <w:ilvl w:val="0"/>
-          <w:numId w:val="0"/>
-        </w:numPr>
         <w:rPr>
           <w:rFonts w:eastAsiaTheme="minorHAnsi"/>
           <w:lang w:val="en-NZ" w:eastAsia="en-US"/>
@@ -3542,37 +5387,521 @@
       <w:r>
         <w:rPr>
           <w:rFonts w:eastAsiaTheme="minorHAnsi"/>
+          <w:b/>
+          <w:bCs/>
           <w:lang w:val="en-NZ" w:eastAsia="en-US"/>
         </w:rPr>
-        <w:t>The system emphasizes strong security by storing passwords as salted hashes, enforcing authenticated routes through valid session tokens, and applying strict authorization rules to prevent unauthorized item modifications. Usability is supported through a responsive Material UI interface, intuitive navigation with a filter sidebar and detailed item pages, and consistent feedback for both errors and user actions. To ensure long</w:t>
+        <w:t>Authentication required for protected actions:</w:t>
       </w:r>
       <w:r>
         <w:rPr>
           <w:rFonts w:eastAsiaTheme="minorHAnsi"/>
           <w:lang w:val="en-NZ" w:eastAsia="en-US"/>
         </w:rPr>
-        <w:noBreakHyphen/>
-        <w:t>term maintainability, the project follows clear separation of concerns with an MVC backend, uses modular React components and context providers on the frontend, and incorporates automated tests to reduce regressions and support ongoing development.</w:t>
+        <w:t xml:space="preserve"> Users must be logged in to create items, update/delete items, and access chat history.</w:t>
       </w:r>
     </w:p>
     <w:p>
       <w:pPr>
         <w:pStyle w:val="ListBullet"/>
-        <w:numPr>
-          <w:ilvl w:val="0"/>
-          <w:numId w:val="0"/>
-        </w:numPr>
         <w:rPr>
           <w:rFonts w:eastAsiaTheme="minorHAnsi"/>
           <w:lang w:val="en-NZ" w:eastAsia="en-US"/>
         </w:rPr>
       </w:pPr>
-    </w:p>
+      <w:r>
+        <w:rPr>
+          <w:rFonts w:eastAsiaTheme="minorHAnsi"/>
+          <w:b/>
+          <w:bCs/>
+          <w:lang w:val="en-NZ" w:eastAsia="en-US"/>
+        </w:rPr>
+        <w:t>Session-based authorization:</w:t>
+      </w:r>
+      <w:r>
+        <w:rPr>
+          <w:rFonts w:eastAsiaTheme="minorHAnsi"/>
+          <w:lang w:val="en-NZ" w:eastAsia="en-US"/>
+        </w:rPr>
+        <w:t xml:space="preserve"> Protected API requests must include an Authorization header (Bearer token), and tokens are validated against stored sessions.</w:t>
+      </w:r>
+    </w:p>
+    <w:p>
+      <w:pPr>
+        <w:pStyle w:val="ListBullet"/>
+        <w:rPr>
+          <w:rFonts w:eastAsiaTheme="minorHAnsi"/>
+          <w:lang w:val="en-NZ" w:eastAsia="en-US"/>
+        </w:rPr>
+      </w:pPr>
+      <w:r>
+        <w:rPr>
+          <w:rFonts w:eastAsiaTheme="minorHAnsi"/>
+          <w:b/>
+          <w:bCs/>
+          <w:lang w:val="en-NZ" w:eastAsia="en-US"/>
+        </w:rPr>
+        <w:t>Password protection:</w:t>
+      </w:r>
+      <w:r>
+        <w:rPr>
+          <w:rFonts w:eastAsiaTheme="minorHAnsi"/>
+          <w:lang w:val="en-NZ" w:eastAsia="en-US"/>
+        </w:rPr>
+        <w:t xml:space="preserve"> User passwords are never stored in plain text; passwords are stored as salted password hashes.</w:t>
+      </w:r>
+    </w:p>
+    <w:p>
+      <w:pPr>
+        <w:pStyle w:val="ListBullet"/>
+        <w:rPr>
+          <w:rFonts w:eastAsiaTheme="minorHAnsi"/>
+          <w:lang w:val="en-NZ" w:eastAsia="en-US"/>
+        </w:rPr>
+      </w:pPr>
+      <w:r>
+        <w:rPr>
+          <w:rFonts w:eastAsiaTheme="minorHAnsi"/>
+          <w:b/>
+          <w:bCs/>
+          <w:lang w:val="en-NZ" w:eastAsia="en-US"/>
+        </w:rPr>
+        <w:t>Owner-only permissions:</w:t>
+      </w:r>
+      <w:r>
+        <w:rPr>
+          <w:rFonts w:eastAsiaTheme="minorHAnsi"/>
+          <w:lang w:val="en-NZ" w:eastAsia="en-US"/>
+        </w:rPr>
+        <w:t xml:space="preserve"> Only the item owner can edit or delete their own listings (enforced via backend authorization rules).</w:t>
+      </w:r>
+    </w:p>
+    <w:p>
+      <w:pPr>
+        <w:pStyle w:val="ListBullet"/>
+        <w:rPr>
+          <w:rFonts w:eastAsiaTheme="minorHAnsi"/>
+          <w:lang w:val="en-NZ" w:eastAsia="en-US"/>
+        </w:rPr>
+      </w:pPr>
+      <w:r>
+        <w:rPr>
+          <w:rFonts w:eastAsiaTheme="minorHAnsi"/>
+          <w:b/>
+          <w:bCs/>
+          <w:lang w:val="en-NZ" w:eastAsia="en-US"/>
+        </w:rPr>
+        <w:t>Input validation and safe error handling:</w:t>
+      </w:r>
+      <w:r>
+        <w:rPr>
+          <w:rFonts w:eastAsiaTheme="minorHAnsi"/>
+          <w:lang w:val="en-NZ" w:eastAsia="en-US"/>
+        </w:rPr>
+        <w:t xml:space="preserve"> The backend should return consistent error responses (400/401/403/404) without exposing sensitive information.</w:t>
+      </w:r>
+    </w:p>
+    <w:p>
+      <w:pPr>
+        <w:pStyle w:val="Heading3"/>
+      </w:pPr>
+      <w:bookmarkStart w:id="24" w:name="_Toc225681744"/>
+      <w:r>
+        <w:t>2.7.</w:t>
+      </w:r>
+      <w:r>
+        <w:t>2</w:t>
+      </w:r>
+      <w:r>
+        <w:t xml:space="preserve"> </w:t>
+      </w:r>
+      <w:r>
+        <w:t>Usability &amp; Accessibility</w:t>
+      </w:r>
+      <w:bookmarkEnd w:id="24"/>
+    </w:p>
+    <w:p>
+      <w:pPr>
+        <w:pStyle w:val="ListBullet"/>
+        <w:rPr>
+          <w:rFonts w:eastAsiaTheme="minorHAnsi"/>
+          <w:lang w:val="en-NZ" w:eastAsia="en-US"/>
+        </w:rPr>
+      </w:pPr>
+      <w:r>
+        <w:rPr>
+          <w:rFonts w:eastAsiaTheme="minorHAnsi"/>
+          <w:b/>
+          <w:bCs/>
+          <w:lang w:val="en-NZ" w:eastAsia="en-US"/>
+        </w:rPr>
+        <w:t>Easy to learn and navigate:</w:t>
+      </w:r>
+      <w:r>
+        <w:rPr>
+          <w:rFonts w:eastAsiaTheme="minorHAnsi"/>
+          <w:lang w:val="en-NZ" w:eastAsia="en-US"/>
+        </w:rPr>
+        <w:t xml:space="preserve"> The interface should be intuitive for first-time users with c</w:t>
+      </w:r>
+      <w:r>
+        <w:rPr>
+          <w:rFonts w:eastAsiaTheme="minorHAnsi"/>
+          <w:lang w:val="en-NZ" w:eastAsia="en-US"/>
+        </w:rPr>
+        <w:t>l</w:t>
+      </w:r>
+      <w:r>
+        <w:rPr>
+          <w:rFonts w:eastAsiaTheme="minorHAnsi"/>
+          <w:lang w:val="en-NZ" w:eastAsia="en-US"/>
+        </w:rPr>
+        <w:t>ear navigation and consistent layout.</w:t>
+      </w:r>
+    </w:p>
+    <w:p>
+      <w:pPr>
+        <w:pStyle w:val="ListBullet"/>
+        <w:rPr>
+          <w:rFonts w:eastAsiaTheme="minorHAnsi"/>
+          <w:lang w:val="en-NZ" w:eastAsia="en-US"/>
+        </w:rPr>
+      </w:pPr>
+      <w:r>
+        <w:rPr>
+          <w:rFonts w:eastAsiaTheme="minorHAnsi"/>
+          <w:b/>
+          <w:bCs/>
+          <w:lang w:val="en-NZ" w:eastAsia="en-US"/>
+        </w:rPr>
+        <w:t>Responsive design:</w:t>
+      </w:r>
+      <w:r>
+        <w:rPr>
+          <w:rFonts w:eastAsiaTheme="minorHAnsi"/>
+          <w:lang w:val="en-NZ" w:eastAsia="en-US"/>
+        </w:rPr>
+        <w:t xml:space="preserve"> The UI must work on desktop and adapt for tablet/mobile, with readable typography and accessible button sizes.</w:t>
+      </w:r>
+    </w:p>
+    <w:p>
+      <w:pPr>
+        <w:pStyle w:val="ListBullet"/>
+        <w:rPr>
+          <w:rFonts w:eastAsiaTheme="minorHAnsi"/>
+          <w:lang w:val="en-NZ" w:eastAsia="en-US"/>
+        </w:rPr>
+      </w:pPr>
+      <w:r>
+        <w:rPr>
+          <w:rFonts w:eastAsiaTheme="minorHAnsi"/>
+          <w:b/>
+          <w:bCs/>
+          <w:lang w:val="en-NZ" w:eastAsia="en-US"/>
+        </w:rPr>
+        <w:lastRenderedPageBreak/>
+        <w:t>Efficient item discovery:</w:t>
+      </w:r>
+      <w:r>
+        <w:rPr>
+          <w:rFonts w:eastAsiaTheme="minorHAnsi"/>
+          <w:lang w:val="en-NZ" w:eastAsia="en-US"/>
+        </w:rPr>
+        <w:t xml:space="preserve"> Users must be able to quickly find items using category filtering and keyword search</w:t>
+      </w:r>
+      <w:r>
+        <w:rPr>
+          <w:rFonts w:eastAsiaTheme="minorHAnsi"/>
+          <w:lang w:val="en-NZ" w:eastAsia="en-US"/>
+        </w:rPr>
+        <w:t>.</w:t>
+      </w:r>
+    </w:p>
+    <w:p>
+      <w:pPr>
+        <w:pStyle w:val="ListBullet"/>
+        <w:rPr>
+          <w:rFonts w:eastAsiaTheme="minorHAnsi"/>
+          <w:lang w:val="en-NZ" w:eastAsia="en-US"/>
+        </w:rPr>
+      </w:pPr>
+      <w:r>
+        <w:rPr>
+          <w:rFonts w:eastAsiaTheme="minorHAnsi"/>
+          <w:b/>
+          <w:bCs/>
+          <w:lang w:val="en-NZ" w:eastAsia="en-US"/>
+        </w:rPr>
+        <w:t>Clear feedback:</w:t>
+      </w:r>
+      <w:r>
+        <w:rPr>
+          <w:rFonts w:eastAsiaTheme="minorHAnsi"/>
+          <w:lang w:val="en-NZ" w:eastAsia="en-US"/>
+        </w:rPr>
+        <w:t xml:space="preserve"> User actions (login, create item, update/delete item) should provide clear success/error feedback.</w:t>
+      </w:r>
+    </w:p>
+    <w:p>
+      <w:pPr>
+        <w:pStyle w:val="Heading3"/>
+      </w:pPr>
+      <w:bookmarkStart w:id="25" w:name="_Toc225681745"/>
+      <w:r>
+        <w:t>2.7.</w:t>
+      </w:r>
+      <w:r>
+        <w:t>3</w:t>
+      </w:r>
+      <w:r>
+        <w:t xml:space="preserve"> </w:t>
+      </w:r>
+      <w:r>
+        <w:t>Performance</w:t>
+      </w:r>
+      <w:bookmarkEnd w:id="25"/>
+    </w:p>
+    <w:p>
+      <w:pPr>
+        <w:pStyle w:val="ListBullet"/>
+        <w:rPr>
+          <w:rFonts w:eastAsiaTheme="minorHAnsi"/>
+          <w:lang w:val="en-NZ" w:eastAsia="en-US"/>
+        </w:rPr>
+      </w:pPr>
+      <w:r>
+        <w:rPr>
+          <w:rFonts w:eastAsiaTheme="minorHAnsi"/>
+          <w:b/>
+          <w:bCs/>
+          <w:lang w:val="en-NZ" w:eastAsia="en-US"/>
+        </w:rPr>
+        <w:t>Fast UI response:</w:t>
+      </w:r>
+      <w:r>
+        <w:rPr>
+          <w:rFonts w:eastAsiaTheme="minorHAnsi"/>
+          <w:lang w:val="en-NZ" w:eastAsia="en-US"/>
+        </w:rPr>
+        <w:t xml:space="preserve"> Common actions (filtering/searching items, opening an item detail) should respond quickly and feel immediate to the user.</w:t>
+      </w:r>
+    </w:p>
+    <w:p>
+      <w:pPr>
+        <w:pStyle w:val="ListBullet"/>
+        <w:rPr>
+          <w:rFonts w:eastAsiaTheme="minorHAnsi"/>
+          <w:lang w:val="en-NZ" w:eastAsia="en-US"/>
+        </w:rPr>
+      </w:pPr>
+      <w:r>
+        <w:rPr>
+          <w:rFonts w:eastAsiaTheme="minorHAnsi"/>
+          <w:b/>
+          <w:bCs/>
+          <w:lang w:val="en-NZ" w:eastAsia="en-US"/>
+        </w:rPr>
+        <w:t>Efficient data access:</w:t>
+      </w:r>
+      <w:r>
+        <w:rPr>
+          <w:rFonts w:eastAsiaTheme="minorHAnsi"/>
+          <w:lang w:val="en-NZ" w:eastAsia="en-US"/>
+        </w:rPr>
+        <w:t xml:space="preserve"> Backend endpoints should handle standard CRUD operations reliably and return results without unnecessary data.</w:t>
+      </w:r>
+    </w:p>
+    <w:p>
+      <w:pPr>
+        <w:pStyle w:val="ListBullet"/>
+        <w:rPr>
+          <w:rFonts w:eastAsiaTheme="minorHAnsi"/>
+          <w:lang w:val="en-NZ" w:eastAsia="en-US"/>
+        </w:rPr>
+      </w:pPr>
+      <w:r>
+        <w:rPr>
+          <w:rFonts w:eastAsiaTheme="minorHAnsi"/>
+          <w:b/>
+          <w:bCs/>
+          <w:lang w:val="en-NZ" w:eastAsia="en-US"/>
+        </w:rPr>
+        <w:t>Real-time messaging latency:</w:t>
+      </w:r>
+      <w:r>
+        <w:rPr>
+          <w:rFonts w:eastAsiaTheme="minorHAnsi"/>
+          <w:lang w:val="en-NZ" w:eastAsia="en-US"/>
+        </w:rPr>
+        <w:t xml:space="preserve"> Chat should deliver messages with low delay through Socket.IO and support a smooth conversation experience.</w:t>
+      </w:r>
+    </w:p>
+    <w:p>
+      <w:pPr>
+        <w:pStyle w:val="Heading3"/>
+      </w:pPr>
+      <w:bookmarkStart w:id="26" w:name="_Toc225681746"/>
+      <w:r>
+        <w:t>2.7.</w:t>
+      </w:r>
+      <w:r>
+        <w:t>4</w:t>
+      </w:r>
+      <w:r>
+        <w:t xml:space="preserve"> </w:t>
+      </w:r>
+      <w:r>
+        <w:t>Reliability &amp; Availability</w:t>
+      </w:r>
+      <w:bookmarkEnd w:id="26"/>
+    </w:p>
+    <w:p>
+      <w:pPr>
+        <w:pStyle w:val="ListBullet"/>
+        <w:rPr>
+          <w:rFonts w:eastAsiaTheme="minorHAnsi"/>
+          <w:lang w:val="en-NZ" w:eastAsia="en-US"/>
+        </w:rPr>
+      </w:pPr>
+      <w:r>
+        <w:rPr>
+          <w:rFonts w:eastAsiaTheme="minorHAnsi"/>
+          <w:b/>
+          <w:bCs/>
+          <w:lang w:val="en-NZ" w:eastAsia="en-US"/>
+        </w:rPr>
+        <w:t>Stable session handling:</w:t>
+      </w:r>
+      <w:r>
+        <w:rPr>
+          <w:rFonts w:eastAsiaTheme="minorHAnsi"/>
+          <w:lang w:val="en-NZ" w:eastAsia="en-US"/>
+        </w:rPr>
+        <w:t xml:space="preserve"> Login sessions must remain valid until expiry and fail gracefully when a token is invalid or expired.</w:t>
+      </w:r>
+    </w:p>
+    <w:p>
+      <w:pPr>
+        <w:pStyle w:val="ListBullet"/>
+        <w:rPr>
+          <w:rFonts w:eastAsiaTheme="minorHAnsi"/>
+          <w:lang w:val="en-NZ" w:eastAsia="en-US"/>
+        </w:rPr>
+      </w:pPr>
+      <w:r>
+        <w:rPr>
+          <w:rFonts w:eastAsiaTheme="minorHAnsi"/>
+          <w:b/>
+          <w:bCs/>
+          <w:lang w:val="en-NZ" w:eastAsia="en-US"/>
+        </w:rPr>
+        <w:t>Data persistence:</w:t>
+      </w:r>
+      <w:r>
+        <w:rPr>
+          <w:rFonts w:eastAsiaTheme="minorHAnsi"/>
+          <w:lang w:val="en-NZ" w:eastAsia="en-US"/>
+        </w:rPr>
+        <w:t xml:space="preserve"> Items and chat messages must persist in the database so users can reload the app and still see listings and conversation history.</w:t>
+      </w:r>
+    </w:p>
+    <w:p>
+      <w:pPr>
+        <w:pStyle w:val="ListBullet"/>
+        <w:rPr>
+          <w:rFonts w:eastAsiaTheme="minorHAnsi"/>
+          <w:lang w:val="en-NZ" w:eastAsia="en-US"/>
+        </w:rPr>
+      </w:pPr>
+      <w:r>
+        <w:rPr>
+          <w:rFonts w:eastAsiaTheme="minorHAnsi"/>
+          <w:b/>
+          <w:bCs/>
+          <w:lang w:val="en-NZ" w:eastAsia="en-US"/>
+        </w:rPr>
+        <w:t>Graceful failure:</w:t>
+      </w:r>
+      <w:r>
+        <w:rPr>
+          <w:rFonts w:eastAsiaTheme="minorHAnsi"/>
+          <w:lang w:val="en-NZ" w:eastAsia="en-US"/>
+        </w:rPr>
+        <w:t xml:space="preserve"> If the backend is offline, the UI should show a clear message (e.g., “Server unavailable”) rather than failing silently.</w:t>
+      </w:r>
+    </w:p>
+    <w:p>
+      <w:pPr>
+        <w:pStyle w:val="Heading3"/>
+      </w:pPr>
+      <w:bookmarkStart w:id="27" w:name="_Toc225681747"/>
+      <w:r>
+        <w:t>2.7.</w:t>
+      </w:r>
+      <w:r>
+        <w:t>5</w:t>
+      </w:r>
+      <w:r>
+        <w:t xml:space="preserve"> </w:t>
+      </w:r>
+      <w:r>
+        <w:t>Testing &amp; Quality Assurance (NFR)</w:t>
+      </w:r>
+      <w:bookmarkEnd w:id="27"/>
+    </w:p>
+    <w:p>
+      <w:pPr>
+        <w:pStyle w:val="ListBullet"/>
+        <w:rPr>
+          <w:rFonts w:eastAsiaTheme="minorHAnsi"/>
+          <w:lang w:val="en-NZ" w:eastAsia="en-US"/>
+        </w:rPr>
+      </w:pPr>
+      <w:r>
+        <w:rPr>
+          <w:rFonts w:eastAsiaTheme="minorHAnsi"/>
+          <w:b/>
+          <w:bCs/>
+          <w:lang w:val="en-NZ" w:eastAsia="en-US"/>
+        </w:rPr>
+        <w:t>Repeatable automated tests:</w:t>
+      </w:r>
+      <w:r>
+        <w:rPr>
+          <w:rFonts w:eastAsiaTheme="minorHAnsi"/>
+          <w:lang w:val="en-NZ" w:eastAsia="en-US"/>
+        </w:rPr>
+        <w:t xml:space="preserve"> Tests must run consistently using a separate test database and reset state between tests.</w:t>
+      </w:r>
+    </w:p>
+    <w:p>
+      <w:pPr>
+        <w:pStyle w:val="ListBullet"/>
+        <w:rPr>
+          <w:rFonts w:eastAsiaTheme="minorHAnsi"/>
+        </w:rPr>
+      </w:pPr>
+      <w:r>
+        <w:rPr>
+          <w:rFonts w:eastAsiaTheme="minorHAnsi"/>
+          <w:b/>
+          <w:bCs/>
+        </w:rPr>
+        <w:t>Coverage visibility:</w:t>
+      </w:r>
+      <w:r>
+        <w:rPr>
+          <w:rFonts w:eastAsiaTheme="minorHAnsi"/>
+        </w:rPr>
+        <w:t xml:space="preserve"> A coverage report should be generated to identify untested code paths and guide improvements.</w:t>
+      </w:r>
+    </w:p>
+    <w:p/>
     <w:p>
       <w:pPr>
         <w:pStyle w:val="Heading2"/>
       </w:pPr>
-      <w:bookmarkStart w:id="13" w:name="_Toc225614023"/>
+      <w:bookmarkStart w:id="28" w:name="_Toc225681748"/>
       <w:r>
         <w:t>2.</w:t>
       </w:r>
@@ -3582,7 +5911,7 @@
       <w:r>
         <w:t xml:space="preserve"> Out of Scope</w:t>
       </w:r>
-      <w:bookmarkEnd w:id="13"/>
+      <w:bookmarkEnd w:id="28"/>
     </w:p>
     <w:p>
       <w:r>
@@ -3615,13 +5944,10 @@
         <w:t xml:space="preserve"> </w:t>
       </w:r>
       <w:r>
-        <w:t xml:space="preserve">Auto logout is not part of the </w:t>
-      </w:r>
-      <w:r>
-        <w:t>design as it helps users in remaining log</w:t>
-      </w:r>
-      <w:r>
-        <w:t>ged in</w:t>
+        <w:t>Auto logout is out of scope, as the application prioritises user convenience by allowing users to remain logged in</w:t>
+      </w:r>
+      <w:r>
+        <w:t>.</w:t>
       </w:r>
     </w:p>
     <w:p/>
@@ -3630,19 +5956,23 @@
         <w:pStyle w:val="Heading1"/>
         <w:numPr>
           <w:ilvl w:val="0"/>
-          <w:numId w:val="2"/>
+          <w:numId w:val="13"/>
         </w:numPr>
         <w:ind w:left="284"/>
       </w:pPr>
-      <w:bookmarkStart w:id="14" w:name="_Toc225614024"/>
-      <w:r>
+      <w:bookmarkStart w:id="29" w:name="_Toc225681749"/>
+      <w:r>
+        <w:lastRenderedPageBreak/>
         <w:t>Testing Strategy</w:t>
       </w:r>
-      <w:bookmarkEnd w:id="14"/>
-    </w:p>
-    <w:p>
-      <w:r>
-        <w:t xml:space="preserve">Testing was conducted using Jest and </w:t>
+      <w:bookmarkEnd w:id="29"/>
+    </w:p>
+    <w:p>
+      <w:r>
+        <w:t>Backend t</w:t>
+      </w:r>
+      <w:r>
+        <w:t xml:space="preserve">esting was conducted using Jest and </w:t>
       </w:r>
       <w:proofErr w:type="spellStart"/>
       <w:r>
@@ -3650,7 +5980,7 @@
       </w:r>
       <w:proofErr w:type="spellEnd"/>
       <w:r>
-        <w:t xml:space="preserve"> to validate backend functionality and business rules. A separate test database was used to ensure isolation from development data.</w:t>
+        <w:t xml:space="preserve"> to validate functionality and business rules. A separate test database was used to ensure isolation from development data.</w:t>
       </w:r>
     </w:p>
     <w:p>
@@ -3763,6 +6093,31 @@
           <w:ilvl w:val="0"/>
           <w:numId w:val="0"/>
         </w:numPr>
+        <w:rPr>
+          <w:lang w:val="en-NZ"/>
+        </w:rPr>
+      </w:pPr>
+      <w:r>
+        <w:rPr>
+          <w:lang w:val="en-NZ"/>
+        </w:rPr>
+        <w:t>Front</w:t>
+      </w:r>
+      <w:r>
+        <w:rPr>
+          <w:lang w:val="en-NZ"/>
+        </w:rPr>
+        <w:noBreakHyphen/>
+        <w:t>end UI testing was conducted manually, while automated tests focused on backend business logic and authorization rules</w:t>
+      </w:r>
+    </w:p>
+    <w:p>
+      <w:pPr>
+        <w:pStyle w:val="ListBullet"/>
+        <w:numPr>
+          <w:ilvl w:val="0"/>
+          <w:numId w:val="0"/>
+        </w:numPr>
       </w:pPr>
     </w:p>
     <w:p>
@@ -3770,16 +6125,15 @@
         <w:pStyle w:val="Heading1"/>
         <w:numPr>
           <w:ilvl w:val="0"/>
-          <w:numId w:val="2"/>
+          <w:numId w:val="13"/>
         </w:numPr>
         <w:ind w:left="284"/>
       </w:pPr>
-      <w:bookmarkStart w:id="15" w:name="_Toc225614025"/>
-      <w:r>
-        <w:lastRenderedPageBreak/>
+      <w:bookmarkStart w:id="30" w:name="_Toc225681750"/>
+      <w:r>
         <w:t>Project Planning</w:t>
       </w:r>
-      <w:bookmarkEnd w:id="15"/>
+      <w:bookmarkEnd w:id="30"/>
     </w:p>
     <w:p>
       <w:r>
@@ -3787,10 +6141,10 @@
           <w:noProof/>
         </w:rPr>
         <w:drawing>
-          <wp:inline distT="0" distB="0" distL="0" distR="0" wp14:anchorId="1FDF3D97" wp14:editId="37286B25">
-            <wp:extent cx="5731510" cy="1337310"/>
+          <wp:inline distT="0" distB="0" distL="0" distR="0" wp14:anchorId="246460D3" wp14:editId="6C2566D0">
+            <wp:extent cx="5731510" cy="1454150"/>
             <wp:effectExtent l="0" t="0" r="2540" b="0"/>
-            <wp:docPr id="2031097914" name="Picture 1"/>
+            <wp:docPr id="1715461917" name="Picture 1"/>
             <wp:cNvGraphicFramePr>
               <a:graphicFrameLocks xmlns:a="http://schemas.openxmlformats.org/drawingml/2006/main" noChangeAspect="1"/>
             </wp:cNvGraphicFramePr>
@@ -3798,7 +6152,7 @@
               <a:graphicData uri="http://schemas.openxmlformats.org/drawingml/2006/picture">
                 <pic:pic xmlns:pic="http://schemas.openxmlformats.org/drawingml/2006/picture">
                   <pic:nvPicPr>
-                    <pic:cNvPr id="2031097914" name=""/>
+                    <pic:cNvPr id="1715461917" name=""/>
                     <pic:cNvPicPr/>
                   </pic:nvPicPr>
                   <pic:blipFill>
@@ -3810,7 +6164,7 @@
                   <pic:spPr>
                     <a:xfrm>
                       <a:off x="0" y="0"/>
-                      <a:ext cx="5731510" cy="1337310"/>
+                      <a:ext cx="5731510" cy="1454150"/>
                     </a:xfrm>
                     <a:prstGeom prst="rect">
                       <a:avLst/>
@@ -3829,15 +6183,15 @@
         <w:pStyle w:val="Heading1"/>
         <w:numPr>
           <w:ilvl w:val="0"/>
-          <w:numId w:val="2"/>
+          <w:numId w:val="13"/>
         </w:numPr>
         <w:ind w:left="284"/>
       </w:pPr>
-      <w:bookmarkStart w:id="16" w:name="_Toc225614026"/>
+      <w:bookmarkStart w:id="31" w:name="_Toc225681751"/>
       <w:r>
         <w:t>End-to-end Solution</w:t>
       </w:r>
-      <w:bookmarkEnd w:id="16"/>
+      <w:bookmarkEnd w:id="31"/>
     </w:p>
     <w:p>
       <w:proofErr w:type="spellStart"/>
@@ -3855,29 +6209,313 @@
         <w:pStyle w:val="Heading1"/>
         <w:numPr>
           <w:ilvl w:val="0"/>
-          <w:numId w:val="2"/>
+          <w:numId w:val="13"/>
         </w:numPr>
         <w:ind w:left="284"/>
       </w:pPr>
-      <w:bookmarkStart w:id="17" w:name="_Toc225614027"/>
-      <w:r>
+      <w:bookmarkStart w:id="32" w:name="_Toc225681752"/>
+      <w:r>
+        <w:lastRenderedPageBreak/>
         <w:t>References</w:t>
       </w:r>
-      <w:r>
-        <w:t xml:space="preserve"> – Project Dependencies</w:t>
-      </w:r>
-      <w:bookmarkEnd w:id="17"/>
+      <w:bookmarkEnd w:id="32"/>
+    </w:p>
+    <w:p>
+      <w:pPr>
+        <w:pStyle w:val="Heading2"/>
+      </w:pPr>
+      <w:bookmarkStart w:id="33" w:name="_Toc225681753"/>
+      <w:r>
+        <w:t>6.1 Frontend</w:t>
+      </w:r>
+      <w:bookmarkEnd w:id="33"/>
+    </w:p>
+    <w:p>
+      <w:pPr>
+        <w:pStyle w:val="ListBullet"/>
+        <w:numPr>
+          <w:ilvl w:val="0"/>
+          <w:numId w:val="12"/>
+        </w:numPr>
+        <w:ind w:left="709" w:hanging="425"/>
+      </w:pPr>
+      <w:hyperlink r:id="rId14" w:history="1">
+        <w:r>
+          <w:rPr>
+            <w:rStyle w:val="Hyperlink"/>
+            <w:b/>
+            <w:bCs/>
+          </w:rPr>
+          <w:t>Rea</w:t>
+        </w:r>
+        <w:r>
+          <w:rPr>
+            <w:rStyle w:val="Hyperlink"/>
+            <w:b/>
+            <w:bCs/>
+          </w:rPr>
+          <w:t>c</w:t>
+        </w:r>
+        <w:r>
+          <w:rPr>
+            <w:rStyle w:val="Hyperlink"/>
+            <w:b/>
+            <w:bCs/>
+          </w:rPr>
+          <w:t>t</w:t>
+        </w:r>
+      </w:hyperlink>
+      <w:r>
+        <w:rPr>
+          <w:b/>
+          <w:bCs/>
+        </w:rPr>
+        <w:t xml:space="preserve"> </w:t>
+      </w:r>
+    </w:p>
+    <w:p>
+      <w:pPr>
+        <w:pStyle w:val="ListBullet"/>
+        <w:numPr>
+          <w:ilvl w:val="0"/>
+          <w:numId w:val="12"/>
+        </w:numPr>
+        <w:ind w:left="709" w:hanging="425"/>
+      </w:pPr>
+      <w:hyperlink r:id="rId15" w:history="1">
+        <w:r>
+          <w:rPr>
+            <w:rStyle w:val="Hyperlink"/>
+            <w:b/>
+            <w:bCs/>
+          </w:rPr>
+          <w:t>Vite</w:t>
+        </w:r>
+      </w:hyperlink>
+      <w:r>
+        <w:rPr>
+          <w:b/>
+          <w:bCs/>
+        </w:rPr>
+        <w:t xml:space="preserve"> </w:t>
+      </w:r>
+    </w:p>
+    <w:p>
+      <w:pPr>
+        <w:pStyle w:val="ListBullet"/>
+        <w:numPr>
+          <w:ilvl w:val="0"/>
+          <w:numId w:val="12"/>
+        </w:numPr>
+        <w:ind w:left="709" w:hanging="425"/>
+      </w:pPr>
+      <w:hyperlink r:id="rId16" w:history="1">
+        <w:r>
+          <w:rPr>
+            <w:rStyle w:val="Hyperlink"/>
+            <w:b/>
+            <w:bCs/>
+          </w:rPr>
+          <w:t>Material UI</w:t>
+        </w:r>
+      </w:hyperlink>
+      <w:r>
+        <w:rPr>
+          <w:b/>
+          <w:bCs/>
+        </w:rPr>
+        <w:t xml:space="preserve"> </w:t>
+      </w:r>
+      <w:r>
+        <w:t xml:space="preserve"> </w:t>
+      </w:r>
+    </w:p>
+    <w:p>
+      <w:pPr>
+        <w:pStyle w:val="Heading2"/>
+      </w:pPr>
+      <w:bookmarkStart w:id="34" w:name="_Toc225681754"/>
+      <w:r>
+        <w:t>6.2 Backend</w:t>
+      </w:r>
+      <w:bookmarkEnd w:id="34"/>
+    </w:p>
+    <w:p>
+      <w:pPr>
+        <w:pStyle w:val="ListBullet"/>
+        <w:numPr>
+          <w:ilvl w:val="0"/>
+          <w:numId w:val="8"/>
+        </w:numPr>
+      </w:pPr>
+      <w:hyperlink r:id="rId17" w:history="1">
+        <w:r>
+          <w:rPr>
+            <w:rStyle w:val="Hyperlink"/>
+            <w:b/>
+            <w:bCs/>
+          </w:rPr>
+          <w:t>Node.js</w:t>
+        </w:r>
+      </w:hyperlink>
+      <w:r>
+        <w:rPr>
+          <w:b/>
+          <w:bCs/>
+        </w:rPr>
+        <w:t xml:space="preserve"> </w:t>
+      </w:r>
+    </w:p>
+    <w:p>
+      <w:pPr>
+        <w:pStyle w:val="ListBullet"/>
+        <w:numPr>
+          <w:ilvl w:val="0"/>
+          <w:numId w:val="8"/>
+        </w:numPr>
+      </w:pPr>
+      <w:hyperlink r:id="rId18" w:history="1">
+        <w:r>
+          <w:rPr>
+            <w:rStyle w:val="Hyperlink"/>
+            <w:b/>
+            <w:bCs/>
+          </w:rPr>
+          <w:t>Express.js</w:t>
+        </w:r>
+      </w:hyperlink>
+      <w:r>
+        <w:rPr>
+          <w:b/>
+          <w:bCs/>
+        </w:rPr>
+        <w:t xml:space="preserve"> </w:t>
+      </w:r>
+    </w:p>
+    <w:p>
+      <w:pPr>
+        <w:pStyle w:val="ListBullet"/>
+        <w:numPr>
+          <w:ilvl w:val="0"/>
+          <w:numId w:val="8"/>
+        </w:numPr>
+      </w:pPr>
+      <w:hyperlink r:id="rId19" w:history="1">
+        <w:proofErr w:type="spellStart"/>
+        <w:r>
+          <w:rPr>
+            <w:rStyle w:val="Hyperlink"/>
+            <w:b/>
+            <w:bCs/>
+          </w:rPr>
+          <w:t>dotenv</w:t>
+        </w:r>
+        <w:proofErr w:type="spellEnd"/>
+      </w:hyperlink>
+      <w:r>
+        <w:rPr>
+          <w:b/>
+          <w:bCs/>
+        </w:rPr>
+        <w:t xml:space="preserve"> </w:t>
+      </w:r>
+    </w:p>
+    <w:p>
+      <w:pPr>
+        <w:pStyle w:val="ListBullet"/>
+        <w:numPr>
+          <w:ilvl w:val="0"/>
+          <w:numId w:val="8"/>
+        </w:numPr>
+      </w:pPr>
+      <w:hyperlink r:id="rId20" w:history="1">
+        <w:proofErr w:type="spellStart"/>
+        <w:r>
+          <w:rPr>
+            <w:rStyle w:val="Hyperlink"/>
+            <w:b/>
+            <w:bCs/>
+          </w:rPr>
+          <w:t>Sequelize</w:t>
+        </w:r>
+        <w:proofErr w:type="spellEnd"/>
+        <w:r>
+          <w:rPr>
+            <w:rStyle w:val="Hyperlink"/>
+            <w:b/>
+            <w:bCs/>
+          </w:rPr>
+          <w:t xml:space="preserve"> ORM</w:t>
+        </w:r>
+      </w:hyperlink>
+      <w:r>
+        <w:rPr>
+          <w:b/>
+          <w:bCs/>
+        </w:rPr>
+        <w:t xml:space="preserve"> </w:t>
+      </w:r>
+    </w:p>
+    <w:p>
+      <w:pPr>
+        <w:pStyle w:val="ListBullet"/>
+        <w:numPr>
+          <w:ilvl w:val="0"/>
+          <w:numId w:val="8"/>
+        </w:numPr>
+      </w:pPr>
+      <w:hyperlink r:id="rId21" w:history="1">
+        <w:r>
+          <w:rPr>
+            <w:rStyle w:val="Hyperlink"/>
+            <w:b/>
+            <w:bCs/>
+          </w:rPr>
+          <w:t>mysql2</w:t>
+        </w:r>
+      </w:hyperlink>
+      <w:r>
+        <w:rPr>
+          <w:b/>
+          <w:bCs/>
+        </w:rPr>
+        <w:t xml:space="preserve"> </w:t>
+      </w:r>
+    </w:p>
+    <w:p>
+      <w:pPr>
+        <w:pStyle w:val="Heading2"/>
+      </w:pPr>
+      <w:bookmarkStart w:id="35" w:name="_Toc225681755"/>
+      <w:r>
+        <w:t>6.3 Real-time Messaging</w:t>
+      </w:r>
+      <w:bookmarkEnd w:id="35"/>
     </w:p>
     <w:p>
       <w:pPr>
         <w:pStyle w:val="ListParagraph"/>
         <w:numPr>
           <w:ilvl w:val="0"/>
-          <w:numId w:val="7"/>
+          <w:numId w:val="8"/>
         </w:numPr>
       </w:pPr>
-      <w:r>
-        <w:t>Express.js</w:t>
+      <w:hyperlink r:id="rId22" w:history="1">
+        <w:r>
+          <w:rPr>
+            <w:rStyle w:val="Hyperlink"/>
+            <w:b/>
+            <w:bCs/>
+          </w:rPr>
+          <w:t>Socket.IO</w:t>
+        </w:r>
+      </w:hyperlink>
+      <w:r>
+        <w:rPr>
+          <w:b/>
+          <w:bCs/>
+        </w:rPr>
+        <w:t xml:space="preserve"> </w:t>
       </w:r>
     </w:p>
     <w:p>
@@ -3885,59 +6523,97 @@
         <w:pStyle w:val="ListParagraph"/>
         <w:numPr>
           <w:ilvl w:val="0"/>
-          <w:numId w:val="7"/>
+          <w:numId w:val="8"/>
         </w:numPr>
       </w:pPr>
-      <w:proofErr w:type="spellStart"/>
-      <w:r>
-        <w:t>d</w:t>
-      </w:r>
-      <w:r>
-        <w:t>otenv</w:t>
-      </w:r>
-      <w:proofErr w:type="spellEnd"/>
+      <w:hyperlink r:id="rId23" w:history="1">
+        <w:r>
+          <w:rPr>
+            <w:rStyle w:val="Hyperlink"/>
+            <w:b/>
+            <w:bCs/>
+          </w:rPr>
+          <w:t>socket.io-client</w:t>
+        </w:r>
+      </w:hyperlink>
+      <w:r>
+        <w:rPr>
+          <w:b/>
+          <w:bCs/>
+        </w:rPr>
+        <w:t xml:space="preserve"> </w:t>
+      </w:r>
+    </w:p>
+    <w:p>
+      <w:pPr>
+        <w:pStyle w:val="Heading2"/>
+      </w:pPr>
+      <w:bookmarkStart w:id="36" w:name="_Toc225681756"/>
+      <w:r>
+        <w:t>6.4 Database + Tools</w:t>
+      </w:r>
+      <w:bookmarkEnd w:id="36"/>
     </w:p>
     <w:p>
       <w:pPr>
         <w:pStyle w:val="ListParagraph"/>
         <w:numPr>
           <w:ilvl w:val="0"/>
-          <w:numId w:val="7"/>
+          <w:numId w:val="8"/>
         </w:numPr>
       </w:pPr>
-      <w:proofErr w:type="spellStart"/>
-      <w:proofErr w:type="gramStart"/>
-      <w:r>
-        <w:t>Sequelize</w:t>
-      </w:r>
-      <w:proofErr w:type="spellEnd"/>
-      <w:r>
-        <w:t>(</w:t>
-      </w:r>
-      <w:proofErr w:type="gramEnd"/>
-      <w:r>
-        <w:t>O</w:t>
-      </w:r>
-      <w:r>
-        <w:t>bject Relational Mapper</w:t>
-      </w:r>
-      <w:r>
-        <w:t>)</w:t>
-      </w:r>
+      <w:hyperlink r:id="rId24" w:history="1">
+        <w:r>
+          <w:rPr>
+            <w:rStyle w:val="Hyperlink"/>
+            <w:b/>
+            <w:bCs/>
+          </w:rPr>
+          <w:t>MySQL Workbench</w:t>
+        </w:r>
+      </w:hyperlink>
+      <w:r>
+        <w:rPr>
+          <w:b/>
+          <w:bCs/>
+        </w:rPr>
+        <w:t xml:space="preserve"> </w:t>
+      </w:r>
+    </w:p>
+    <w:p>
+      <w:pPr>
+        <w:pStyle w:val="Heading2"/>
+      </w:pPr>
+      <w:bookmarkStart w:id="37" w:name="_Toc225681757"/>
+      <w:r>
+        <w:t>6.5 Testing</w:t>
+      </w:r>
+      <w:bookmarkEnd w:id="37"/>
     </w:p>
     <w:p>
       <w:pPr>
         <w:pStyle w:val="ListParagraph"/>
         <w:numPr>
           <w:ilvl w:val="0"/>
-          <w:numId w:val="7"/>
+          <w:numId w:val="8"/>
         </w:numPr>
       </w:pPr>
-      <w:r>
-        <w:t>m</w:t>
-      </w:r>
-      <w:r>
-        <w:t>ysql2</w:t>
+      <w:hyperlink r:id="rId25" w:history="1">
+        <w:r>
+          <w:rPr>
+            <w:rStyle w:val="Hyperlink"/>
+            <w:b/>
+            <w:bCs/>
+          </w:rPr>
+          <w:t>Jest</w:t>
+        </w:r>
+      </w:hyperlink>
+      <w:r>
+        <w:rPr>
+          <w:b/>
+          <w:bCs/>
+        </w:rPr>
+        <w:t xml:space="preserve"> </w:t>
       </w:r>
     </w:p>
     <w:p>
@@ -3945,35 +6621,27 @@
         <w:pStyle w:val="ListParagraph"/>
         <w:numPr>
           <w:ilvl w:val="0"/>
-          <w:numId w:val="7"/>
+          <w:numId w:val="8"/>
         </w:numPr>
       </w:pPr>
-      <w:r>
-        <w:t>React</w:t>
-      </w:r>
-    </w:p>
-    <w:p>
-      <w:pPr>
-        <w:pStyle w:val="ListParagraph"/>
-        <w:numPr>
-          <w:ilvl w:val="0"/>
-          <w:numId w:val="7"/>
-        </w:numPr>
-      </w:pPr>
-      <w:r>
-        <w:t>Socket.io</w:t>
-      </w:r>
-    </w:p>
-    <w:p>
-      <w:pPr>
-        <w:pStyle w:val="ListParagraph"/>
-        <w:numPr>
-          <w:ilvl w:val="0"/>
-          <w:numId w:val="7"/>
-        </w:numPr>
-      </w:pPr>
-      <w:r>
-        <w:t>MySQL Workbench</w:t>
+      <w:hyperlink r:id="rId26" w:history="1">
+        <w:proofErr w:type="spellStart"/>
+        <w:r>
+          <w:rPr>
+            <w:rStyle w:val="Hyperlink"/>
+            <w:b/>
+            <w:bCs/>
+          </w:rPr>
+          <w:t>Supertest</w:t>
+        </w:r>
+        <w:proofErr w:type="spellEnd"/>
+      </w:hyperlink>
+      <w:r>
+        <w:rPr>
+          <w:b/>
+          <w:bCs/>
+        </w:rPr>
+        <w:t xml:space="preserve"> </w:t>
       </w:r>
     </w:p>
     <w:sectPr>
@@ -3988,6 +6656,32 @@
 
 <file path=word/numbering.xml><?xml version="1.0" encoding="utf-8"?>
 <w:numbering xmlns:wpc="http://schemas.microsoft.com/office/word/2010/wordprocessingCanvas" xmlns:cx="http://schemas.microsoft.com/office/drawing/2014/chartex" xmlns:cx1="http://schemas.microsoft.com/office/drawing/2015/9/8/chartex" xmlns:cx2="http://schemas.microsoft.com/office/drawing/2015/10/21/chartex" xmlns:cx3="http://schemas.microsoft.com/office/drawing/2016/5/9/chartex" xmlns:cx4="http://schemas.microsoft.com/office/drawing/2016/5/10/chartex" xmlns:cx5="http://schemas.microsoft.com/office/drawing/2016/5/11/chartex" xmlns:cx6="http://schemas.microsoft.com/office/drawing/2016/5/12/chartex" xmlns:cx7="http://schemas.microsoft.com/office/drawing/2016/5/13/chartex" xmlns:cx8="http://schemas.microsoft.com/office/drawing/2016/5/14/chartex" xmlns:mc="http://schemas.openxmlformats.org/markup-compatibility/2006" xmlns:aink="http://schemas.microsoft.com/office/drawing/2016/ink" xmlns:am3d="http://schemas.microsoft.com/office/drawing/2017/model3d" xmlns:o="urn:schemas-microsoft-com:office:office" xmlns:oel="http://schemas.microsoft.com/office/2019/extlst" xmlns:r="http://schemas.openxmlformats.org/officeDocument/2006/relationships" xmlns:m="http://schemas.openxmlformats.org/officeDocument/2006/math" xmlns:v="urn:schemas-microsoft-com:vml" xmlns:wp14="http://schemas.microsoft.com/office/word/2010/wordprocessingDrawing" xmlns:wp="http://schemas.openxmlformats.org/drawingml/2006/wordprocessingDrawing" xmlns:w10="urn:schemas-microsoft-com:office:word" xmlns:w="http://schemas.openxmlformats.org/wordprocessingml/2006/main" xmlns:w14="http://schemas.microsoft.com/office/word/2010/wordml" xmlns:w15="http://schemas.microsoft.com/office/word/2012/wordml" xmlns:w16cex="http://schemas.microsoft.com/office/word/2018/wordml/cex" xmlns:w16cid="http://schemas.microsoft.com/office/word/2016/wordml/cid" xmlns:w16="http://schemas.microsoft.com/office/word/2018/wordml" xmlns:w16du="http://schemas.microsoft.com/office/word/2023/wordml/word16du" xmlns:w16sdtdh="http://schemas.microsoft.com/office/word/2020/wordml/sdtdatahash" xmlns:w16sdtfl="http://schemas.microsoft.com/office/word/2024/wordml/sdtformatlock" xmlns:w16se="http://schemas.microsoft.com/office/word/2015/wordml/symex" xmlns:wpg="http://schemas.microsoft.com/office/word/2010/wordprocessingGroup" xmlns:wpi="http://schemas.microsoft.com/office/word/2010/wordprocessingInk" xmlns:wne="http://schemas.microsoft.com/office/word/2006/wordml" xmlns:wps="http://schemas.microsoft.com/office/word/2010/wordprocessingShape" mc:Ignorable="w14 w15 w16se w16cid w16 w16cex w16sdtdh w16sdtfl w16du wp14">
+  <w:numPicBullet w:numPicBulletId="0">
+    <w:pict>
+      <v:shapetype id="_x0000_t75" coordsize="21600,21600" o:spt="75" o:preferrelative="t" path="m@4@5l@4@11@9@11@9@5xe" filled="f" stroked="f">
+        <v:stroke joinstyle="miter"/>
+        <v:formulas>
+          <v:f eqn="if lineDrawn pixelLineWidth 0"/>
+          <v:f eqn="sum @0 1 0"/>
+          <v:f eqn="sum 0 0 @1"/>
+          <v:f eqn="prod @2 1 2"/>
+          <v:f eqn="prod @3 21600 pixelWidth"/>
+          <v:f eqn="prod @3 21600 pixelHeight"/>
+          <v:f eqn="sum @0 0 1"/>
+          <v:f eqn="prod @6 1 2"/>
+          <v:f eqn="prod @7 21600 pixelWidth"/>
+          <v:f eqn="sum @8 21600 0"/>
+          <v:f eqn="prod @7 21600 pixelHeight"/>
+          <v:f eqn="sum @10 21600 0"/>
+        </v:formulas>
+        <v:path o:extrusionok="f" gradientshapeok="t" o:connecttype="rect"/>
+        <o:lock v:ext="edit" aspectratio="t"/>
+      </v:shapetype>
+      <v:shape id="_x0000_i1025" type="#_x0000_t75" style="width:11.2pt;height:11.2pt" o:bullet="t">
+        <v:imagedata r:id="rId1" o:title="mso8BBC"/>
+      </v:shape>
+    </w:pict>
+  </w:numPicBullet>
   <w:abstractNum w:abstractNumId="0" w15:restartNumberingAfterBreak="0">
     <w:nsid w:val="FFFFFF89"/>
     <w:multiLevelType w:val="singleLevel"/>
@@ -4212,6 +6906,120 @@
     </w:lvl>
   </w:abstractNum>
   <w:abstractNum w:abstractNumId="3" w15:restartNumberingAfterBreak="0">
+    <w:nsid w:val="203B4022"/>
+    <w:multiLevelType w:val="hybridMultilevel"/>
+    <w:tmpl w:val="4E92BD7A"/>
+    <w:lvl w:ilvl="0" w:tplc="14090007">
+      <w:start w:val="1"/>
+      <w:numFmt w:val="bullet"/>
+      <w:lvlText w:val=""/>
+      <w:lvlPicBulletId w:val="0"/>
+      <w:lvlJc w:val="left"/>
+      <w:pPr>
+        <w:ind w:left="720" w:hanging="360"/>
+      </w:pPr>
+      <w:rPr>
+        <w:rFonts w:ascii="Symbol" w:hAnsi="Symbol" w:hint="default"/>
+      </w:rPr>
+    </w:lvl>
+    <w:lvl w:ilvl="1" w:tplc="14090003" w:tentative="1">
+      <w:start w:val="1"/>
+      <w:numFmt w:val="bullet"/>
+      <w:lvlText w:val="o"/>
+      <w:lvlJc w:val="left"/>
+      <w:pPr>
+        <w:ind w:left="1440" w:hanging="360"/>
+      </w:pPr>
+      <w:rPr>
+        <w:rFonts w:ascii="Courier New" w:hAnsi="Courier New" w:cs="Courier New" w:hint="default"/>
+      </w:rPr>
+    </w:lvl>
+    <w:lvl w:ilvl="2" w:tplc="14090005" w:tentative="1">
+      <w:start w:val="1"/>
+      <w:numFmt w:val="bullet"/>
+      <w:lvlText w:val=""/>
+      <w:lvlJc w:val="left"/>
+      <w:pPr>
+        <w:ind w:left="2160" w:hanging="360"/>
+      </w:pPr>
+      <w:rPr>
+        <w:rFonts w:ascii="Wingdings" w:hAnsi="Wingdings" w:hint="default"/>
+      </w:rPr>
+    </w:lvl>
+    <w:lvl w:ilvl="3" w:tplc="14090001" w:tentative="1">
+      <w:start w:val="1"/>
+      <w:numFmt w:val="bullet"/>
+      <w:lvlText w:val=""/>
+      <w:lvlJc w:val="left"/>
+      <w:pPr>
+        <w:ind w:left="2880" w:hanging="360"/>
+      </w:pPr>
+      <w:rPr>
+        <w:rFonts w:ascii="Symbol" w:hAnsi="Symbol" w:hint="default"/>
+      </w:rPr>
+    </w:lvl>
+    <w:lvl w:ilvl="4" w:tplc="14090003" w:tentative="1">
+      <w:start w:val="1"/>
+      <w:numFmt w:val="bullet"/>
+      <w:lvlText w:val="o"/>
+      <w:lvlJc w:val="left"/>
+      <w:pPr>
+        <w:ind w:left="3600" w:hanging="360"/>
+      </w:pPr>
+      <w:rPr>
+        <w:rFonts w:ascii="Courier New" w:hAnsi="Courier New" w:cs="Courier New" w:hint="default"/>
+      </w:rPr>
+    </w:lvl>
+    <w:lvl w:ilvl="5" w:tplc="14090005" w:tentative="1">
+      <w:start w:val="1"/>
+      <w:numFmt w:val="bullet"/>
+      <w:lvlText w:val=""/>
+      <w:lvlJc w:val="left"/>
+      <w:pPr>
+        <w:ind w:left="4320" w:hanging="360"/>
+      </w:pPr>
+      <w:rPr>
+        <w:rFonts w:ascii="Wingdings" w:hAnsi="Wingdings" w:hint="default"/>
+      </w:rPr>
+    </w:lvl>
+    <w:lvl w:ilvl="6" w:tplc="14090001" w:tentative="1">
+      <w:start w:val="1"/>
+      <w:numFmt w:val="bullet"/>
+      <w:lvlText w:val=""/>
+      <w:lvlJc w:val="left"/>
+      <w:pPr>
+        <w:ind w:left="5040" w:hanging="360"/>
+      </w:pPr>
+      <w:rPr>
+        <w:rFonts w:ascii="Symbol" w:hAnsi="Symbol" w:hint="default"/>
+      </w:rPr>
+    </w:lvl>
+    <w:lvl w:ilvl="7" w:tplc="14090003" w:tentative="1">
+      <w:start w:val="1"/>
+      <w:numFmt w:val="bullet"/>
+      <w:lvlText w:val="o"/>
+      <w:lvlJc w:val="left"/>
+      <w:pPr>
+        <w:ind w:left="5760" w:hanging="360"/>
+      </w:pPr>
+      <w:rPr>
+        <w:rFonts w:ascii="Courier New" w:hAnsi="Courier New" w:cs="Courier New" w:hint="default"/>
+      </w:rPr>
+    </w:lvl>
+    <w:lvl w:ilvl="8" w:tplc="14090005" w:tentative="1">
+      <w:start w:val="1"/>
+      <w:numFmt w:val="bullet"/>
+      <w:lvlText w:val=""/>
+      <w:lvlJc w:val="left"/>
+      <w:pPr>
+        <w:ind w:left="6480" w:hanging="360"/>
+      </w:pPr>
+      <w:rPr>
+        <w:rFonts w:ascii="Wingdings" w:hAnsi="Wingdings" w:hint="default"/>
+      </w:rPr>
+    </w:lvl>
+  </w:abstractNum>
+  <w:abstractNum w:abstractNumId="4" w15:restartNumberingAfterBreak="0">
     <w:nsid w:val="247B3E73"/>
     <w:multiLevelType w:val="hybridMultilevel"/>
     <w:tmpl w:val="7722E9C4"/>
@@ -4300,7 +7108,462 @@
       </w:pPr>
     </w:lvl>
   </w:abstractNum>
-  <w:abstractNum w:abstractNumId="4" w15:restartNumberingAfterBreak="0">
+  <w:abstractNum w:abstractNumId="5" w15:restartNumberingAfterBreak="0">
+    <w:nsid w:val="3BEA4F96"/>
+    <w:multiLevelType w:val="hybridMultilevel"/>
+    <w:tmpl w:val="D2662D9E"/>
+    <w:lvl w:ilvl="0" w:tplc="14090007">
+      <w:start w:val="1"/>
+      <w:numFmt w:val="bullet"/>
+      <w:lvlText w:val=""/>
+      <w:lvlPicBulletId w:val="0"/>
+      <w:lvlJc w:val="left"/>
+      <w:pPr>
+        <w:ind w:left="360" w:hanging="360"/>
+      </w:pPr>
+      <w:rPr>
+        <w:rFonts w:ascii="Symbol" w:hAnsi="Symbol" w:hint="default"/>
+      </w:rPr>
+    </w:lvl>
+    <w:lvl w:ilvl="1" w:tplc="14090003" w:tentative="1">
+      <w:start w:val="1"/>
+      <w:numFmt w:val="bullet"/>
+      <w:lvlText w:val="o"/>
+      <w:lvlJc w:val="left"/>
+      <w:pPr>
+        <w:ind w:left="1080" w:hanging="360"/>
+      </w:pPr>
+      <w:rPr>
+        <w:rFonts w:ascii="Courier New" w:hAnsi="Courier New" w:cs="Courier New" w:hint="default"/>
+      </w:rPr>
+    </w:lvl>
+    <w:lvl w:ilvl="2" w:tplc="14090005" w:tentative="1">
+      <w:start w:val="1"/>
+      <w:numFmt w:val="bullet"/>
+      <w:lvlText w:val=""/>
+      <w:lvlJc w:val="left"/>
+      <w:pPr>
+        <w:ind w:left="1800" w:hanging="360"/>
+      </w:pPr>
+      <w:rPr>
+        <w:rFonts w:ascii="Wingdings" w:hAnsi="Wingdings" w:hint="default"/>
+      </w:rPr>
+    </w:lvl>
+    <w:lvl w:ilvl="3" w:tplc="14090001" w:tentative="1">
+      <w:start w:val="1"/>
+      <w:numFmt w:val="bullet"/>
+      <w:lvlText w:val=""/>
+      <w:lvlJc w:val="left"/>
+      <w:pPr>
+        <w:ind w:left="2520" w:hanging="360"/>
+      </w:pPr>
+      <w:rPr>
+        <w:rFonts w:ascii="Symbol" w:hAnsi="Symbol" w:hint="default"/>
+      </w:rPr>
+    </w:lvl>
+    <w:lvl w:ilvl="4" w:tplc="14090003" w:tentative="1">
+      <w:start w:val="1"/>
+      <w:numFmt w:val="bullet"/>
+      <w:lvlText w:val="o"/>
+      <w:lvlJc w:val="left"/>
+      <w:pPr>
+        <w:ind w:left="3240" w:hanging="360"/>
+      </w:pPr>
+      <w:rPr>
+        <w:rFonts w:ascii="Courier New" w:hAnsi="Courier New" w:cs="Courier New" w:hint="default"/>
+      </w:rPr>
+    </w:lvl>
+    <w:lvl w:ilvl="5" w:tplc="14090005" w:tentative="1">
+      <w:start w:val="1"/>
+      <w:numFmt w:val="bullet"/>
+      <w:lvlText w:val=""/>
+      <w:lvlJc w:val="left"/>
+      <w:pPr>
+        <w:ind w:left="3960" w:hanging="360"/>
+      </w:pPr>
+      <w:rPr>
+        <w:rFonts w:ascii="Wingdings" w:hAnsi="Wingdings" w:hint="default"/>
+      </w:rPr>
+    </w:lvl>
+    <w:lvl w:ilvl="6" w:tplc="14090001" w:tentative="1">
+      <w:start w:val="1"/>
+      <w:numFmt w:val="bullet"/>
+      <w:lvlText w:val=""/>
+      <w:lvlJc w:val="left"/>
+      <w:pPr>
+        <w:ind w:left="4680" w:hanging="360"/>
+      </w:pPr>
+      <w:rPr>
+        <w:rFonts w:ascii="Symbol" w:hAnsi="Symbol" w:hint="default"/>
+      </w:rPr>
+    </w:lvl>
+    <w:lvl w:ilvl="7" w:tplc="14090003" w:tentative="1">
+      <w:start w:val="1"/>
+      <w:numFmt w:val="bullet"/>
+      <w:lvlText w:val="o"/>
+      <w:lvlJc w:val="left"/>
+      <w:pPr>
+        <w:ind w:left="5400" w:hanging="360"/>
+      </w:pPr>
+      <w:rPr>
+        <w:rFonts w:ascii="Courier New" w:hAnsi="Courier New" w:cs="Courier New" w:hint="default"/>
+      </w:rPr>
+    </w:lvl>
+    <w:lvl w:ilvl="8" w:tplc="14090005" w:tentative="1">
+      <w:start w:val="1"/>
+      <w:numFmt w:val="bullet"/>
+      <w:lvlText w:val=""/>
+      <w:lvlJc w:val="left"/>
+      <w:pPr>
+        <w:ind w:left="6120" w:hanging="360"/>
+      </w:pPr>
+      <w:rPr>
+        <w:rFonts w:ascii="Wingdings" w:hAnsi="Wingdings" w:hint="default"/>
+      </w:rPr>
+    </w:lvl>
+  </w:abstractNum>
+  <w:abstractNum w:abstractNumId="6" w15:restartNumberingAfterBreak="0">
+    <w:nsid w:val="447D3C03"/>
+    <w:multiLevelType w:val="hybridMultilevel"/>
+    <w:tmpl w:val="1AC69B80"/>
+    <w:lvl w:ilvl="0" w:tplc="14090007">
+      <w:start w:val="1"/>
+      <w:numFmt w:val="bullet"/>
+      <w:lvlText w:val=""/>
+      <w:lvlPicBulletId w:val="0"/>
+      <w:lvlJc w:val="left"/>
+      <w:pPr>
+        <w:ind w:left="720" w:hanging="360"/>
+      </w:pPr>
+      <w:rPr>
+        <w:rFonts w:ascii="Symbol" w:hAnsi="Symbol" w:hint="default"/>
+      </w:rPr>
+    </w:lvl>
+    <w:lvl w:ilvl="1" w:tplc="14090003" w:tentative="1">
+      <w:start w:val="1"/>
+      <w:numFmt w:val="bullet"/>
+      <w:lvlText w:val="o"/>
+      <w:lvlJc w:val="left"/>
+      <w:pPr>
+        <w:ind w:left="1440" w:hanging="360"/>
+      </w:pPr>
+      <w:rPr>
+        <w:rFonts w:ascii="Courier New" w:hAnsi="Courier New" w:cs="Courier New" w:hint="default"/>
+      </w:rPr>
+    </w:lvl>
+    <w:lvl w:ilvl="2" w:tplc="14090005" w:tentative="1">
+      <w:start w:val="1"/>
+      <w:numFmt w:val="bullet"/>
+      <w:lvlText w:val=""/>
+      <w:lvlJc w:val="left"/>
+      <w:pPr>
+        <w:ind w:left="2160" w:hanging="360"/>
+      </w:pPr>
+      <w:rPr>
+        <w:rFonts w:ascii="Wingdings" w:hAnsi="Wingdings" w:hint="default"/>
+      </w:rPr>
+    </w:lvl>
+    <w:lvl w:ilvl="3" w:tplc="14090001" w:tentative="1">
+      <w:start w:val="1"/>
+      <w:numFmt w:val="bullet"/>
+      <w:lvlText w:val=""/>
+      <w:lvlJc w:val="left"/>
+      <w:pPr>
+        <w:ind w:left="2880" w:hanging="360"/>
+      </w:pPr>
+      <w:rPr>
+        <w:rFonts w:ascii="Symbol" w:hAnsi="Symbol" w:hint="default"/>
+      </w:rPr>
+    </w:lvl>
+    <w:lvl w:ilvl="4" w:tplc="14090003" w:tentative="1">
+      <w:start w:val="1"/>
+      <w:numFmt w:val="bullet"/>
+      <w:lvlText w:val="o"/>
+      <w:lvlJc w:val="left"/>
+      <w:pPr>
+        <w:ind w:left="3600" w:hanging="360"/>
+      </w:pPr>
+      <w:rPr>
+        <w:rFonts w:ascii="Courier New" w:hAnsi="Courier New" w:cs="Courier New" w:hint="default"/>
+      </w:rPr>
+    </w:lvl>
+    <w:lvl w:ilvl="5" w:tplc="14090005" w:tentative="1">
+      <w:start w:val="1"/>
+      <w:numFmt w:val="bullet"/>
+      <w:lvlText w:val=""/>
+      <w:lvlJc w:val="left"/>
+      <w:pPr>
+        <w:ind w:left="4320" w:hanging="360"/>
+      </w:pPr>
+      <w:rPr>
+        <w:rFonts w:ascii="Wingdings" w:hAnsi="Wingdings" w:hint="default"/>
+      </w:rPr>
+    </w:lvl>
+    <w:lvl w:ilvl="6" w:tplc="14090001" w:tentative="1">
+      <w:start w:val="1"/>
+      <w:numFmt w:val="bullet"/>
+      <w:lvlText w:val=""/>
+      <w:lvlJc w:val="left"/>
+      <w:pPr>
+        <w:ind w:left="5040" w:hanging="360"/>
+      </w:pPr>
+      <w:rPr>
+        <w:rFonts w:ascii="Symbol" w:hAnsi="Symbol" w:hint="default"/>
+      </w:rPr>
+    </w:lvl>
+    <w:lvl w:ilvl="7" w:tplc="14090003" w:tentative="1">
+      <w:start w:val="1"/>
+      <w:numFmt w:val="bullet"/>
+      <w:lvlText w:val="o"/>
+      <w:lvlJc w:val="left"/>
+      <w:pPr>
+        <w:ind w:left="5760" w:hanging="360"/>
+      </w:pPr>
+      <w:rPr>
+        <w:rFonts w:ascii="Courier New" w:hAnsi="Courier New" w:cs="Courier New" w:hint="default"/>
+      </w:rPr>
+    </w:lvl>
+    <w:lvl w:ilvl="8" w:tplc="14090005" w:tentative="1">
+      <w:start w:val="1"/>
+      <w:numFmt w:val="bullet"/>
+      <w:lvlText w:val=""/>
+      <w:lvlJc w:val="left"/>
+      <w:pPr>
+        <w:ind w:left="6480" w:hanging="360"/>
+      </w:pPr>
+      <w:rPr>
+        <w:rFonts w:ascii="Wingdings" w:hAnsi="Wingdings" w:hint="default"/>
+      </w:rPr>
+    </w:lvl>
+  </w:abstractNum>
+  <w:abstractNum w:abstractNumId="7" w15:restartNumberingAfterBreak="0">
+    <w:nsid w:val="4D881FBB"/>
+    <w:multiLevelType w:val="hybridMultilevel"/>
+    <w:tmpl w:val="0AEC79C0"/>
+    <w:lvl w:ilvl="0" w:tplc="14090007">
+      <w:start w:val="1"/>
+      <w:numFmt w:val="bullet"/>
+      <w:lvlText w:val=""/>
+      <w:lvlPicBulletId w:val="0"/>
+      <w:lvlJc w:val="left"/>
+      <w:pPr>
+        <w:ind w:left="720" w:hanging="360"/>
+      </w:pPr>
+      <w:rPr>
+        <w:rFonts w:ascii="Symbol" w:hAnsi="Symbol" w:hint="default"/>
+      </w:rPr>
+    </w:lvl>
+    <w:lvl w:ilvl="1" w:tplc="14090003" w:tentative="1">
+      <w:start w:val="1"/>
+      <w:numFmt w:val="bullet"/>
+      <w:lvlText w:val="o"/>
+      <w:lvlJc w:val="left"/>
+      <w:pPr>
+        <w:ind w:left="1440" w:hanging="360"/>
+      </w:pPr>
+      <w:rPr>
+        <w:rFonts w:ascii="Courier New" w:hAnsi="Courier New" w:cs="Courier New" w:hint="default"/>
+      </w:rPr>
+    </w:lvl>
+    <w:lvl w:ilvl="2" w:tplc="14090005" w:tentative="1">
+      <w:start w:val="1"/>
+      <w:numFmt w:val="bullet"/>
+      <w:lvlText w:val=""/>
+      <w:lvlJc w:val="left"/>
+      <w:pPr>
+        <w:ind w:left="2160" w:hanging="360"/>
+      </w:pPr>
+      <w:rPr>
+        <w:rFonts w:ascii="Wingdings" w:hAnsi="Wingdings" w:hint="default"/>
+      </w:rPr>
+    </w:lvl>
+    <w:lvl w:ilvl="3" w:tplc="14090001" w:tentative="1">
+      <w:start w:val="1"/>
+      <w:numFmt w:val="bullet"/>
+      <w:lvlText w:val=""/>
+      <w:lvlJc w:val="left"/>
+      <w:pPr>
+        <w:ind w:left="2880" w:hanging="360"/>
+      </w:pPr>
+      <w:rPr>
+        <w:rFonts w:ascii="Symbol" w:hAnsi="Symbol" w:hint="default"/>
+      </w:rPr>
+    </w:lvl>
+    <w:lvl w:ilvl="4" w:tplc="14090003" w:tentative="1">
+      <w:start w:val="1"/>
+      <w:numFmt w:val="bullet"/>
+      <w:lvlText w:val="o"/>
+      <w:lvlJc w:val="left"/>
+      <w:pPr>
+        <w:ind w:left="3600" w:hanging="360"/>
+      </w:pPr>
+      <w:rPr>
+        <w:rFonts w:ascii="Courier New" w:hAnsi="Courier New" w:cs="Courier New" w:hint="default"/>
+      </w:rPr>
+    </w:lvl>
+    <w:lvl w:ilvl="5" w:tplc="14090005" w:tentative="1">
+      <w:start w:val="1"/>
+      <w:numFmt w:val="bullet"/>
+      <w:lvlText w:val=""/>
+      <w:lvlJc w:val="left"/>
+      <w:pPr>
+        <w:ind w:left="4320" w:hanging="360"/>
+      </w:pPr>
+      <w:rPr>
+        <w:rFonts w:ascii="Wingdings" w:hAnsi="Wingdings" w:hint="default"/>
+      </w:rPr>
+    </w:lvl>
+    <w:lvl w:ilvl="6" w:tplc="14090001" w:tentative="1">
+      <w:start w:val="1"/>
+      <w:numFmt w:val="bullet"/>
+      <w:lvlText w:val=""/>
+      <w:lvlJc w:val="left"/>
+      <w:pPr>
+        <w:ind w:left="5040" w:hanging="360"/>
+      </w:pPr>
+      <w:rPr>
+        <w:rFonts w:ascii="Symbol" w:hAnsi="Symbol" w:hint="default"/>
+      </w:rPr>
+    </w:lvl>
+    <w:lvl w:ilvl="7" w:tplc="14090003" w:tentative="1">
+      <w:start w:val="1"/>
+      <w:numFmt w:val="bullet"/>
+      <w:lvlText w:val="o"/>
+      <w:lvlJc w:val="left"/>
+      <w:pPr>
+        <w:ind w:left="5760" w:hanging="360"/>
+      </w:pPr>
+      <w:rPr>
+        <w:rFonts w:ascii="Courier New" w:hAnsi="Courier New" w:cs="Courier New" w:hint="default"/>
+      </w:rPr>
+    </w:lvl>
+    <w:lvl w:ilvl="8" w:tplc="14090005" w:tentative="1">
+      <w:start w:val="1"/>
+      <w:numFmt w:val="bullet"/>
+      <w:lvlText w:val=""/>
+      <w:lvlJc w:val="left"/>
+      <w:pPr>
+        <w:ind w:left="6480" w:hanging="360"/>
+      </w:pPr>
+      <w:rPr>
+        <w:rFonts w:ascii="Wingdings" w:hAnsi="Wingdings" w:hint="default"/>
+      </w:rPr>
+    </w:lvl>
+  </w:abstractNum>
+  <w:abstractNum w:abstractNumId="8" w15:restartNumberingAfterBreak="0">
+    <w:nsid w:val="53FB03B4"/>
+    <w:multiLevelType w:val="multilevel"/>
+    <w:tmpl w:val="605AB9BA"/>
+    <w:lvl w:ilvl="0">
+      <w:start w:val="2"/>
+      <w:numFmt w:val="decimal"/>
+      <w:lvlText w:val="%1"/>
+      <w:lvlJc w:val="left"/>
+      <w:pPr>
+        <w:ind w:left="600" w:hanging="600"/>
+      </w:pPr>
+      <w:rPr>
+        <w:rFonts w:hint="default"/>
+      </w:rPr>
+    </w:lvl>
+    <w:lvl w:ilvl="1">
+      <w:start w:val="6"/>
+      <w:numFmt w:val="decimal"/>
+      <w:lvlText w:val="%1.%2"/>
+      <w:lvlJc w:val="left"/>
+      <w:pPr>
+        <w:ind w:left="600" w:hanging="600"/>
+      </w:pPr>
+      <w:rPr>
+        <w:rFonts w:hint="default"/>
+      </w:rPr>
+    </w:lvl>
+    <w:lvl w:ilvl="2">
+      <w:start w:val="3"/>
+      <w:numFmt w:val="decimal"/>
+      <w:lvlText w:val="%1.%2.%3"/>
+      <w:lvlJc w:val="left"/>
+      <w:pPr>
+        <w:ind w:left="720" w:hanging="720"/>
+      </w:pPr>
+      <w:rPr>
+        <w:rFonts w:hint="default"/>
+      </w:rPr>
+    </w:lvl>
+    <w:lvl w:ilvl="3">
+      <w:start w:val="1"/>
+      <w:numFmt w:val="decimal"/>
+      <w:lvlText w:val="%1.%2.%3.%4"/>
+      <w:lvlJc w:val="left"/>
+      <w:pPr>
+        <w:ind w:left="1080" w:hanging="1080"/>
+      </w:pPr>
+      <w:rPr>
+        <w:rFonts w:hint="default"/>
+      </w:rPr>
+    </w:lvl>
+    <w:lvl w:ilvl="4">
+      <w:start w:val="1"/>
+      <w:numFmt w:val="decimal"/>
+      <w:lvlText w:val="%1.%2.%3.%4.%5"/>
+      <w:lvlJc w:val="left"/>
+      <w:pPr>
+        <w:ind w:left="1080" w:hanging="1080"/>
+      </w:pPr>
+      <w:rPr>
+        <w:rFonts w:hint="default"/>
+      </w:rPr>
+    </w:lvl>
+    <w:lvl w:ilvl="5">
+      <w:start w:val="1"/>
+      <w:numFmt w:val="decimal"/>
+      <w:lvlText w:val="%1.%2.%3.%4.%5.%6"/>
+      <w:lvlJc w:val="left"/>
+      <w:pPr>
+        <w:ind w:left="1440" w:hanging="1440"/>
+      </w:pPr>
+      <w:rPr>
+        <w:rFonts w:hint="default"/>
+      </w:rPr>
+    </w:lvl>
+    <w:lvl w:ilvl="6">
+      <w:start w:val="1"/>
+      <w:numFmt w:val="decimal"/>
+      <w:lvlText w:val="%1.%2.%3.%4.%5.%6.%7"/>
+      <w:lvlJc w:val="left"/>
+      <w:pPr>
+        <w:ind w:left="1440" w:hanging="1440"/>
+      </w:pPr>
+      <w:rPr>
+        <w:rFonts w:hint="default"/>
+      </w:rPr>
+    </w:lvl>
+    <w:lvl w:ilvl="7">
+      <w:start w:val="1"/>
+      <w:numFmt w:val="decimal"/>
+      <w:lvlText w:val="%1.%2.%3.%4.%5.%6.%7.%8"/>
+      <w:lvlJc w:val="left"/>
+      <w:pPr>
+        <w:ind w:left="1800" w:hanging="1800"/>
+      </w:pPr>
+      <w:rPr>
+        <w:rFonts w:hint="default"/>
+      </w:rPr>
+    </w:lvl>
+    <w:lvl w:ilvl="8">
+      <w:start w:val="1"/>
+      <w:numFmt w:val="decimal"/>
+      <w:lvlText w:val="%1.%2.%3.%4.%5.%6.%7.%8.%9"/>
+      <w:lvlJc w:val="left"/>
+      <w:pPr>
+        <w:ind w:left="1800" w:hanging="1800"/>
+      </w:pPr>
+      <w:rPr>
+        <w:rFonts w:hint="default"/>
+      </w:rPr>
+    </w:lvl>
+  </w:abstractNum>
+  <w:abstractNum w:abstractNumId="9" w15:restartNumberingAfterBreak="0">
     <w:nsid w:val="57C15CA7"/>
     <w:multiLevelType w:val="multilevel"/>
     <w:tmpl w:val="5E0EA7EC"/>
@@ -4413,7 +7676,7 @@
       </w:rPr>
     </w:lvl>
   </w:abstractNum>
-  <w:abstractNum w:abstractNumId="5" w15:restartNumberingAfterBreak="0">
+  <w:abstractNum w:abstractNumId="10" w15:restartNumberingAfterBreak="0">
     <w:nsid w:val="67CB29E0"/>
     <w:multiLevelType w:val="multilevel"/>
     <w:tmpl w:val="3CB2E9A8"/>
@@ -4526,7 +7789,7 @@
       </w:rPr>
     </w:lvl>
   </w:abstractNum>
-  <w:abstractNum w:abstractNumId="6" w15:restartNumberingAfterBreak="0">
+  <w:abstractNum w:abstractNumId="11" w15:restartNumberingAfterBreak="0">
     <w:nsid w:val="6D33013F"/>
     <w:multiLevelType w:val="multilevel"/>
     <w:tmpl w:val="A33CD870"/>
@@ -4647,26 +7910,157 @@
       </w:rPr>
     </w:lvl>
   </w:abstractNum>
+  <w:abstractNum w:abstractNumId="12" w15:restartNumberingAfterBreak="0">
+    <w:nsid w:val="72126266"/>
+    <w:multiLevelType w:val="hybridMultilevel"/>
+    <w:tmpl w:val="66D2E536"/>
+    <w:lvl w:ilvl="0" w:tplc="14090001">
+      <w:start w:val="1"/>
+      <w:numFmt w:val="bullet"/>
+      <w:lvlText w:val=""/>
+      <w:lvlJc w:val="left"/>
+      <w:pPr>
+        <w:ind w:left="720" w:hanging="360"/>
+      </w:pPr>
+      <w:rPr>
+        <w:rFonts w:ascii="Symbol" w:hAnsi="Symbol" w:hint="default"/>
+      </w:rPr>
+    </w:lvl>
+    <w:lvl w:ilvl="1" w:tplc="14090003" w:tentative="1">
+      <w:start w:val="1"/>
+      <w:numFmt w:val="bullet"/>
+      <w:lvlText w:val="o"/>
+      <w:lvlJc w:val="left"/>
+      <w:pPr>
+        <w:ind w:left="1440" w:hanging="360"/>
+      </w:pPr>
+      <w:rPr>
+        <w:rFonts w:ascii="Courier New" w:hAnsi="Courier New" w:cs="Courier New" w:hint="default"/>
+      </w:rPr>
+    </w:lvl>
+    <w:lvl w:ilvl="2" w:tplc="14090005" w:tentative="1">
+      <w:start w:val="1"/>
+      <w:numFmt w:val="bullet"/>
+      <w:lvlText w:val=""/>
+      <w:lvlJc w:val="left"/>
+      <w:pPr>
+        <w:ind w:left="2160" w:hanging="360"/>
+      </w:pPr>
+      <w:rPr>
+        <w:rFonts w:ascii="Wingdings" w:hAnsi="Wingdings" w:hint="default"/>
+      </w:rPr>
+    </w:lvl>
+    <w:lvl w:ilvl="3" w:tplc="14090001" w:tentative="1">
+      <w:start w:val="1"/>
+      <w:numFmt w:val="bullet"/>
+      <w:lvlText w:val=""/>
+      <w:lvlJc w:val="left"/>
+      <w:pPr>
+        <w:ind w:left="2880" w:hanging="360"/>
+      </w:pPr>
+      <w:rPr>
+        <w:rFonts w:ascii="Symbol" w:hAnsi="Symbol" w:hint="default"/>
+      </w:rPr>
+    </w:lvl>
+    <w:lvl w:ilvl="4" w:tplc="14090003" w:tentative="1">
+      <w:start w:val="1"/>
+      <w:numFmt w:val="bullet"/>
+      <w:lvlText w:val="o"/>
+      <w:lvlJc w:val="left"/>
+      <w:pPr>
+        <w:ind w:left="3600" w:hanging="360"/>
+      </w:pPr>
+      <w:rPr>
+        <w:rFonts w:ascii="Courier New" w:hAnsi="Courier New" w:cs="Courier New" w:hint="default"/>
+      </w:rPr>
+    </w:lvl>
+    <w:lvl w:ilvl="5" w:tplc="14090005" w:tentative="1">
+      <w:start w:val="1"/>
+      <w:numFmt w:val="bullet"/>
+      <w:lvlText w:val=""/>
+      <w:lvlJc w:val="left"/>
+      <w:pPr>
+        <w:ind w:left="4320" w:hanging="360"/>
+      </w:pPr>
+      <w:rPr>
+        <w:rFonts w:ascii="Wingdings" w:hAnsi="Wingdings" w:hint="default"/>
+      </w:rPr>
+    </w:lvl>
+    <w:lvl w:ilvl="6" w:tplc="14090001" w:tentative="1">
+      <w:start w:val="1"/>
+      <w:numFmt w:val="bullet"/>
+      <w:lvlText w:val=""/>
+      <w:lvlJc w:val="left"/>
+      <w:pPr>
+        <w:ind w:left="5040" w:hanging="360"/>
+      </w:pPr>
+      <w:rPr>
+        <w:rFonts w:ascii="Symbol" w:hAnsi="Symbol" w:hint="default"/>
+      </w:rPr>
+    </w:lvl>
+    <w:lvl w:ilvl="7" w:tplc="14090003" w:tentative="1">
+      <w:start w:val="1"/>
+      <w:numFmt w:val="bullet"/>
+      <w:lvlText w:val="o"/>
+      <w:lvlJc w:val="left"/>
+      <w:pPr>
+        <w:ind w:left="5760" w:hanging="360"/>
+      </w:pPr>
+      <w:rPr>
+        <w:rFonts w:ascii="Courier New" w:hAnsi="Courier New" w:cs="Courier New" w:hint="default"/>
+      </w:rPr>
+    </w:lvl>
+    <w:lvl w:ilvl="8" w:tplc="14090005" w:tentative="1">
+      <w:start w:val="1"/>
+      <w:numFmt w:val="bullet"/>
+      <w:lvlText w:val=""/>
+      <w:lvlJc w:val="left"/>
+      <w:pPr>
+        <w:ind w:left="6480" w:hanging="360"/>
+      </w:pPr>
+      <w:rPr>
+        <w:rFonts w:ascii="Wingdings" w:hAnsi="Wingdings" w:hint="default"/>
+      </w:rPr>
+    </w:lvl>
+  </w:abstractNum>
   <w:num w:numId="1" w16cid:durableId="364907590">
     <w:abstractNumId w:val="2"/>
   </w:num>
   <w:num w:numId="2" w16cid:durableId="301354982">
-    <w:abstractNumId w:val="6"/>
+    <w:abstractNumId w:val="11"/>
   </w:num>
   <w:num w:numId="3" w16cid:durableId="1112360827">
-    <w:abstractNumId w:val="4"/>
+    <w:abstractNumId w:val="9"/>
   </w:num>
   <w:num w:numId="4" w16cid:durableId="676663790">
-    <w:abstractNumId w:val="5"/>
+    <w:abstractNumId w:val="10"/>
   </w:num>
   <w:num w:numId="5" w16cid:durableId="1567960367">
     <w:abstractNumId w:val="0"/>
   </w:num>
   <w:num w:numId="6" w16cid:durableId="1189951745">
-    <w:abstractNumId w:val="3"/>
+    <w:abstractNumId w:val="4"/>
   </w:num>
   <w:num w:numId="7" w16cid:durableId="290478055">
     <w:abstractNumId w:val="1"/>
+  </w:num>
+  <w:num w:numId="8" w16cid:durableId="544373216">
+    <w:abstractNumId w:val="7"/>
+  </w:num>
+  <w:num w:numId="9" w16cid:durableId="1405563663">
+    <w:abstractNumId w:val="12"/>
+  </w:num>
+  <w:num w:numId="10" w16cid:durableId="805397814">
+    <w:abstractNumId w:val="3"/>
+  </w:num>
+  <w:num w:numId="11" w16cid:durableId="180704476">
+    <w:abstractNumId w:val="6"/>
+  </w:num>
+  <w:num w:numId="12" w16cid:durableId="1809863132">
+    <w:abstractNumId w:val="5"/>
+  </w:num>
+  <w:num w:numId="13" w16cid:durableId="1563175598">
+    <w:abstractNumId w:val="8"/>
   </w:num>
 </w:numbering>
 </file>
@@ -5121,7 +8515,6 @@
     <w:next w:val="Normal"/>
     <w:link w:val="Heading3Char"/>
     <w:uiPriority w:val="9"/>
-    <w:semiHidden/>
     <w:unhideWhenUsed/>
     <w:qFormat/>
     <w:rsid w:val="006E474E"/>
@@ -5328,7 +8721,6 @@
     <w:basedOn w:val="DefaultParagraphFont"/>
     <w:link w:val="Heading3"/>
     <w:uiPriority w:val="9"/>
-    <w:semiHidden/>
     <w:rsid w:val="006E474E"/>
     <w:rPr>
       <w:rFonts w:eastAsiaTheme="majorEastAsia" w:cstheme="majorBidi"/>
@@ -5615,10 +9007,6 @@
       <w:numPr>
         <w:numId w:val="5"/>
       </w:numPr>
-      <w:tabs>
-        <w:tab w:val="clear" w:pos="360"/>
-      </w:tabs>
-      <w:ind w:left="0" w:firstLine="0"/>
       <w:contextualSpacing/>
     </w:pPr>
     <w:rPr>
@@ -5679,6 +9067,43 @@
     <w:rsid w:val="00854B6D"/>
     <w:rPr>
       <w:color w:val="467886" w:themeColor="hyperlink"/>
+      <w:u w:val="single"/>
+    </w:rPr>
+  </w:style>
+  <w:style w:type="character" w:styleId="UnresolvedMention">
+    <w:name w:val="Unresolved Mention"/>
+    <w:basedOn w:val="DefaultParagraphFont"/>
+    <w:uiPriority w:val="99"/>
+    <w:semiHidden/>
+    <w:unhideWhenUsed/>
+    <w:rsid w:val="009F6278"/>
+    <w:rPr>
+      <w:color w:val="605E5C"/>
+      <w:shd w:val="clear" w:color="auto" w:fill="E1DFDD"/>
+    </w:rPr>
+  </w:style>
+  <w:style w:type="paragraph" w:styleId="TOC3">
+    <w:name w:val="toc 3"/>
+    <w:basedOn w:val="Normal"/>
+    <w:next w:val="Normal"/>
+    <w:autoRedefine/>
+    <w:uiPriority w:val="39"/>
+    <w:unhideWhenUsed/>
+    <w:rsid w:val="00B438B0"/>
+    <w:pPr>
+      <w:spacing w:after="100"/>
+      <w:ind w:left="480"/>
+    </w:pPr>
+  </w:style>
+  <w:style w:type="character" w:styleId="FollowedHyperlink">
+    <w:name w:val="FollowedHyperlink"/>
+    <w:basedOn w:val="DefaultParagraphFont"/>
+    <w:uiPriority w:val="99"/>
+    <w:semiHidden/>
+    <w:unhideWhenUsed/>
+    <w:rsid w:val="00340BD1"/>
+    <w:rPr>
+      <w:color w:val="96607D" w:themeColor="followedHyperlink"/>
       <w:u w:val="single"/>
     </w:rPr>
   </w:style>
@@ -5983,7 +9408,7 @@
 <file path=customXml/item1.xml><?xml version="1.0" encoding="utf-8"?>
 <CoverPageProperties xmlns="http://schemas.microsoft.com/office/2006/coverPageProps">
   <PublishDate/>
-  <Abstract>DONaid is a full-stack web application designed to facilitate them donations by allowing users to securely log in, list items with images, browse available donations, and communicate in real time through an integrated messaging system.</Abstract>
+  <Abstract>A full-stack web application designed to facilitate donations by allowing users to securely log in, list items with images, browse available donations, and communicate in real-time through an integrated messaging system.</Abstract>
   <CompanyAddress/>
   <CompanyPhone/>
   <CompanyFax/>

--- a/DONaid/docs/DONaid Project Documentation.docx
+++ b/DONaid/docs/DONaid Project Documentation.docx
@@ -10,7 +10,6 @@
           <w:docPartUnique/>
         </w:docPartObj>
       </w:sdtPr>
-      <w:sdtEndPr/>
       <w:sdtContent>
         <w:p>
           <w:r>
@@ -90,7 +89,6 @@
                                   <w:dataBinding w:prefixMappings="xmlns:ns0='http://schemas.openxmlformats.org/package/2006/metadata/core-properties' xmlns:ns1='http://purl.org/dc/elements/1.1/'" w:xpath="/ns0:coreProperties[1]/ns1:title[1]" w:storeItemID="{6C3C8BC8-F283-45AE-878A-BAB7291924A1}"/>
                                   <w:text/>
                                 </w:sdtPr>
-                                <w:sdtEndPr/>
                                 <w:sdtContent>
                                   <w:p>
                                     <w:pPr>
@@ -140,7 +138,6 @@
                                   <w:dataBinding w:prefixMappings="xmlns:ns0='http://schemas.microsoft.com/office/2006/coverPageProps'" w:xpath="/ns0:CoverPageProperties[1]/ns0:Abstract[1]" w:storeItemID="{55AF091B-3C7A-41E3-B477-F2FDAA23CFDA}"/>
                                   <w:text/>
                                 </w:sdtPr>
-                                <w:sdtEndPr/>
                                 <w:sdtContent>
                                   <w:p>
                                     <w:pPr>
@@ -423,7 +420,6 @@
                                   <w:dataBinding w:prefixMappings="xmlns:ns0='http://schemas.openxmlformats.org/package/2006/metadata/core-properties' xmlns:ns1='http://purl.org/dc/elements/1.1/'" w:xpath="/ns0:coreProperties[1]/ns1:subject[1]" w:storeItemID="{6C3C8BC8-F283-45AE-878A-BAB7291924A1}"/>
                                   <w:text/>
                                 </w:sdtPr>
-                                <w:sdtEndPr/>
                                 <w:sdtContent>
                                   <w:p>
                                     <w:pPr>
@@ -4911,13 +4907,7 @@
       </w:pPr>
       <w:bookmarkStart w:id="12" w:name="_Toc225681732"/>
       <w:r>
-        <w:t>2.</w:t>
-      </w:r>
-      <w:r>
-        <w:t>6</w:t>
-      </w:r>
-      <w:r>
-        <w:t xml:space="preserve">.1 </w:t>
+        <w:t xml:space="preserve">2.6.1 </w:t>
       </w:r>
       <w:r>
         <w:t>User Registration</w:t>
@@ -4955,10 +4945,7 @@
       </w:pPr>
       <w:bookmarkStart w:id="13" w:name="_Toc225681733"/>
       <w:r>
-        <w:t>2.6.</w:t>
-      </w:r>
-      <w:r>
-        <w:t xml:space="preserve">2 </w:t>
+        <w:t xml:space="preserve">2.6.2 </w:t>
       </w:r>
       <w:r>
         <w:t>User Login and Session Management</w:t>
@@ -4970,7 +4957,15 @@
         <w:pStyle w:val="ListBullet"/>
       </w:pPr>
       <w:r>
-        <w:t>The system shall allow registered users to log in using valid credentials.</w:t>
+        <w:t xml:space="preserve">The </w:t>
+      </w:r>
+      <w:proofErr w:type="gramStart"/>
+      <w:r>
+        <w:t>system shall</w:t>
+      </w:r>
+      <w:proofErr w:type="gramEnd"/>
+      <w:r>
+        <w:t xml:space="preserve"> allow registered users to log in using valid credentials.</w:t>
       </w:r>
     </w:p>
     <w:p>
@@ -5068,7 +5063,15 @@
         <w:pStyle w:val="ListBullet"/>
       </w:pPr>
       <w:r>
-        <w:t>The system shall allow users to view a list of available donation items in the UI.</w:t>
+        <w:t xml:space="preserve">The </w:t>
+      </w:r>
+      <w:proofErr w:type="gramStart"/>
+      <w:r>
+        <w:t>system shall</w:t>
+      </w:r>
+      <w:proofErr w:type="gramEnd"/>
+      <w:r>
+        <w:t xml:space="preserve"> allow users to view a list of available donation items in the UI.</w:t>
       </w:r>
     </w:p>
     <w:p>
@@ -5105,7 +5108,15 @@
         <w:pStyle w:val="ListBullet"/>
       </w:pPr>
       <w:r>
-        <w:t>The system shall allow users to search items using keywords (e.g., title/description).</w:t>
+        <w:t xml:space="preserve">The system shall allow users to </w:t>
+      </w:r>
+      <w:proofErr w:type="gramStart"/>
+      <w:r>
+        <w:t>search</w:t>
+      </w:r>
+      <w:proofErr w:type="gramEnd"/>
+      <w:r>
+        <w:t xml:space="preserve"> items using keywords (e.g., title/description).</w:t>
       </w:r>
     </w:p>
     <w:p>
@@ -5139,7 +5150,15 @@
         <w:ind w:left="720"/>
       </w:pPr>
       <w:r>
-        <w:t>“my items” (items created by the logged-in user)</w:t>
+        <w:t>“</w:t>
+      </w:r>
+      <w:proofErr w:type="gramStart"/>
+      <w:r>
+        <w:t>my</w:t>
+      </w:r>
+      <w:proofErr w:type="gramEnd"/>
+      <w:r>
+        <w:t xml:space="preserve"> items” (items created by the logged-in user)</w:t>
       </w:r>
       <w:r>
         <w:t>.</w:t>
@@ -5254,7 +5273,15 @@
         <w:pStyle w:val="ListBullet"/>
       </w:pPr>
       <w:r>
-        <w:t>The system shall reject delete attempts by non-owners (e.g., return 403).</w:t>
+        <w:t xml:space="preserve">The system shall reject </w:t>
+      </w:r>
+      <w:proofErr w:type="gramStart"/>
+      <w:r>
+        <w:t>delete</w:t>
+      </w:r>
+      <w:proofErr w:type="gramEnd"/>
+      <w:r>
+        <w:t xml:space="preserve"> attempts by non-owners (e.g., return 403).</w:t>
       </w:r>
     </w:p>
     <w:p>
@@ -5281,7 +5308,15 @@
         <w:pStyle w:val="ListBullet"/>
       </w:pPr>
       <w:r>
-        <w:t>The system shall allow users to message about a specific item using real-time chat.</w:t>
+        <w:t xml:space="preserve">The </w:t>
+      </w:r>
+      <w:proofErr w:type="gramStart"/>
+      <w:r>
+        <w:t>system shall</w:t>
+      </w:r>
+      <w:proofErr w:type="gramEnd"/>
+      <w:r>
+        <w:t xml:space="preserve"> allow users to message about a specific item using real-time chat.</w:t>
       </w:r>
     </w:p>
     <w:p>
@@ -5297,7 +5332,15 @@
         <w:pStyle w:val="ListBullet"/>
       </w:pPr>
       <w:r>
-        <w:t>The system shall persist chat messages to the database so message history is retained across refresh/re-login.</w:t>
+        <w:t xml:space="preserve">The system shall persist chat messages to the </w:t>
+      </w:r>
+      <w:proofErr w:type="gramStart"/>
+      <w:r>
+        <w:t>database</w:t>
+      </w:r>
+      <w:proofErr w:type="gramEnd"/>
+      <w:r>
+        <w:t xml:space="preserve"> so message history is retained across refresh/re-login.</w:t>
       </w:r>
     </w:p>
     <w:p>
@@ -6246,23 +6289,7 @@
             <w:b/>
             <w:bCs/>
           </w:rPr>
-          <w:t>Rea</w:t>
-        </w:r>
-        <w:r>
-          <w:rPr>
-            <w:rStyle w:val="Hyperlink"/>
-            <w:b/>
-            <w:bCs/>
-          </w:rPr>
-          <w:t>c</w:t>
-        </w:r>
-        <w:r>
-          <w:rPr>
-            <w:rStyle w:val="Hyperlink"/>
-            <w:b/>
-            <w:bCs/>
-          </w:rPr>
-          <w:t>t</w:t>
+          <w:t>React</w:t>
         </w:r>
       </w:hyperlink>
       <w:r>
@@ -6677,7 +6704,7 @@
         <v:path o:extrusionok="f" gradientshapeok="t" o:connecttype="rect"/>
         <o:lock v:ext="edit" aspectratio="t"/>
       </v:shapetype>
-      <v:shape id="_x0000_i1025" type="#_x0000_t75" style="width:11.2pt;height:11.2pt" o:bullet="t">
+      <v:shape id="_x0000_i1025" type="#_x0000_t75" style="width:11.35pt;height:11.35pt" o:bullet="t">
         <v:imagedata r:id="rId1" o:title="mso8BBC"/>
       </v:shape>
     </w:pict>

--- a/DONaid/docs/DONaid Project Documentation.docx
+++ b/DONaid/docs/DONaid Project Documentation.docx
@@ -10,6 +10,7 @@
           <w:docPartUnique/>
         </w:docPartObj>
       </w:sdtPr>
+      <w:sdtEndPr/>
       <w:sdtContent>
         <w:p>
           <w:r>
@@ -89,6 +90,7 @@
                                   <w:dataBinding w:prefixMappings="xmlns:ns0='http://schemas.openxmlformats.org/package/2006/metadata/core-properties' xmlns:ns1='http://purl.org/dc/elements/1.1/'" w:xpath="/ns0:coreProperties[1]/ns1:title[1]" w:storeItemID="{6C3C8BC8-F283-45AE-878A-BAB7291924A1}"/>
                                   <w:text/>
                                 </w:sdtPr>
+                                <w:sdtEndPr/>
                                 <w:sdtContent>
                                   <w:p>
                                     <w:pPr>
@@ -101,7 +103,6 @@
                                         <w:szCs w:val="80"/>
                                       </w:rPr>
                                     </w:pPr>
-                                    <w:proofErr w:type="spellStart"/>
                                     <w:r>
                                       <w:rPr>
                                         <w:rFonts w:hAnsi="Aptos"/>
@@ -112,7 +113,6 @@
                                       </w:rPr>
                                       <w:t>DONaid</w:t>
                                     </w:r>
-                                    <w:proofErr w:type="spellEnd"/>
                                   </w:p>
                                 </w:sdtContent>
                               </w:sdt>
@@ -138,6 +138,7 @@
                                   <w:dataBinding w:prefixMappings="xmlns:ns0='http://schemas.microsoft.com/office/2006/coverPageProps'" w:xpath="/ns0:CoverPageProperties[1]/ns0:Abstract[1]" w:storeItemID="{55AF091B-3C7A-41E3-B477-F2FDAA23CFDA}"/>
                                   <w:text/>
                                 </w:sdtPr>
+                                <w:sdtEndPr/>
                                 <w:sdtContent>
                                   <w:p>
                                     <w:pPr>
@@ -420,6 +421,7 @@
                                   <w:dataBinding w:prefixMappings="xmlns:ns0='http://schemas.openxmlformats.org/package/2006/metadata/core-properties' xmlns:ns1='http://purl.org/dc/elements/1.1/'" w:xpath="/ns0:coreProperties[1]/ns1:subject[1]" w:storeItemID="{6C3C8BC8-F283-45AE-878A-BAB7291924A1}"/>
                                   <w:text/>
                                 </w:sdtPr>
+                                <w:sdtEndPr/>
                                 <w:sdtContent>
                                   <w:p>
                                     <w:pPr>
@@ -711,7 +713,7 @@
           <w:r>
             <w:fldChar w:fldCharType="separate"/>
           </w:r>
-          <w:hyperlink w:anchor="_Toc225681720" w:history="1">
+          <w:hyperlink w:anchor="_Toc225691300" w:history="1">
             <w:r>
               <w:rPr>
                 <w:rStyle w:val="Hyperlink"/>
@@ -753,7 +755,7 @@
                 <w:noProof/>
                 <w:webHidden/>
               </w:rPr>
-              <w:instrText xml:space="preserve"> PAGEREF _Toc225681720 \h </w:instrText>
+              <w:instrText xml:space="preserve"> PAGEREF _Toc225691300 \h </w:instrText>
             </w:r>
             <w:r>
               <w:rPr>
@@ -796,7 +798,7 @@
               <w:lang w:eastAsia="en-NZ"/>
             </w:rPr>
           </w:pPr>
-          <w:hyperlink w:anchor="_Toc225681721" w:history="1">
+          <w:hyperlink w:anchor="_Toc225691301" w:history="1">
             <w:r>
               <w:rPr>
                 <w:rStyle w:val="Hyperlink"/>
@@ -823,7 +825,7 @@
                 <w:noProof/>
                 <w:webHidden/>
               </w:rPr>
-              <w:instrText xml:space="preserve"> PAGEREF _Toc225681721 \h </w:instrText>
+              <w:instrText xml:space="preserve"> PAGEREF _Toc225691301 \h </w:instrText>
             </w:r>
             <w:r>
               <w:rPr>
@@ -866,7 +868,7 @@
               <w:lang w:eastAsia="en-NZ"/>
             </w:rPr>
           </w:pPr>
-          <w:hyperlink w:anchor="_Toc225681722" w:history="1">
+          <w:hyperlink w:anchor="_Toc225691302" w:history="1">
             <w:r>
               <w:rPr>
                 <w:rStyle w:val="Hyperlink"/>
@@ -893,7 +895,7 @@
                 <w:noProof/>
                 <w:webHidden/>
               </w:rPr>
-              <w:instrText xml:space="preserve"> PAGEREF _Toc225681722 \h </w:instrText>
+              <w:instrText xml:space="preserve"> PAGEREF _Toc225691302 \h </w:instrText>
             </w:r>
             <w:r>
               <w:rPr>
@@ -936,7 +938,7 @@
               <w:lang w:eastAsia="en-NZ"/>
             </w:rPr>
           </w:pPr>
-          <w:hyperlink w:anchor="_Toc225681723" w:history="1">
+          <w:hyperlink w:anchor="_Toc225691303" w:history="1">
             <w:r>
               <w:rPr>
                 <w:rStyle w:val="Hyperlink"/>
@@ -963,7 +965,7 @@
                 <w:noProof/>
                 <w:webHidden/>
               </w:rPr>
-              <w:instrText xml:space="preserve"> PAGEREF _Toc225681723 \h </w:instrText>
+              <w:instrText xml:space="preserve"> PAGEREF _Toc225691303 \h </w:instrText>
             </w:r>
             <w:r>
               <w:rPr>
@@ -1006,7 +1008,7 @@
               <w:lang w:eastAsia="en-NZ"/>
             </w:rPr>
           </w:pPr>
-          <w:hyperlink w:anchor="_Toc225681724" w:history="1">
+          <w:hyperlink w:anchor="_Toc225691304" w:history="1">
             <w:r>
               <w:rPr>
                 <w:rStyle w:val="Hyperlink"/>
@@ -1033,7 +1035,7 @@
                 <w:noProof/>
                 <w:webHidden/>
               </w:rPr>
-              <w:instrText xml:space="preserve"> PAGEREF _Toc225681724 \h </w:instrText>
+              <w:instrText xml:space="preserve"> PAGEREF _Toc225691304 \h </w:instrText>
             </w:r>
             <w:r>
               <w:rPr>
@@ -1077,7 +1079,7 @@
               <w:lang w:eastAsia="en-NZ"/>
             </w:rPr>
           </w:pPr>
-          <w:hyperlink w:anchor="_Toc225681725" w:history="1">
+          <w:hyperlink w:anchor="_Toc225691305" w:history="1">
             <w:r>
               <w:rPr>
                 <w:rStyle w:val="Hyperlink"/>
@@ -1119,7 +1121,7 @@
                 <w:noProof/>
                 <w:webHidden/>
               </w:rPr>
-              <w:instrText xml:space="preserve"> PAGEREF _Toc225681725 \h </w:instrText>
+              <w:instrText xml:space="preserve"> PAGEREF _Toc225691305 \h </w:instrText>
             </w:r>
             <w:r>
               <w:rPr>
@@ -1162,7 +1164,7 @@
               <w:lang w:eastAsia="en-NZ"/>
             </w:rPr>
           </w:pPr>
-          <w:hyperlink w:anchor="_Toc225681726" w:history="1">
+          <w:hyperlink w:anchor="_Toc225691306" w:history="1">
             <w:r>
               <w:rPr>
                 <w:rStyle w:val="Hyperlink"/>
@@ -1189,7 +1191,7 @@
                 <w:noProof/>
                 <w:webHidden/>
               </w:rPr>
-              <w:instrText xml:space="preserve"> PAGEREF _Toc225681726 \h </w:instrText>
+              <w:instrText xml:space="preserve"> PAGEREF _Toc225691306 \h </w:instrText>
             </w:r>
             <w:r>
               <w:rPr>
@@ -1232,7 +1234,7 @@
               <w:lang w:eastAsia="en-NZ"/>
             </w:rPr>
           </w:pPr>
-          <w:hyperlink w:anchor="_Toc225681727" w:history="1">
+          <w:hyperlink w:anchor="_Toc225691307" w:history="1">
             <w:r>
               <w:rPr>
                 <w:rStyle w:val="Hyperlink"/>
@@ -1259,7 +1261,7 @@
                 <w:noProof/>
                 <w:webHidden/>
               </w:rPr>
-              <w:instrText xml:space="preserve"> PAGEREF _Toc225681727 \h </w:instrText>
+              <w:instrText xml:space="preserve"> PAGEREF _Toc225691307 \h </w:instrText>
             </w:r>
             <w:r>
               <w:rPr>
@@ -1302,7 +1304,7 @@
               <w:lang w:eastAsia="en-NZ"/>
             </w:rPr>
           </w:pPr>
-          <w:hyperlink w:anchor="_Toc225681728" w:history="1">
+          <w:hyperlink w:anchor="_Toc225691308" w:history="1">
             <w:r>
               <w:rPr>
                 <w:rStyle w:val="Hyperlink"/>
@@ -1329,7 +1331,7 @@
                 <w:noProof/>
                 <w:webHidden/>
               </w:rPr>
-              <w:instrText xml:space="preserve"> PAGEREF _Toc225681728 \h </w:instrText>
+              <w:instrText xml:space="preserve"> PAGEREF _Toc225691308 \h </w:instrText>
             </w:r>
             <w:r>
               <w:rPr>
@@ -1372,7 +1374,7 @@
               <w:lang w:eastAsia="en-NZ"/>
             </w:rPr>
           </w:pPr>
-          <w:hyperlink w:anchor="_Toc225681729" w:history="1">
+          <w:hyperlink w:anchor="_Toc225691309" w:history="1">
             <w:r>
               <w:rPr>
                 <w:rStyle w:val="Hyperlink"/>
@@ -1399,7 +1401,7 @@
                 <w:noProof/>
                 <w:webHidden/>
               </w:rPr>
-              <w:instrText xml:space="preserve"> PAGEREF _Toc225681729 \h </w:instrText>
+              <w:instrText xml:space="preserve"> PAGEREF _Toc225691309 \h </w:instrText>
             </w:r>
             <w:r>
               <w:rPr>
@@ -1442,7 +1444,7 @@
               <w:lang w:eastAsia="en-NZ"/>
             </w:rPr>
           </w:pPr>
-          <w:hyperlink w:anchor="_Toc225681730" w:history="1">
+          <w:hyperlink w:anchor="_Toc225691310" w:history="1">
             <w:r>
               <w:rPr>
                 <w:rStyle w:val="Hyperlink"/>
@@ -1469,7 +1471,7 @@
                 <w:noProof/>
                 <w:webHidden/>
               </w:rPr>
-              <w:instrText xml:space="preserve"> PAGEREF _Toc225681730 \h </w:instrText>
+              <w:instrText xml:space="preserve"> PAGEREF _Toc225691310 \h </w:instrText>
             </w:r>
             <w:r>
               <w:rPr>
@@ -1512,7 +1514,7 @@
               <w:lang w:eastAsia="en-NZ"/>
             </w:rPr>
           </w:pPr>
-          <w:hyperlink w:anchor="_Toc225681731" w:history="1">
+          <w:hyperlink w:anchor="_Toc225691311" w:history="1">
             <w:r>
               <w:rPr>
                 <w:rStyle w:val="Hyperlink"/>
@@ -1539,7 +1541,7 @@
                 <w:noProof/>
                 <w:webHidden/>
               </w:rPr>
-              <w:instrText xml:space="preserve"> PAGEREF _Toc225681731 \h </w:instrText>
+              <w:instrText xml:space="preserve"> PAGEREF _Toc225691311 \h </w:instrText>
             </w:r>
             <w:r>
               <w:rPr>
@@ -1577,10 +1579,12 @@
               <w:tab w:val="right" w:leader="dot" w:pos="9016"/>
             </w:tabs>
             <w:rPr>
+              <w:rFonts w:eastAsiaTheme="minorEastAsia"/>
               <w:noProof/>
+              <w:lang w:eastAsia="en-NZ"/>
             </w:rPr>
           </w:pPr>
-          <w:hyperlink w:anchor="_Toc225681732" w:history="1">
+          <w:hyperlink w:anchor="_Toc225691312" w:history="1">
             <w:r>
               <w:rPr>
                 <w:rStyle w:val="Hyperlink"/>
@@ -1607,7 +1611,7 @@
                 <w:noProof/>
                 <w:webHidden/>
               </w:rPr>
-              <w:instrText xml:space="preserve"> PAGEREF _Toc225681732 \h </w:instrText>
+              <w:instrText xml:space="preserve"> PAGEREF _Toc225691312 \h </w:instrText>
             </w:r>
             <w:r>
               <w:rPr>
@@ -1645,10 +1649,12 @@
               <w:tab w:val="right" w:leader="dot" w:pos="9016"/>
             </w:tabs>
             <w:rPr>
+              <w:rFonts w:eastAsiaTheme="minorEastAsia"/>
               <w:noProof/>
+              <w:lang w:eastAsia="en-NZ"/>
             </w:rPr>
           </w:pPr>
-          <w:hyperlink w:anchor="_Toc225681733" w:history="1">
+          <w:hyperlink w:anchor="_Toc225691313" w:history="1">
             <w:r>
               <w:rPr>
                 <w:rStyle w:val="Hyperlink"/>
@@ -1675,89 +1681,7 @@
                 <w:noProof/>
                 <w:webHidden/>
               </w:rPr>
-              <w:instrText xml:space="preserve"> PAGEREF _Toc225681733 \h </w:instrText>
-            </w:r>
-            <w:r>
-              <w:rPr>
-                <w:noProof/>
-                <w:webHidden/>
-              </w:rPr>
-            </w:r>
-            <w:r>
-              <w:rPr>
-                <w:noProof/>
-                <w:webHidden/>
-              </w:rPr>
-              <w:fldChar w:fldCharType="separate"/>
-            </w:r>
-            <w:r>
-              <w:rPr>
-                <w:noProof/>
-                <w:webHidden/>
-              </w:rPr>
-              <w:t>8</w:t>
-            </w:r>
-            <w:r>
-              <w:rPr>
-                <w:noProof/>
-                <w:webHidden/>
-              </w:rPr>
-              <w:fldChar w:fldCharType="end"/>
-            </w:r>
-          </w:hyperlink>
-        </w:p>
-        <w:p>
-          <w:pPr>
-            <w:pStyle w:val="TOC3"/>
-            <w:tabs>
-              <w:tab w:val="left" w:pos="1440"/>
-              <w:tab w:val="right" w:leader="dot" w:pos="9016"/>
-            </w:tabs>
-            <w:rPr>
-              <w:noProof/>
-            </w:rPr>
-          </w:pPr>
-          <w:hyperlink w:anchor="_Toc225681734" w:history="1">
-            <w:r>
-              <w:rPr>
-                <w:rStyle w:val="Hyperlink"/>
-                <w:noProof/>
-              </w:rPr>
-              <w:t>2.6.3</w:t>
-            </w:r>
-            <w:r>
-              <w:rPr>
-                <w:noProof/>
-              </w:rPr>
-              <w:tab/>
-            </w:r>
-            <w:r>
-              <w:rPr>
-                <w:rStyle w:val="Hyperlink"/>
-                <w:noProof/>
-              </w:rPr>
-              <w:t>Create Donation Listing (Item Posting)</w:t>
-            </w:r>
-            <w:r>
-              <w:rPr>
-                <w:noProof/>
-                <w:webHidden/>
-              </w:rPr>
-              <w:tab/>
-            </w:r>
-            <w:r>
-              <w:rPr>
-                <w:noProof/>
-                <w:webHidden/>
-              </w:rPr>
-              <w:fldChar w:fldCharType="begin"/>
-            </w:r>
-            <w:r>
-              <w:rPr>
-                <w:noProof/>
-                <w:webHidden/>
-              </w:rPr>
-              <w:instrText xml:space="preserve"> PAGEREF _Toc225681734 \h </w:instrText>
+              <w:instrText xml:space="preserve"> PAGEREF _Toc225691313 \h </w:instrText>
             </w:r>
             <w:r>
               <w:rPr>
@@ -1795,16 +1719,18 @@
               <w:tab w:val="right" w:leader="dot" w:pos="9016"/>
             </w:tabs>
             <w:rPr>
+              <w:rFonts w:eastAsiaTheme="minorEastAsia"/>
               <w:noProof/>
+              <w:lang w:eastAsia="en-NZ"/>
             </w:rPr>
           </w:pPr>
-          <w:hyperlink w:anchor="_Toc225681735" w:history="1">
+          <w:hyperlink w:anchor="_Toc225691314" w:history="1">
             <w:r>
               <w:rPr>
                 <w:rStyle w:val="Hyperlink"/>
                 <w:noProof/>
               </w:rPr>
-              <w:t>2.6.4 View Donation Listings (Browse Items)</w:t>
+              <w:t>2.6.3 Create Donation Listing (Item Posting)</w:t>
             </w:r>
             <w:r>
               <w:rPr>
@@ -1825,7 +1751,7 @@
                 <w:noProof/>
                 <w:webHidden/>
               </w:rPr>
-              <w:instrText xml:space="preserve"> PAGEREF _Toc225681735 \h </w:instrText>
+              <w:instrText xml:space="preserve"> PAGEREF _Toc225691314 \h </w:instrText>
             </w:r>
             <w:r>
               <w:rPr>
@@ -1863,16 +1789,18 @@
               <w:tab w:val="right" w:leader="dot" w:pos="9016"/>
             </w:tabs>
             <w:rPr>
+              <w:rFonts w:eastAsiaTheme="minorEastAsia"/>
               <w:noProof/>
+              <w:lang w:eastAsia="en-NZ"/>
             </w:rPr>
           </w:pPr>
-          <w:hyperlink w:anchor="_Toc225681736" w:history="1">
+          <w:hyperlink w:anchor="_Toc225691315" w:history="1">
             <w:r>
               <w:rPr>
                 <w:rStyle w:val="Hyperlink"/>
                 <w:noProof/>
               </w:rPr>
-              <w:t>2.6.5 Search and Filter Items</w:t>
+              <w:t>2.6.4 View Donation Listings (Browse Items)</w:t>
             </w:r>
             <w:r>
               <w:rPr>
@@ -1893,7 +1821,7 @@
                 <w:noProof/>
                 <w:webHidden/>
               </w:rPr>
-              <w:instrText xml:space="preserve"> PAGEREF _Toc225681736 \h </w:instrText>
+              <w:instrText xml:space="preserve"> PAGEREF _Toc225691315 \h </w:instrText>
             </w:r>
             <w:r>
               <w:rPr>
@@ -1931,16 +1859,18 @@
               <w:tab w:val="right" w:leader="dot" w:pos="9016"/>
             </w:tabs>
             <w:rPr>
+              <w:rFonts w:eastAsiaTheme="minorEastAsia"/>
               <w:noProof/>
+              <w:lang w:eastAsia="en-NZ"/>
             </w:rPr>
           </w:pPr>
-          <w:hyperlink w:anchor="_Toc225681737" w:history="1">
+          <w:hyperlink w:anchor="_Toc225691316" w:history="1">
             <w:r>
               <w:rPr>
                 <w:rStyle w:val="Hyperlink"/>
                 <w:noProof/>
               </w:rPr>
-              <w:t>2.6.6 View Item Details</w:t>
+              <w:t>2.6.5 Search and Filter Items</w:t>
             </w:r>
             <w:r>
               <w:rPr>
@@ -1961,7 +1891,7 @@
                 <w:noProof/>
                 <w:webHidden/>
               </w:rPr>
-              <w:instrText xml:space="preserve"> PAGEREF _Toc225681737 \h </w:instrText>
+              <w:instrText xml:space="preserve"> PAGEREF _Toc225691316 \h </w:instrText>
             </w:r>
             <w:r>
               <w:rPr>
@@ -1999,16 +1929,18 @@
               <w:tab w:val="right" w:leader="dot" w:pos="9016"/>
             </w:tabs>
             <w:rPr>
+              <w:rFonts w:eastAsiaTheme="minorEastAsia"/>
               <w:noProof/>
+              <w:lang w:eastAsia="en-NZ"/>
             </w:rPr>
           </w:pPr>
-          <w:hyperlink w:anchor="_Toc225681738" w:history="1">
+          <w:hyperlink w:anchor="_Toc225691317" w:history="1">
             <w:r>
               <w:rPr>
                 <w:rStyle w:val="Hyperlink"/>
                 <w:noProof/>
               </w:rPr>
-              <w:t>2.6.7 Update Item Listing (Owner Only)</w:t>
+              <w:t>2.6.6 View Item Details</w:t>
             </w:r>
             <w:r>
               <w:rPr>
@@ -2029,7 +1961,7 @@
                 <w:noProof/>
                 <w:webHidden/>
               </w:rPr>
-              <w:instrText xml:space="preserve"> PAGEREF _Toc225681738 \h </w:instrText>
+              <w:instrText xml:space="preserve"> PAGEREF _Toc225691317 \h </w:instrText>
             </w:r>
             <w:r>
               <w:rPr>
@@ -2067,16 +1999,18 @@
               <w:tab w:val="right" w:leader="dot" w:pos="9016"/>
             </w:tabs>
             <w:rPr>
+              <w:rFonts w:eastAsiaTheme="minorEastAsia"/>
               <w:noProof/>
+              <w:lang w:eastAsia="en-NZ"/>
             </w:rPr>
           </w:pPr>
-          <w:hyperlink w:anchor="_Toc225681739" w:history="1">
+          <w:hyperlink w:anchor="_Toc225691318" w:history="1">
             <w:r>
               <w:rPr>
                 <w:rStyle w:val="Hyperlink"/>
                 <w:noProof/>
               </w:rPr>
-              <w:t>2.6.8 Update Item Listing (Owner Only)</w:t>
+              <w:t>2.6.7 Update Item Listing (Owner Only)</w:t>
             </w:r>
             <w:r>
               <w:rPr>
@@ -2097,7 +2031,7 @@
                 <w:noProof/>
                 <w:webHidden/>
               </w:rPr>
-              <w:instrText xml:space="preserve"> PAGEREF _Toc225681739 \h </w:instrText>
+              <w:instrText xml:space="preserve"> PAGEREF _Toc225691318 \h </w:instrText>
             </w:r>
             <w:r>
               <w:rPr>
@@ -2117,7 +2051,7 @@
                 <w:noProof/>
                 <w:webHidden/>
               </w:rPr>
-              <w:t>9</w:t>
+              <w:t>8</w:t>
             </w:r>
             <w:r>
               <w:rPr>
@@ -2135,16 +2069,18 @@
               <w:tab w:val="right" w:leader="dot" w:pos="9016"/>
             </w:tabs>
             <w:rPr>
+              <w:rFonts w:eastAsiaTheme="minorEastAsia"/>
               <w:noProof/>
+              <w:lang w:eastAsia="en-NZ"/>
             </w:rPr>
           </w:pPr>
-          <w:hyperlink w:anchor="_Toc225681740" w:history="1">
+          <w:hyperlink w:anchor="_Toc225691319" w:history="1">
             <w:r>
               <w:rPr>
                 <w:rStyle w:val="Hyperlink"/>
                 <w:noProof/>
               </w:rPr>
-              <w:t>2.6.9 Real-Time Messaging (Socket.IO)</w:t>
+              <w:t>2.6.8 Update Item Listing (Owner Only)</w:t>
             </w:r>
             <w:r>
               <w:rPr>
@@ -2165,7 +2101,7 @@
                 <w:noProof/>
                 <w:webHidden/>
               </w:rPr>
-              <w:instrText xml:space="preserve"> PAGEREF _Toc225681740 \h </w:instrText>
+              <w:instrText xml:space="preserve"> PAGEREF _Toc225691319 \h </w:instrText>
             </w:r>
             <w:r>
               <w:rPr>
@@ -2203,15 +2139,87 @@
               <w:tab w:val="right" w:leader="dot" w:pos="9016"/>
             </w:tabs>
             <w:rPr>
+              <w:rFonts w:eastAsiaTheme="minorEastAsia"/>
               <w:noProof/>
+              <w:lang w:eastAsia="en-NZ"/>
             </w:rPr>
           </w:pPr>
-          <w:hyperlink w:anchor="_Toc225681741" w:history="1">
+          <w:hyperlink w:anchor="_Toc225691320" w:history="1">
             <w:r>
               <w:rPr>
                 <w:rStyle w:val="Hyperlink"/>
                 <w:noProof/>
               </w:rPr>
+              <w:t>2.6.9 Real-Time Messaging (Socket.IO)</w:t>
+            </w:r>
+            <w:r>
+              <w:rPr>
+                <w:noProof/>
+                <w:webHidden/>
+              </w:rPr>
+              <w:tab/>
+            </w:r>
+            <w:r>
+              <w:rPr>
+                <w:noProof/>
+                <w:webHidden/>
+              </w:rPr>
+              <w:fldChar w:fldCharType="begin"/>
+            </w:r>
+            <w:r>
+              <w:rPr>
+                <w:noProof/>
+                <w:webHidden/>
+              </w:rPr>
+              <w:instrText xml:space="preserve"> PAGEREF _Toc225691320 \h </w:instrText>
+            </w:r>
+            <w:r>
+              <w:rPr>
+                <w:noProof/>
+                <w:webHidden/>
+              </w:rPr>
+            </w:r>
+            <w:r>
+              <w:rPr>
+                <w:noProof/>
+                <w:webHidden/>
+              </w:rPr>
+              <w:fldChar w:fldCharType="separate"/>
+            </w:r>
+            <w:r>
+              <w:rPr>
+                <w:noProof/>
+                <w:webHidden/>
+              </w:rPr>
+              <w:t>9</w:t>
+            </w:r>
+            <w:r>
+              <w:rPr>
+                <w:noProof/>
+                <w:webHidden/>
+              </w:rPr>
+              <w:fldChar w:fldCharType="end"/>
+            </w:r>
+          </w:hyperlink>
+        </w:p>
+        <w:p>
+          <w:pPr>
+            <w:pStyle w:val="TOC3"/>
+            <w:tabs>
+              <w:tab w:val="right" w:leader="dot" w:pos="9016"/>
+            </w:tabs>
+            <w:rPr>
+              <w:rFonts w:eastAsiaTheme="minorEastAsia"/>
+              <w:noProof/>
+              <w:lang w:eastAsia="en-NZ"/>
+            </w:rPr>
+          </w:pPr>
+          <w:hyperlink w:anchor="_Toc225691321" w:history="1">
+            <w:r>
+              <w:rPr>
+                <w:rStyle w:val="Hyperlink"/>
+                <w:noProof/>
+              </w:rPr>
               <w:t>2.6.10 Error Handling and User Feedback</w:t>
             </w:r>
             <w:r>
@@ -2233,7 +2241,7 @@
                 <w:noProof/>
                 <w:webHidden/>
               </w:rPr>
-              <w:instrText xml:space="preserve"> PAGEREF _Toc225681741 \h </w:instrText>
+              <w:instrText xml:space="preserve"> PAGEREF _Toc225691321 \h </w:instrText>
             </w:r>
             <w:r>
               <w:rPr>
@@ -2276,7 +2284,7 @@
               <w:lang w:eastAsia="en-NZ"/>
             </w:rPr>
           </w:pPr>
-          <w:hyperlink w:anchor="_Toc225681742" w:history="1">
+          <w:hyperlink w:anchor="_Toc225691322" w:history="1">
             <w:r>
               <w:rPr>
                 <w:rStyle w:val="Hyperlink"/>
@@ -2303,7 +2311,7 @@
                 <w:noProof/>
                 <w:webHidden/>
               </w:rPr>
-              <w:instrText xml:space="preserve"> PAGEREF _Toc225681742 \h </w:instrText>
+              <w:instrText xml:space="preserve"> PAGEREF _Toc225691322 \h </w:instrText>
             </w:r>
             <w:r>
               <w:rPr>
@@ -2341,10 +2349,12 @@
               <w:tab w:val="right" w:leader="dot" w:pos="9016"/>
             </w:tabs>
             <w:rPr>
+              <w:rFonts w:eastAsiaTheme="minorEastAsia"/>
               <w:noProof/>
+              <w:lang w:eastAsia="en-NZ"/>
             </w:rPr>
           </w:pPr>
-          <w:hyperlink w:anchor="_Toc225681743" w:history="1">
+          <w:hyperlink w:anchor="_Toc225691323" w:history="1">
             <w:r>
               <w:rPr>
                 <w:rStyle w:val="Hyperlink"/>
@@ -2371,7 +2381,7 @@
                 <w:noProof/>
                 <w:webHidden/>
               </w:rPr>
-              <w:instrText xml:space="preserve"> PAGEREF _Toc225681743 \h </w:instrText>
+              <w:instrText xml:space="preserve"> PAGEREF _Toc225691323 \h </w:instrText>
             </w:r>
             <w:r>
               <w:rPr>
@@ -2409,10 +2419,12 @@
               <w:tab w:val="right" w:leader="dot" w:pos="9016"/>
             </w:tabs>
             <w:rPr>
+              <w:rFonts w:eastAsiaTheme="minorEastAsia"/>
               <w:noProof/>
+              <w:lang w:eastAsia="en-NZ"/>
             </w:rPr>
           </w:pPr>
-          <w:hyperlink w:anchor="_Toc225681744" w:history="1">
+          <w:hyperlink w:anchor="_Toc225691324" w:history="1">
             <w:r>
               <w:rPr>
                 <w:rStyle w:val="Hyperlink"/>
@@ -2439,7 +2451,7 @@
                 <w:noProof/>
                 <w:webHidden/>
               </w:rPr>
-              <w:instrText xml:space="preserve"> PAGEREF _Toc225681744 \h </w:instrText>
+              <w:instrText xml:space="preserve"> PAGEREF _Toc225691324 \h </w:instrText>
             </w:r>
             <w:r>
               <w:rPr>
@@ -2477,10 +2489,12 @@
               <w:tab w:val="right" w:leader="dot" w:pos="9016"/>
             </w:tabs>
             <w:rPr>
+              <w:rFonts w:eastAsiaTheme="minorEastAsia"/>
               <w:noProof/>
+              <w:lang w:eastAsia="en-NZ"/>
             </w:rPr>
           </w:pPr>
-          <w:hyperlink w:anchor="_Toc225681745" w:history="1">
+          <w:hyperlink w:anchor="_Toc225691325" w:history="1">
             <w:r>
               <w:rPr>
                 <w:rStyle w:val="Hyperlink"/>
@@ -2507,7 +2521,7 @@
                 <w:noProof/>
                 <w:webHidden/>
               </w:rPr>
-              <w:instrText xml:space="preserve"> PAGEREF _Toc225681745 \h </w:instrText>
+              <w:instrText xml:space="preserve"> PAGEREF _Toc225691325 \h </w:instrText>
             </w:r>
             <w:r>
               <w:rPr>
@@ -2545,10 +2559,12 @@
               <w:tab w:val="right" w:leader="dot" w:pos="9016"/>
             </w:tabs>
             <w:rPr>
+              <w:rFonts w:eastAsiaTheme="minorEastAsia"/>
               <w:noProof/>
+              <w:lang w:eastAsia="en-NZ"/>
             </w:rPr>
           </w:pPr>
-          <w:hyperlink w:anchor="_Toc225681746" w:history="1">
+          <w:hyperlink w:anchor="_Toc225691326" w:history="1">
             <w:r>
               <w:rPr>
                 <w:rStyle w:val="Hyperlink"/>
@@ -2575,7 +2591,7 @@
                 <w:noProof/>
                 <w:webHidden/>
               </w:rPr>
-              <w:instrText xml:space="preserve"> PAGEREF _Toc225681746 \h </w:instrText>
+              <w:instrText xml:space="preserve"> PAGEREF _Toc225691326 \h </w:instrText>
             </w:r>
             <w:r>
               <w:rPr>
@@ -2613,10 +2629,12 @@
               <w:tab w:val="right" w:leader="dot" w:pos="9016"/>
             </w:tabs>
             <w:rPr>
+              <w:rFonts w:eastAsiaTheme="minorEastAsia"/>
               <w:noProof/>
+              <w:lang w:eastAsia="en-NZ"/>
             </w:rPr>
           </w:pPr>
-          <w:hyperlink w:anchor="_Toc225681747" w:history="1">
+          <w:hyperlink w:anchor="_Toc225691327" w:history="1">
             <w:r>
               <w:rPr>
                 <w:rStyle w:val="Hyperlink"/>
@@ -2643,7 +2661,7 @@
                 <w:noProof/>
                 <w:webHidden/>
               </w:rPr>
-              <w:instrText xml:space="preserve"> PAGEREF _Toc225681747 \h </w:instrText>
+              <w:instrText xml:space="preserve"> PAGEREF _Toc225691327 \h </w:instrText>
             </w:r>
             <w:r>
               <w:rPr>
@@ -2686,7 +2704,7 @@
               <w:lang w:eastAsia="en-NZ"/>
             </w:rPr>
           </w:pPr>
-          <w:hyperlink w:anchor="_Toc225681748" w:history="1">
+          <w:hyperlink w:anchor="_Toc225691328" w:history="1">
             <w:r>
               <w:rPr>
                 <w:rStyle w:val="Hyperlink"/>
@@ -2713,7 +2731,7 @@
                 <w:noProof/>
                 <w:webHidden/>
               </w:rPr>
-              <w:instrText xml:space="preserve"> PAGEREF _Toc225681748 \h </w:instrText>
+              <w:instrText xml:space="preserve"> PAGEREF _Toc225691328 \h </w:instrText>
             </w:r>
             <w:r>
               <w:rPr>
@@ -2757,13 +2775,13 @@
               <w:lang w:eastAsia="en-NZ"/>
             </w:rPr>
           </w:pPr>
-          <w:hyperlink w:anchor="_Toc225681749" w:history="1">
+          <w:hyperlink w:anchor="_Toc225691329" w:history="1">
             <w:r>
               <w:rPr>
                 <w:rStyle w:val="Hyperlink"/>
                 <w:noProof/>
               </w:rPr>
-              <w:t>3</w:t>
+              <w:t>2</w:t>
             </w:r>
             <w:r>
               <w:rPr>
@@ -2799,7 +2817,7 @@
                 <w:noProof/>
                 <w:webHidden/>
               </w:rPr>
-              <w:instrText xml:space="preserve"> PAGEREF _Toc225681749 \h </w:instrText>
+              <w:instrText xml:space="preserve"> PAGEREF _Toc225691329 \h </w:instrText>
             </w:r>
             <w:r>
               <w:rPr>
@@ -2843,13 +2861,13 @@
               <w:lang w:eastAsia="en-NZ"/>
             </w:rPr>
           </w:pPr>
-          <w:hyperlink w:anchor="_Toc225681750" w:history="1">
+          <w:hyperlink w:anchor="_Toc225691330" w:history="1">
             <w:r>
               <w:rPr>
                 <w:rStyle w:val="Hyperlink"/>
                 <w:noProof/>
               </w:rPr>
-              <w:t>4</w:t>
+              <w:t>3</w:t>
             </w:r>
             <w:r>
               <w:rPr>
@@ -2885,7 +2903,7 @@
                 <w:noProof/>
                 <w:webHidden/>
               </w:rPr>
-              <w:instrText xml:space="preserve"> PAGEREF _Toc225681750 \h </w:instrText>
+              <w:instrText xml:space="preserve"> PAGEREF _Toc225691330 \h </w:instrText>
             </w:r>
             <w:r>
               <w:rPr>
@@ -2929,13 +2947,13 @@
               <w:lang w:eastAsia="en-NZ"/>
             </w:rPr>
           </w:pPr>
-          <w:hyperlink w:anchor="_Toc225681751" w:history="1">
+          <w:hyperlink w:anchor="_Toc225691331" w:history="1">
             <w:r>
               <w:rPr>
                 <w:rStyle w:val="Hyperlink"/>
                 <w:noProof/>
               </w:rPr>
-              <w:t>5</w:t>
+              <w:t>4</w:t>
             </w:r>
             <w:r>
               <w:rPr>
@@ -2971,7 +2989,7 @@
                 <w:noProof/>
                 <w:webHidden/>
               </w:rPr>
-              <w:instrText xml:space="preserve"> PAGEREF _Toc225681751 \h </w:instrText>
+              <w:instrText xml:space="preserve"> PAGEREF _Toc225691331 \h </w:instrText>
             </w:r>
             <w:r>
               <w:rPr>
@@ -3015,13 +3033,13 @@
               <w:lang w:eastAsia="en-NZ"/>
             </w:rPr>
           </w:pPr>
-          <w:hyperlink w:anchor="_Toc225681752" w:history="1">
+          <w:hyperlink w:anchor="_Toc225691332" w:history="1">
             <w:r>
               <w:rPr>
                 <w:rStyle w:val="Hyperlink"/>
                 <w:noProof/>
               </w:rPr>
-              <w:t>6</w:t>
+              <w:t>5</w:t>
             </w:r>
             <w:r>
               <w:rPr>
@@ -3057,7 +3075,7 @@
                 <w:noProof/>
                 <w:webHidden/>
               </w:rPr>
-              <w:instrText xml:space="preserve"> PAGEREF _Toc225681752 \h </w:instrText>
+              <w:instrText xml:space="preserve"> PAGEREF _Toc225691332 \h </w:instrText>
             </w:r>
             <w:r>
               <w:rPr>
@@ -3100,7 +3118,7 @@
               <w:lang w:eastAsia="en-NZ"/>
             </w:rPr>
           </w:pPr>
-          <w:hyperlink w:anchor="_Toc225681753" w:history="1">
+          <w:hyperlink w:anchor="_Toc225691333" w:history="1">
             <w:r>
               <w:rPr>
                 <w:rStyle w:val="Hyperlink"/>
@@ -3127,7 +3145,7 @@
                 <w:noProof/>
                 <w:webHidden/>
               </w:rPr>
-              <w:instrText xml:space="preserve"> PAGEREF _Toc225681753 \h </w:instrText>
+              <w:instrText xml:space="preserve"> PAGEREF _Toc225691333 \h </w:instrText>
             </w:r>
             <w:r>
               <w:rPr>
@@ -3170,7 +3188,7 @@
               <w:lang w:eastAsia="en-NZ"/>
             </w:rPr>
           </w:pPr>
-          <w:hyperlink w:anchor="_Toc225681754" w:history="1">
+          <w:hyperlink w:anchor="_Toc225691334" w:history="1">
             <w:r>
               <w:rPr>
                 <w:rStyle w:val="Hyperlink"/>
@@ -3197,7 +3215,7 @@
                 <w:noProof/>
                 <w:webHidden/>
               </w:rPr>
-              <w:instrText xml:space="preserve"> PAGEREF _Toc225681754 \h </w:instrText>
+              <w:instrText xml:space="preserve"> PAGEREF _Toc225691334 \h </w:instrText>
             </w:r>
             <w:r>
               <w:rPr>
@@ -3240,7 +3258,7 @@
               <w:lang w:eastAsia="en-NZ"/>
             </w:rPr>
           </w:pPr>
-          <w:hyperlink w:anchor="_Toc225681755" w:history="1">
+          <w:hyperlink w:anchor="_Toc225691335" w:history="1">
             <w:r>
               <w:rPr>
                 <w:rStyle w:val="Hyperlink"/>
@@ -3267,7 +3285,7 @@
                 <w:noProof/>
                 <w:webHidden/>
               </w:rPr>
-              <w:instrText xml:space="preserve"> PAGEREF _Toc225681755 \h </w:instrText>
+              <w:instrText xml:space="preserve"> PAGEREF _Toc225691335 \h </w:instrText>
             </w:r>
             <w:r>
               <w:rPr>
@@ -3310,7 +3328,7 @@
               <w:lang w:eastAsia="en-NZ"/>
             </w:rPr>
           </w:pPr>
-          <w:hyperlink w:anchor="_Toc225681756" w:history="1">
+          <w:hyperlink w:anchor="_Toc225691336" w:history="1">
             <w:r>
               <w:rPr>
                 <w:rStyle w:val="Hyperlink"/>
@@ -3337,7 +3355,7 @@
                 <w:noProof/>
                 <w:webHidden/>
               </w:rPr>
-              <w:instrText xml:space="preserve"> PAGEREF _Toc225681756 \h </w:instrText>
+              <w:instrText xml:space="preserve"> PAGEREF _Toc225691336 \h </w:instrText>
             </w:r>
             <w:r>
               <w:rPr>
@@ -3380,7 +3398,7 @@
               <w:lang w:eastAsia="en-NZ"/>
             </w:rPr>
           </w:pPr>
-          <w:hyperlink w:anchor="_Toc225681757" w:history="1">
+          <w:hyperlink w:anchor="_Toc225691337" w:history="1">
             <w:r>
               <w:rPr>
                 <w:rStyle w:val="Hyperlink"/>
@@ -3407,7 +3425,7 @@
                 <w:noProof/>
                 <w:webHidden/>
               </w:rPr>
-              <w:instrText xml:space="preserve"> PAGEREF _Toc225681757 \h </w:instrText>
+              <w:instrText xml:space="preserve"> PAGEREF _Toc225691337 \h </w:instrText>
             </w:r>
             <w:r>
               <w:rPr>
@@ -3464,7 +3482,7 @@
         </w:numPr>
         <w:ind w:left="284"/>
       </w:pPr>
-      <w:bookmarkStart w:id="0" w:name="_Toc225681720"/>
+      <w:bookmarkStart w:id="0" w:name="_Toc225691300"/>
       <w:r>
         <w:lastRenderedPageBreak/>
         <w:t>Introduction</w:t>
@@ -3472,13 +3490,8 @@
       <w:bookmarkEnd w:id="0"/>
     </w:p>
     <w:p>
-      <w:proofErr w:type="spellStart"/>
-      <w:r>
-        <w:t>DONaid</w:t>
-      </w:r>
-      <w:proofErr w:type="spellEnd"/>
-      <w:r>
-        <w:t xml:space="preserve"> is a web-based donation marketplace that allows users to list unwanted items for donation and connect with others through in-app messaging. The application focuses on reducing waste, supporting community reuse, and simplifying donation coordination through a single platform.</w:t>
+      <w:r>
+        <w:t>DONaid is a web-based donation marketplace that allows users to list unwanted items for donation and connect with others through in-app messaging. The application focuses on reducing waste, supporting community reuse, and simplifying donation coordination through a single platform.</w:t>
       </w:r>
     </w:p>
     <w:p/>
@@ -3486,7 +3499,7 @@
       <w:pPr>
         <w:pStyle w:val="Heading2"/>
       </w:pPr>
-      <w:bookmarkStart w:id="1" w:name="_Toc225681721"/>
+      <w:bookmarkStart w:id="1" w:name="_Toc225691301"/>
       <w:r>
         <w:t>1.1 Purpose</w:t>
       </w:r>
@@ -3511,7 +3524,7 @@
       <w:pPr>
         <w:pStyle w:val="Heading2"/>
       </w:pPr>
-      <w:bookmarkStart w:id="2" w:name="_Toc225681722"/>
+      <w:bookmarkStart w:id="2" w:name="_Toc225691302"/>
       <w:r>
         <w:t>1.</w:t>
       </w:r>
@@ -3530,7 +3543,7 @@
       <w:pPr>
         <w:pStyle w:val="Heading2"/>
       </w:pPr>
-      <w:bookmarkStart w:id="3" w:name="_Toc225681723"/>
+      <w:bookmarkStart w:id="3" w:name="_Toc225691303"/>
       <w:r>
         <w:t>1.</w:t>
       </w:r>
@@ -3557,7 +3570,7 @@
       <w:pPr>
         <w:pStyle w:val="Heading2"/>
       </w:pPr>
-      <w:bookmarkStart w:id="4" w:name="_Toc225681724"/>
+      <w:bookmarkStart w:id="4" w:name="_Toc225691304"/>
       <w:r>
         <w:t>1.</w:t>
       </w:r>
@@ -3581,7 +3594,7 @@
         </w:numPr>
         <w:ind w:left="284"/>
       </w:pPr>
-      <w:bookmarkStart w:id="5" w:name="_Toc225681725"/>
+      <w:bookmarkStart w:id="5" w:name="_Toc225691305"/>
       <w:r>
         <w:t>Product Description</w:t>
       </w:r>
@@ -3591,7 +3604,7 @@
       <w:pPr>
         <w:pStyle w:val="Heading2"/>
       </w:pPr>
-      <w:bookmarkStart w:id="6" w:name="_Toc225681726"/>
+      <w:bookmarkStart w:id="6" w:name="_Toc225691306"/>
       <w:r>
         <w:t>2</w:t>
       </w:r>
@@ -4240,7 +4253,7 @@
       <w:pPr>
         <w:pStyle w:val="Heading2"/>
       </w:pPr>
-      <w:bookmarkStart w:id="7" w:name="_Toc225681727"/>
+      <w:bookmarkStart w:id="7" w:name="_Toc225691307"/>
       <w:r>
         <w:rPr>
           <w:noProof/>
@@ -4341,7 +4354,7 @@
       <w:pPr>
         <w:pStyle w:val="Heading2"/>
       </w:pPr>
-      <w:bookmarkStart w:id="8" w:name="_Toc225681728"/>
+      <w:bookmarkStart w:id="8" w:name="_Toc225691308"/>
       <w:r>
         <w:lastRenderedPageBreak/>
         <w:t>2</w:t>
@@ -4743,7 +4756,7 @@
       <w:pPr>
         <w:pStyle w:val="Heading2"/>
       </w:pPr>
-      <w:bookmarkStart w:id="9" w:name="_Toc225681729"/>
+      <w:bookmarkStart w:id="9" w:name="_Toc225691309"/>
       <w:r>
         <w:lastRenderedPageBreak/>
         <w:t>2.</w:t>
@@ -4780,15 +4793,7 @@
         <w:pStyle w:val="ListBullet"/>
       </w:pPr>
       <w:r>
-        <w:t xml:space="preserve">Database: MySQL with </w:t>
-      </w:r>
-      <w:proofErr w:type="spellStart"/>
-      <w:r>
-        <w:t>Sequelize</w:t>
-      </w:r>
-      <w:proofErr w:type="spellEnd"/>
-      <w:r>
-        <w:t xml:space="preserve"> ORM</w:t>
+        <w:t>Database: MySQL with Sequelize ORM</w:t>
       </w:r>
     </w:p>
     <w:p>
@@ -4804,13 +4809,8 @@
         <w:pStyle w:val="ListBullet"/>
       </w:pPr>
       <w:r>
-        <w:t xml:space="preserve">Testing: Jest and </w:t>
-      </w:r>
-      <w:proofErr w:type="spellStart"/>
-      <w:r>
-        <w:t>Supertest</w:t>
-      </w:r>
-      <w:proofErr w:type="spellEnd"/>
+        <w:t>Testing: Jest and Supertest</w:t>
+      </w:r>
     </w:p>
     <w:p>
       <w:pPr>
@@ -4826,7 +4826,7 @@
       <w:pPr>
         <w:pStyle w:val="Heading2"/>
       </w:pPr>
-      <w:bookmarkStart w:id="10" w:name="_Toc225681730"/>
+      <w:bookmarkStart w:id="10" w:name="_Toc225691310"/>
       <w:r>
         <w:t>2.5 Database Design</w:t>
       </w:r>
@@ -4892,7 +4892,7 @@
       <w:pPr>
         <w:pStyle w:val="Heading2"/>
       </w:pPr>
-      <w:bookmarkStart w:id="11" w:name="_Toc225681731"/>
+      <w:bookmarkStart w:id="11" w:name="_Toc225691311"/>
       <w:r>
         <w:t xml:space="preserve">2.6 </w:t>
       </w:r>
@@ -4905,7 +4905,7 @@
       <w:pPr>
         <w:pStyle w:val="Heading3"/>
       </w:pPr>
-      <w:bookmarkStart w:id="12" w:name="_Toc225681732"/>
+      <w:bookmarkStart w:id="12" w:name="_Toc225691312"/>
       <w:r>
         <w:t xml:space="preserve">2.6.1 </w:t>
       </w:r>
@@ -4943,7 +4943,7 @@
       <w:pPr>
         <w:pStyle w:val="Heading3"/>
       </w:pPr>
-      <w:bookmarkStart w:id="13" w:name="_Toc225681733"/>
+      <w:bookmarkStart w:id="13" w:name="_Toc225691313"/>
       <w:r>
         <w:t xml:space="preserve">2.6.2 </w:t>
       </w:r>
@@ -4957,15 +4957,7 @@
         <w:pStyle w:val="ListBullet"/>
       </w:pPr>
       <w:r>
-        <w:t xml:space="preserve">The </w:t>
-      </w:r>
-      <w:proofErr w:type="gramStart"/>
-      <w:r>
-        <w:t>system shall</w:t>
-      </w:r>
-      <w:proofErr w:type="gramEnd"/>
-      <w:r>
-        <w:t xml:space="preserve"> allow registered users to log in using valid credentials.</w:t>
+        <w:t>The system shall allow registered users to log in using valid credentials.</w:t>
       </w:r>
     </w:p>
     <w:p>
@@ -4995,12 +4987,17 @@
     <w:p>
       <w:pPr>
         <w:pStyle w:val="Heading3"/>
-        <w:numPr>
-          <w:ilvl w:val="2"/>
-          <w:numId w:val="13"/>
-        </w:numPr>
-      </w:pPr>
-      <w:bookmarkStart w:id="14" w:name="_Toc225681734"/>
+      </w:pPr>
+      <w:bookmarkStart w:id="14" w:name="_Toc225691314"/>
+      <w:r>
+        <w:t>2.6.</w:t>
+      </w:r>
+      <w:r>
+        <w:t>3</w:t>
+      </w:r>
+      <w:r>
+        <w:t xml:space="preserve"> </w:t>
+      </w:r>
       <w:r>
         <w:t>Create Donation Listing (Item Posting)</w:t>
       </w:r>
@@ -5043,7 +5040,7 @@
       <w:pPr>
         <w:pStyle w:val="Heading3"/>
       </w:pPr>
-      <w:bookmarkStart w:id="15" w:name="_Toc225681735"/>
+      <w:bookmarkStart w:id="15" w:name="_Toc225691315"/>
       <w:r>
         <w:t>2.6.</w:t>
       </w:r>
@@ -5063,15 +5060,7 @@
         <w:pStyle w:val="ListBullet"/>
       </w:pPr>
       <w:r>
-        <w:t xml:space="preserve">The </w:t>
-      </w:r>
-      <w:proofErr w:type="gramStart"/>
-      <w:r>
-        <w:t>system shall</w:t>
-      </w:r>
-      <w:proofErr w:type="gramEnd"/>
-      <w:r>
-        <w:t xml:space="preserve"> allow users to view a list of available donation items in the UI.</w:t>
+        <w:t>The system shall allow users to view a list of available donation items in the UI.</w:t>
       </w:r>
     </w:p>
     <w:p>
@@ -5086,7 +5075,7 @@
       <w:pPr>
         <w:pStyle w:val="Heading3"/>
       </w:pPr>
-      <w:bookmarkStart w:id="16" w:name="_Toc225681736"/>
+      <w:bookmarkStart w:id="16" w:name="_Toc225691316"/>
       <w:r>
         <w:t>2.6.</w:t>
       </w:r>
@@ -5108,15 +5097,7 @@
         <w:pStyle w:val="ListBullet"/>
       </w:pPr>
       <w:r>
-        <w:t xml:space="preserve">The system shall allow users to </w:t>
-      </w:r>
-      <w:proofErr w:type="gramStart"/>
-      <w:r>
-        <w:t>search</w:t>
-      </w:r>
-      <w:proofErr w:type="gramEnd"/>
-      <w:r>
-        <w:t xml:space="preserve"> items using keywords (e.g., title/description).</w:t>
+        <w:t>The system shall allow users to search items using keywords (e.g., title/description).</w:t>
       </w:r>
     </w:p>
     <w:p>
@@ -5150,15 +5131,7 @@
         <w:ind w:left="720"/>
       </w:pPr>
       <w:r>
-        <w:t>“</w:t>
-      </w:r>
-      <w:proofErr w:type="gramStart"/>
-      <w:r>
-        <w:t>my</w:t>
-      </w:r>
-      <w:proofErr w:type="gramEnd"/>
-      <w:r>
-        <w:t xml:space="preserve"> items” (items created by the logged-in user)</w:t>
+        <w:t>“my items” (items created by the logged-in user)</w:t>
       </w:r>
       <w:r>
         <w:t>.</w:t>
@@ -5168,7 +5141,7 @@
       <w:pPr>
         <w:pStyle w:val="Heading3"/>
       </w:pPr>
-      <w:bookmarkStart w:id="17" w:name="_Toc225681737"/>
+      <w:bookmarkStart w:id="17" w:name="_Toc225691317"/>
       <w:r>
         <w:t>2.6.</w:t>
       </w:r>
@@ -5201,7 +5174,7 @@
       <w:pPr>
         <w:pStyle w:val="Heading3"/>
       </w:pPr>
-      <w:bookmarkStart w:id="18" w:name="_Toc225681738"/>
+      <w:bookmarkStart w:id="18" w:name="_Toc225691318"/>
       <w:r>
         <w:t>2.6.</w:t>
       </w:r>
@@ -5244,7 +5217,7 @@
       <w:pPr>
         <w:pStyle w:val="Heading3"/>
       </w:pPr>
-      <w:bookmarkStart w:id="19" w:name="_Toc225681739"/>
+      <w:bookmarkStart w:id="19" w:name="_Toc225691319"/>
       <w:r>
         <w:lastRenderedPageBreak/>
         <w:t>2.6.</w:t>
@@ -5273,22 +5246,14 @@
         <w:pStyle w:val="ListBullet"/>
       </w:pPr>
       <w:r>
-        <w:t xml:space="preserve">The system shall reject </w:t>
-      </w:r>
-      <w:proofErr w:type="gramStart"/>
-      <w:r>
-        <w:t>delete</w:t>
-      </w:r>
-      <w:proofErr w:type="gramEnd"/>
-      <w:r>
-        <w:t xml:space="preserve"> attempts by non-owners (e.g., return 403).</w:t>
+        <w:t>The system shall reject delete attempts by non-owners (e.g., return 403).</w:t>
       </w:r>
     </w:p>
     <w:p>
       <w:pPr>
         <w:pStyle w:val="Heading3"/>
       </w:pPr>
-      <w:bookmarkStart w:id="20" w:name="_Toc225681740"/>
+      <w:bookmarkStart w:id="20" w:name="_Toc225691320"/>
       <w:r>
         <w:t>2.6.</w:t>
       </w:r>
@@ -5308,15 +5273,7 @@
         <w:pStyle w:val="ListBullet"/>
       </w:pPr>
       <w:r>
-        <w:t xml:space="preserve">The </w:t>
-      </w:r>
-      <w:proofErr w:type="gramStart"/>
-      <w:r>
-        <w:t>system shall</w:t>
-      </w:r>
-      <w:proofErr w:type="gramEnd"/>
-      <w:r>
-        <w:t xml:space="preserve"> allow users to message about a specific item using real-time chat.</w:t>
+        <w:t>The system shall allow users to message about a specific item using real-time chat.</w:t>
       </w:r>
     </w:p>
     <w:p>
@@ -5332,22 +5289,14 @@
         <w:pStyle w:val="ListBullet"/>
       </w:pPr>
       <w:r>
-        <w:t xml:space="preserve">The system shall persist chat messages to the </w:t>
-      </w:r>
-      <w:proofErr w:type="gramStart"/>
-      <w:r>
-        <w:t>database</w:t>
-      </w:r>
-      <w:proofErr w:type="gramEnd"/>
-      <w:r>
-        <w:t xml:space="preserve"> so message history is retained across refresh/re-login.</w:t>
+        <w:t>The system shall persist chat messages to the database so message history is retained across refresh/re-login.</w:t>
       </w:r>
     </w:p>
     <w:p>
       <w:pPr>
         <w:pStyle w:val="Heading3"/>
       </w:pPr>
-      <w:bookmarkStart w:id="21" w:name="_Toc225681741"/>
+      <w:bookmarkStart w:id="21" w:name="_Toc225691321"/>
       <w:r>
         <w:t>2.6.1</w:t>
       </w:r>
@@ -5391,7 +5340,7 @@
       <w:pPr>
         <w:pStyle w:val="Heading2"/>
       </w:pPr>
-      <w:bookmarkStart w:id="22" w:name="_Toc225681742"/>
+      <w:bookmarkStart w:id="22" w:name="_Toc225691322"/>
       <w:r>
         <w:t>2.</w:t>
       </w:r>
@@ -5413,7 +5362,7 @@
       <w:pPr>
         <w:pStyle w:val="Heading3"/>
       </w:pPr>
-      <w:bookmarkStart w:id="23" w:name="_Toc225681743"/>
+      <w:bookmarkStart w:id="23" w:name="_Toc225691323"/>
       <w:r>
         <w:t>2.7.1 Security</w:t>
       </w:r>
@@ -5548,7 +5497,7 @@
       <w:pPr>
         <w:pStyle w:val="Heading3"/>
       </w:pPr>
-      <w:bookmarkStart w:id="24" w:name="_Toc225681744"/>
+      <w:bookmarkStart w:id="24" w:name="_Toc225691324"/>
       <w:r>
         <w:t>2.7.</w:t>
       </w:r>
@@ -5689,7 +5638,7 @@
       <w:pPr>
         <w:pStyle w:val="Heading3"/>
       </w:pPr>
-      <w:bookmarkStart w:id="25" w:name="_Toc225681745"/>
+      <w:bookmarkStart w:id="25" w:name="_Toc225691325"/>
       <w:r>
         <w:t>2.7.</w:t>
       </w:r>
@@ -5783,7 +5732,7 @@
       <w:pPr>
         <w:pStyle w:val="Heading3"/>
       </w:pPr>
-      <w:bookmarkStart w:id="26" w:name="_Toc225681746"/>
+      <w:bookmarkStart w:id="26" w:name="_Toc225691326"/>
       <w:r>
         <w:t>2.7.</w:t>
       </w:r>
@@ -5877,7 +5826,7 @@
       <w:pPr>
         <w:pStyle w:val="Heading3"/>
       </w:pPr>
-      <w:bookmarkStart w:id="27" w:name="_Toc225681747"/>
+      <w:bookmarkStart w:id="27" w:name="_Toc225691327"/>
       <w:r>
         <w:t>2.7.</w:t>
       </w:r>
@@ -5944,7 +5893,7 @@
       <w:pPr>
         <w:pStyle w:val="Heading2"/>
       </w:pPr>
-      <w:bookmarkStart w:id="28" w:name="_Toc225681748"/>
+      <w:bookmarkStart w:id="28" w:name="_Toc225691328"/>
       <w:r>
         <w:t>2.</w:t>
       </w:r>
@@ -5988,6 +5937,24 @@
       </w:r>
       <w:r>
         <w:t>Auto logout is out of scope, as the application prioritises user convenience by allowing users to remain logged in</w:t>
+      </w:r>
+      <w:r>
+        <w:t>.</w:t>
+      </w:r>
+    </w:p>
+    <w:p>
+      <w:r>
+        <w:rPr>
+          <w:b/>
+          <w:bCs/>
+        </w:rPr>
+        <w:t>Location:</w:t>
+      </w:r>
+      <w:r>
+        <w:t xml:space="preserve"> The app lacks </w:t>
+      </w:r>
+      <w:r>
+        <w:t>Geographic Information System (GIS) capabilities</w:t>
       </w:r>
       <w:r>
         <w:t>.</w:t>
@@ -6003,7 +5970,7 @@
         </w:numPr>
         <w:ind w:left="284"/>
       </w:pPr>
-      <w:bookmarkStart w:id="29" w:name="_Toc225681749"/>
+      <w:bookmarkStart w:id="29" w:name="_Toc225691329"/>
       <w:r>
         <w:lastRenderedPageBreak/>
         <w:t>Testing Strategy</w:t>
@@ -6015,15 +5982,7 @@
         <w:t>Backend t</w:t>
       </w:r>
       <w:r>
-        <w:t xml:space="preserve">esting was conducted using Jest and </w:t>
-      </w:r>
-      <w:proofErr w:type="spellStart"/>
-      <w:r>
-        <w:t>Supertest</w:t>
-      </w:r>
-      <w:proofErr w:type="spellEnd"/>
-      <w:r>
-        <w:t xml:space="preserve"> to validate functionality and business rules. A separate test database was used to ensure isolation from development data.</w:t>
+        <w:t>esting was conducted using Jest and Supertest to validate functionality and business rules. A separate test database was used to ensure isolation from development data.</w:t>
       </w:r>
     </w:p>
     <w:p>
@@ -6172,7 +6131,7 @@
         </w:numPr>
         <w:ind w:left="284"/>
       </w:pPr>
-      <w:bookmarkStart w:id="30" w:name="_Toc225681750"/>
+      <w:bookmarkStart w:id="30" w:name="_Toc225691330"/>
       <w:r>
         <w:t>Project Planning</w:t>
       </w:r>
@@ -6230,20 +6189,15 @@
         </w:numPr>
         <w:ind w:left="284"/>
       </w:pPr>
-      <w:bookmarkStart w:id="31" w:name="_Toc225681751"/>
+      <w:bookmarkStart w:id="31" w:name="_Toc225691331"/>
       <w:r>
         <w:t>End-to-end Solution</w:t>
       </w:r>
       <w:bookmarkEnd w:id="31"/>
     </w:p>
     <w:p>
-      <w:proofErr w:type="spellStart"/>
-      <w:r>
-        <w:t>DONaid</w:t>
-      </w:r>
-      <w:proofErr w:type="spellEnd"/>
-      <w:r>
-        <w:t xml:space="preserve"> successfully delivers a functional donation marketplace with secure authentication, item management, and real-time communication. The project demonstrates full-stack development skills, effective use of modern frameworks, and the importance of testing and documentation in delivering a reliable application.</w:t>
+      <w:r>
+        <w:t>DONaid successfully delivers a functional donation marketplace with secure authentication, item management, and real-time communication. The project demonstrates full-stack development skills, effective use of modern frameworks, and the importance of testing and documentation in delivering a reliable application.</w:t>
       </w:r>
     </w:p>
     <w:p/>
@@ -6256,7 +6210,7 @@
         </w:numPr>
         <w:ind w:left="284"/>
       </w:pPr>
-      <w:bookmarkStart w:id="32" w:name="_Toc225681752"/>
+      <w:bookmarkStart w:id="32" w:name="_Toc225691332"/>
       <w:r>
         <w:lastRenderedPageBreak/>
         <w:t>References</w:t>
@@ -6267,7 +6221,7 @@
       <w:pPr>
         <w:pStyle w:val="Heading2"/>
       </w:pPr>
-      <w:bookmarkStart w:id="33" w:name="_Toc225681753"/>
+      <w:bookmarkStart w:id="33" w:name="_Toc225691333"/>
       <w:r>
         <w:t>6.1 Frontend</w:t>
       </w:r>
@@ -6361,7 +6315,7 @@
       <w:pPr>
         <w:pStyle w:val="Heading2"/>
       </w:pPr>
-      <w:bookmarkStart w:id="34" w:name="_Toc225681754"/>
+      <w:bookmarkStart w:id="34" w:name="_Toc225691334"/>
       <w:r>
         <w:t>6.2 Backend</w:t>
       </w:r>
@@ -6428,7 +6382,6 @@
         </w:numPr>
       </w:pPr>
       <w:hyperlink r:id="rId19" w:history="1">
-        <w:proofErr w:type="spellStart"/>
         <w:r>
           <w:rPr>
             <w:rStyle w:val="Hyperlink"/>
@@ -6437,7 +6390,6 @@
           </w:rPr>
           <w:t>dotenv</w:t>
         </w:r>
-        <w:proofErr w:type="spellEnd"/>
       </w:hyperlink>
       <w:r>
         <w:rPr>
@@ -6456,23 +6408,13 @@
         </w:numPr>
       </w:pPr>
       <w:hyperlink r:id="rId20" w:history="1">
-        <w:proofErr w:type="spellStart"/>
         <w:r>
           <w:rPr>
             <w:rStyle w:val="Hyperlink"/>
             <w:b/>
             <w:bCs/>
           </w:rPr>
-          <w:t>Sequelize</w:t>
-        </w:r>
-        <w:proofErr w:type="spellEnd"/>
-        <w:r>
-          <w:rPr>
-            <w:rStyle w:val="Hyperlink"/>
-            <w:b/>
-            <w:bCs/>
-          </w:rPr>
-          <w:t xml:space="preserve"> ORM</w:t>
+          <w:t>Sequelize ORM</w:t>
         </w:r>
       </w:hyperlink>
       <w:r>
@@ -6513,7 +6455,7 @@
       <w:pPr>
         <w:pStyle w:val="Heading2"/>
       </w:pPr>
-      <w:bookmarkStart w:id="35" w:name="_Toc225681755"/>
+      <w:bookmarkStart w:id="35" w:name="_Toc225691335"/>
       <w:r>
         <w:t>6.3 Real-time Messaging</w:t>
       </w:r>
@@ -6575,7 +6517,7 @@
       <w:pPr>
         <w:pStyle w:val="Heading2"/>
       </w:pPr>
-      <w:bookmarkStart w:id="36" w:name="_Toc225681756"/>
+      <w:bookmarkStart w:id="36" w:name="_Toc225691336"/>
       <w:r>
         <w:t>6.4 Database + Tools</w:t>
       </w:r>
@@ -6611,7 +6553,7 @@
       <w:pPr>
         <w:pStyle w:val="Heading2"/>
       </w:pPr>
-      <w:bookmarkStart w:id="37" w:name="_Toc225681757"/>
+      <w:bookmarkStart w:id="37" w:name="_Toc225691337"/>
       <w:r>
         <w:t>6.5 Testing</w:t>
       </w:r>
@@ -6652,7 +6594,6 @@
         </w:numPr>
       </w:pPr>
       <w:hyperlink r:id="rId26" w:history="1">
-        <w:proofErr w:type="spellStart"/>
         <w:r>
           <w:rPr>
             <w:rStyle w:val="Hyperlink"/>
@@ -6661,7 +6602,6 @@
           </w:rPr>
           <w:t>Supertest</w:t>
         </w:r>
-        <w:proofErr w:type="spellEnd"/>
       </w:hyperlink>
       <w:r>
         <w:rPr>
@@ -6704,7 +6644,7 @@
         <v:path o:extrusionok="f" gradientshapeok="t" o:connecttype="rect"/>
         <o:lock v:ext="edit" aspectratio="t"/>
       </v:shapetype>
-      <v:shape id="_x0000_i1025" type="#_x0000_t75" style="width:11.35pt;height:11.35pt" o:bullet="t">
+      <v:shape id="_x0000_i1025" type="#_x0000_t75" style="width:11.25pt;height:11.25pt" o:bullet="t">
         <v:imagedata r:id="rId1" o:title="mso8BBC"/>
       </v:shape>
     </w:pict>
@@ -8693,7 +8633,6 @@
   <w:style w:type="character" w:default="1" w:styleId="DefaultParagraphFont">
     <w:name w:val="Default Paragraph Font"/>
     <w:uiPriority w:val="1"/>
-    <w:semiHidden/>
     <w:unhideWhenUsed/>
   </w:style>
   <w:style w:type="table" w:default="1" w:styleId="TableNormal">

--- a/DONaid/docs/DONaid Project Documentation.docx
+++ b/DONaid/docs/DONaid Project Documentation.docx
@@ -10,7 +10,6 @@
           <w:docPartUnique/>
         </w:docPartObj>
       </w:sdtPr>
-      <w:sdtEndPr/>
       <w:sdtContent>
         <w:p>
           <w:r>
@@ -90,7 +89,6 @@
                                   <w:dataBinding w:prefixMappings="xmlns:ns0='http://schemas.openxmlformats.org/package/2006/metadata/core-properties' xmlns:ns1='http://purl.org/dc/elements/1.1/'" w:xpath="/ns0:coreProperties[1]/ns1:title[1]" w:storeItemID="{6C3C8BC8-F283-45AE-878A-BAB7291924A1}"/>
                                   <w:text/>
                                 </w:sdtPr>
-                                <w:sdtEndPr/>
                                 <w:sdtContent>
                                   <w:p>
                                     <w:pPr>
@@ -138,7 +136,6 @@
                                   <w:dataBinding w:prefixMappings="xmlns:ns0='http://schemas.microsoft.com/office/2006/coverPageProps'" w:xpath="/ns0:CoverPageProperties[1]/ns0:Abstract[1]" w:storeItemID="{55AF091B-3C7A-41E3-B477-F2FDAA23CFDA}"/>
                                   <w:text/>
                                 </w:sdtPr>
-                                <w:sdtEndPr/>
                                 <w:sdtContent>
                                   <w:p>
                                     <w:pPr>
@@ -421,7 +418,6 @@
                                   <w:dataBinding w:prefixMappings="xmlns:ns0='http://schemas.openxmlformats.org/package/2006/metadata/core-properties' xmlns:ns1='http://purl.org/dc/elements/1.1/'" w:xpath="/ns0:coreProperties[1]/ns1:subject[1]" w:storeItemID="{6C3C8BC8-F283-45AE-878A-BAB7291924A1}"/>
                                   <w:text/>
                                 </w:sdtPr>
-                                <w:sdtEndPr/>
                                 <w:sdtContent>
                                   <w:p>
                                     <w:pPr>
@@ -4957,7 +4953,15 @@
         <w:pStyle w:val="ListBullet"/>
       </w:pPr>
       <w:r>
-        <w:t>The system shall allow registered users to log in using valid credentials.</w:t>
+        <w:t xml:space="preserve">The </w:t>
+      </w:r>
+      <w:proofErr w:type="gramStart"/>
+      <w:r>
+        <w:t>system shall</w:t>
+      </w:r>
+      <w:proofErr w:type="gramEnd"/>
+      <w:r>
+        <w:t xml:space="preserve"> allow registered users to log in using valid credentials.</w:t>
       </w:r>
     </w:p>
     <w:p>
@@ -5060,7 +5064,15 @@
         <w:pStyle w:val="ListBullet"/>
       </w:pPr>
       <w:r>
-        <w:t>The system shall allow users to view a list of available donation items in the UI.</w:t>
+        <w:t xml:space="preserve">The </w:t>
+      </w:r>
+      <w:proofErr w:type="gramStart"/>
+      <w:r>
+        <w:t>system shall</w:t>
+      </w:r>
+      <w:proofErr w:type="gramEnd"/>
+      <w:r>
+        <w:t xml:space="preserve"> allow users to view a list of available donation items in the UI.</w:t>
       </w:r>
     </w:p>
     <w:p>
@@ -5097,7 +5109,15 @@
         <w:pStyle w:val="ListBullet"/>
       </w:pPr>
       <w:r>
-        <w:t>The system shall allow users to search items using keywords (e.g., title/description).</w:t>
+        <w:t xml:space="preserve">The system shall allow users to </w:t>
+      </w:r>
+      <w:proofErr w:type="gramStart"/>
+      <w:r>
+        <w:t>search</w:t>
+      </w:r>
+      <w:proofErr w:type="gramEnd"/>
+      <w:r>
+        <w:t xml:space="preserve"> items using keywords (e.g., title/description).</w:t>
       </w:r>
     </w:p>
     <w:p>
@@ -5131,7 +5151,15 @@
         <w:ind w:left="720"/>
       </w:pPr>
       <w:r>
-        <w:t>“my items” (items created by the logged-in user)</w:t>
+        <w:t>“</w:t>
+      </w:r>
+      <w:proofErr w:type="gramStart"/>
+      <w:r>
+        <w:t>my</w:t>
+      </w:r>
+      <w:proofErr w:type="gramEnd"/>
+      <w:r>
+        <w:t xml:space="preserve"> items” (items created by the logged-in user)</w:t>
       </w:r>
       <w:r>
         <w:t>.</w:t>
@@ -5246,7 +5274,15 @@
         <w:pStyle w:val="ListBullet"/>
       </w:pPr>
       <w:r>
-        <w:t>The system shall reject delete attempts by non-owners (e.g., return 403).</w:t>
+        <w:t xml:space="preserve">The system shall reject </w:t>
+      </w:r>
+      <w:proofErr w:type="gramStart"/>
+      <w:r>
+        <w:t>delete</w:t>
+      </w:r>
+      <w:proofErr w:type="gramEnd"/>
+      <w:r>
+        <w:t xml:space="preserve"> attempts by non-owners (e.g., return 403).</w:t>
       </w:r>
     </w:p>
     <w:p>
@@ -5273,7 +5309,15 @@
         <w:pStyle w:val="ListBullet"/>
       </w:pPr>
       <w:r>
-        <w:t>The system shall allow users to message about a specific item using real-time chat.</w:t>
+        <w:t xml:space="preserve">The </w:t>
+      </w:r>
+      <w:proofErr w:type="gramStart"/>
+      <w:r>
+        <w:t>system shall</w:t>
+      </w:r>
+      <w:proofErr w:type="gramEnd"/>
+      <w:r>
+        <w:t xml:space="preserve"> allow users to message about a specific item using real-time chat.</w:t>
       </w:r>
     </w:p>
     <w:p>
@@ -5289,7 +5333,15 @@
         <w:pStyle w:val="ListBullet"/>
       </w:pPr>
       <w:r>
-        <w:t>The system shall persist chat messages to the database so message history is retained across refresh/re-login.</w:t>
+        <w:t xml:space="preserve">The system shall persist chat messages to the </w:t>
+      </w:r>
+      <w:proofErr w:type="gramStart"/>
+      <w:r>
+        <w:t>database</w:t>
+      </w:r>
+      <w:proofErr w:type="gramEnd"/>
+      <w:r>
+        <w:t xml:space="preserve"> so message history is retained across refresh/re-login.</w:t>
       </w:r>
     </w:p>
     <w:p>
@@ -8633,6 +8685,7 @@
   <w:style w:type="character" w:default="1" w:styleId="DefaultParagraphFont">
     <w:name w:val="Default Paragraph Font"/>
     <w:uiPriority w:val="1"/>
+    <w:semiHidden/>
     <w:unhideWhenUsed/>
   </w:style>
   <w:style w:type="table" w:default="1" w:styleId="TableNormal">

--- a/DONaid/docs/DONaid Project Documentation.docx
+++ b/DONaid/docs/DONaid Project Documentation.docx
@@ -10,6 +10,7 @@
           <w:docPartUnique/>
         </w:docPartObj>
       </w:sdtPr>
+      <w:sdtEndPr/>
       <w:sdtContent>
         <w:p>
           <w:r>
@@ -89,6 +90,7 @@
                                   <w:dataBinding w:prefixMappings="xmlns:ns0='http://schemas.openxmlformats.org/package/2006/metadata/core-properties' xmlns:ns1='http://purl.org/dc/elements/1.1/'" w:xpath="/ns0:coreProperties[1]/ns1:title[1]" w:storeItemID="{6C3C8BC8-F283-45AE-878A-BAB7291924A1}"/>
                                   <w:text/>
                                 </w:sdtPr>
+                                <w:sdtEndPr/>
                                 <w:sdtContent>
                                   <w:p>
                                     <w:pPr>
@@ -136,6 +138,7 @@
                                   <w:dataBinding w:prefixMappings="xmlns:ns0='http://schemas.microsoft.com/office/2006/coverPageProps'" w:xpath="/ns0:CoverPageProperties[1]/ns0:Abstract[1]" w:storeItemID="{55AF091B-3C7A-41E3-B477-F2FDAA23CFDA}"/>
                                   <w:text/>
                                 </w:sdtPr>
+                                <w:sdtEndPr/>
                                 <w:sdtContent>
                                   <w:p>
                                     <w:pPr>
@@ -238,7 +241,6 @@
                                   <w:szCs w:val="80"/>
                                 </w:rPr>
                               </w:pPr>
-                              <w:proofErr w:type="spellStart"/>
                               <w:r>
                                 <w:rPr>
                                   <w:rFonts w:hAnsi="Aptos"/>
@@ -249,7 +251,6 @@
                                 </w:rPr>
                                 <w:t>DONaid</w:t>
                               </w:r>
-                              <w:proofErr w:type="spellEnd"/>
                             </w:p>
                           </w:sdtContent>
                         </w:sdt>
@@ -418,6 +419,7 @@
                                   <w:dataBinding w:prefixMappings="xmlns:ns0='http://schemas.openxmlformats.org/package/2006/metadata/core-properties' xmlns:ns1='http://purl.org/dc/elements/1.1/'" w:xpath="/ns0:coreProperties[1]/ns1:subject[1]" w:storeItemID="{6C3C8BC8-F283-45AE-878A-BAB7291924A1}"/>
                                   <w:text/>
                                 </w:sdtPr>
+                                <w:sdtEndPr/>
                                 <w:sdtContent>
                                   <w:p>
                                     <w:pPr>
@@ -709,7 +711,7 @@
           <w:r>
             <w:fldChar w:fldCharType="separate"/>
           </w:r>
-          <w:hyperlink w:anchor="_Toc225691300" w:history="1">
+          <w:hyperlink w:anchor="_Toc225884310" w:history="1">
             <w:r>
               <w:rPr>
                 <w:rStyle w:val="Hyperlink"/>
@@ -751,7 +753,7 @@
                 <w:noProof/>
                 <w:webHidden/>
               </w:rPr>
-              <w:instrText xml:space="preserve"> PAGEREF _Toc225691300 \h </w:instrText>
+              <w:instrText xml:space="preserve"> PAGEREF _Toc225884310 \h </w:instrText>
             </w:r>
             <w:r>
               <w:rPr>
@@ -794,7 +796,7 @@
               <w:lang w:eastAsia="en-NZ"/>
             </w:rPr>
           </w:pPr>
-          <w:hyperlink w:anchor="_Toc225691301" w:history="1">
+          <w:hyperlink w:anchor="_Toc225884311" w:history="1">
             <w:r>
               <w:rPr>
                 <w:rStyle w:val="Hyperlink"/>
@@ -821,7 +823,7 @@
                 <w:noProof/>
                 <w:webHidden/>
               </w:rPr>
-              <w:instrText xml:space="preserve"> PAGEREF _Toc225691301 \h </w:instrText>
+              <w:instrText xml:space="preserve"> PAGEREF _Toc225884311 \h </w:instrText>
             </w:r>
             <w:r>
               <w:rPr>
@@ -864,7 +866,7 @@
               <w:lang w:eastAsia="en-NZ"/>
             </w:rPr>
           </w:pPr>
-          <w:hyperlink w:anchor="_Toc225691302" w:history="1">
+          <w:hyperlink w:anchor="_Toc225884312" w:history="1">
             <w:r>
               <w:rPr>
                 <w:rStyle w:val="Hyperlink"/>
@@ -891,7 +893,7 @@
                 <w:noProof/>
                 <w:webHidden/>
               </w:rPr>
-              <w:instrText xml:space="preserve"> PAGEREF _Toc225691302 \h </w:instrText>
+              <w:instrText xml:space="preserve"> PAGEREF _Toc225884312 \h </w:instrText>
             </w:r>
             <w:r>
               <w:rPr>
@@ -934,7 +936,7 @@
               <w:lang w:eastAsia="en-NZ"/>
             </w:rPr>
           </w:pPr>
-          <w:hyperlink w:anchor="_Toc225691303" w:history="1">
+          <w:hyperlink w:anchor="_Toc225884313" w:history="1">
             <w:r>
               <w:rPr>
                 <w:rStyle w:val="Hyperlink"/>
@@ -961,7 +963,7 @@
                 <w:noProof/>
                 <w:webHidden/>
               </w:rPr>
-              <w:instrText xml:space="preserve"> PAGEREF _Toc225691303 \h </w:instrText>
+              <w:instrText xml:space="preserve"> PAGEREF _Toc225884313 \h </w:instrText>
             </w:r>
             <w:r>
               <w:rPr>
@@ -1004,7 +1006,7 @@
               <w:lang w:eastAsia="en-NZ"/>
             </w:rPr>
           </w:pPr>
-          <w:hyperlink w:anchor="_Toc225691304" w:history="1">
+          <w:hyperlink w:anchor="_Toc225884314" w:history="1">
             <w:r>
               <w:rPr>
                 <w:rStyle w:val="Hyperlink"/>
@@ -1031,7 +1033,7 @@
                 <w:noProof/>
                 <w:webHidden/>
               </w:rPr>
-              <w:instrText xml:space="preserve"> PAGEREF _Toc225691304 \h </w:instrText>
+              <w:instrText xml:space="preserve"> PAGEREF _Toc225884314 \h </w:instrText>
             </w:r>
             <w:r>
               <w:rPr>
@@ -1075,7 +1077,7 @@
               <w:lang w:eastAsia="en-NZ"/>
             </w:rPr>
           </w:pPr>
-          <w:hyperlink w:anchor="_Toc225691305" w:history="1">
+          <w:hyperlink w:anchor="_Toc225884315" w:history="1">
             <w:r>
               <w:rPr>
                 <w:rStyle w:val="Hyperlink"/>
@@ -1117,7 +1119,7 @@
                 <w:noProof/>
                 <w:webHidden/>
               </w:rPr>
-              <w:instrText xml:space="preserve"> PAGEREF _Toc225691305 \h </w:instrText>
+              <w:instrText xml:space="preserve"> PAGEREF _Toc225884315 \h </w:instrText>
             </w:r>
             <w:r>
               <w:rPr>
@@ -1160,7 +1162,7 @@
               <w:lang w:eastAsia="en-NZ"/>
             </w:rPr>
           </w:pPr>
-          <w:hyperlink w:anchor="_Toc225691306" w:history="1">
+          <w:hyperlink w:anchor="_Toc225884316" w:history="1">
             <w:r>
               <w:rPr>
                 <w:rStyle w:val="Hyperlink"/>
@@ -1187,7 +1189,7 @@
                 <w:noProof/>
                 <w:webHidden/>
               </w:rPr>
-              <w:instrText xml:space="preserve"> PAGEREF _Toc225691306 \h </w:instrText>
+              <w:instrText xml:space="preserve"> PAGEREF _Toc225884316 \h </w:instrText>
             </w:r>
             <w:r>
               <w:rPr>
@@ -1230,7 +1232,7 @@
               <w:lang w:eastAsia="en-NZ"/>
             </w:rPr>
           </w:pPr>
-          <w:hyperlink w:anchor="_Toc225691307" w:history="1">
+          <w:hyperlink w:anchor="_Toc225884317" w:history="1">
             <w:r>
               <w:rPr>
                 <w:rStyle w:val="Hyperlink"/>
@@ -1257,7 +1259,7 @@
                 <w:noProof/>
                 <w:webHidden/>
               </w:rPr>
-              <w:instrText xml:space="preserve"> PAGEREF _Toc225691307 \h </w:instrText>
+              <w:instrText xml:space="preserve"> PAGEREF _Toc225884317 \h </w:instrText>
             </w:r>
             <w:r>
               <w:rPr>
@@ -1300,7 +1302,7 @@
               <w:lang w:eastAsia="en-NZ"/>
             </w:rPr>
           </w:pPr>
-          <w:hyperlink w:anchor="_Toc225691308" w:history="1">
+          <w:hyperlink w:anchor="_Toc225884318" w:history="1">
             <w:r>
               <w:rPr>
                 <w:rStyle w:val="Hyperlink"/>
@@ -1327,7 +1329,7 @@
                 <w:noProof/>
                 <w:webHidden/>
               </w:rPr>
-              <w:instrText xml:space="preserve"> PAGEREF _Toc225691308 \h </w:instrText>
+              <w:instrText xml:space="preserve"> PAGEREF _Toc225884318 \h </w:instrText>
             </w:r>
             <w:r>
               <w:rPr>
@@ -1370,7 +1372,7 @@
               <w:lang w:eastAsia="en-NZ"/>
             </w:rPr>
           </w:pPr>
-          <w:hyperlink w:anchor="_Toc225691309" w:history="1">
+          <w:hyperlink w:anchor="_Toc225884319" w:history="1">
             <w:r>
               <w:rPr>
                 <w:rStyle w:val="Hyperlink"/>
@@ -1397,7 +1399,7 @@
                 <w:noProof/>
                 <w:webHidden/>
               </w:rPr>
-              <w:instrText xml:space="preserve"> PAGEREF _Toc225691309 \h </w:instrText>
+              <w:instrText xml:space="preserve"> PAGEREF _Toc225884319 \h </w:instrText>
             </w:r>
             <w:r>
               <w:rPr>
@@ -1440,7 +1442,7 @@
               <w:lang w:eastAsia="en-NZ"/>
             </w:rPr>
           </w:pPr>
-          <w:hyperlink w:anchor="_Toc225691310" w:history="1">
+          <w:hyperlink w:anchor="_Toc225884320" w:history="1">
             <w:r>
               <w:rPr>
                 <w:rStyle w:val="Hyperlink"/>
@@ -1467,7 +1469,7 @@
                 <w:noProof/>
                 <w:webHidden/>
               </w:rPr>
-              <w:instrText xml:space="preserve"> PAGEREF _Toc225691310 \h </w:instrText>
+              <w:instrText xml:space="preserve"> PAGEREF _Toc225884320 \h </w:instrText>
             </w:r>
             <w:r>
               <w:rPr>
@@ -1510,7 +1512,7 @@
               <w:lang w:eastAsia="en-NZ"/>
             </w:rPr>
           </w:pPr>
-          <w:hyperlink w:anchor="_Toc225691311" w:history="1">
+          <w:hyperlink w:anchor="_Toc225884321" w:history="1">
             <w:r>
               <w:rPr>
                 <w:rStyle w:val="Hyperlink"/>
@@ -1537,7 +1539,7 @@
                 <w:noProof/>
                 <w:webHidden/>
               </w:rPr>
-              <w:instrText xml:space="preserve"> PAGEREF _Toc225691311 \h </w:instrText>
+              <w:instrText xml:space="preserve"> PAGEREF _Toc225884321 \h </w:instrText>
             </w:r>
             <w:r>
               <w:rPr>
@@ -1580,7 +1582,7 @@
               <w:lang w:eastAsia="en-NZ"/>
             </w:rPr>
           </w:pPr>
-          <w:hyperlink w:anchor="_Toc225691312" w:history="1">
+          <w:hyperlink w:anchor="_Toc225884322" w:history="1">
             <w:r>
               <w:rPr>
                 <w:rStyle w:val="Hyperlink"/>
@@ -1607,7 +1609,7 @@
                 <w:noProof/>
                 <w:webHidden/>
               </w:rPr>
-              <w:instrText xml:space="preserve"> PAGEREF _Toc225691312 \h </w:instrText>
+              <w:instrText xml:space="preserve"> PAGEREF _Toc225884322 \h </w:instrText>
             </w:r>
             <w:r>
               <w:rPr>
@@ -1650,7 +1652,7 @@
               <w:lang w:eastAsia="en-NZ"/>
             </w:rPr>
           </w:pPr>
-          <w:hyperlink w:anchor="_Toc225691313" w:history="1">
+          <w:hyperlink w:anchor="_Toc225884323" w:history="1">
             <w:r>
               <w:rPr>
                 <w:rStyle w:val="Hyperlink"/>
@@ -1677,7 +1679,7 @@
                 <w:noProof/>
                 <w:webHidden/>
               </w:rPr>
-              <w:instrText xml:space="preserve"> PAGEREF _Toc225691313 \h </w:instrText>
+              <w:instrText xml:space="preserve"> PAGEREF _Toc225884323 \h </w:instrText>
             </w:r>
             <w:r>
               <w:rPr>
@@ -1720,7 +1722,7 @@
               <w:lang w:eastAsia="en-NZ"/>
             </w:rPr>
           </w:pPr>
-          <w:hyperlink w:anchor="_Toc225691314" w:history="1">
+          <w:hyperlink w:anchor="_Toc225884324" w:history="1">
             <w:r>
               <w:rPr>
                 <w:rStyle w:val="Hyperlink"/>
@@ -1747,7 +1749,7 @@
                 <w:noProof/>
                 <w:webHidden/>
               </w:rPr>
-              <w:instrText xml:space="preserve"> PAGEREF _Toc225691314 \h </w:instrText>
+              <w:instrText xml:space="preserve"> PAGEREF _Toc225884324 \h </w:instrText>
             </w:r>
             <w:r>
               <w:rPr>
@@ -1790,7 +1792,7 @@
               <w:lang w:eastAsia="en-NZ"/>
             </w:rPr>
           </w:pPr>
-          <w:hyperlink w:anchor="_Toc225691315" w:history="1">
+          <w:hyperlink w:anchor="_Toc225884325" w:history="1">
             <w:r>
               <w:rPr>
                 <w:rStyle w:val="Hyperlink"/>
@@ -1817,7 +1819,7 @@
                 <w:noProof/>
                 <w:webHidden/>
               </w:rPr>
-              <w:instrText xml:space="preserve"> PAGEREF _Toc225691315 \h </w:instrText>
+              <w:instrText xml:space="preserve"> PAGEREF _Toc225884325 \h </w:instrText>
             </w:r>
             <w:r>
               <w:rPr>
@@ -1860,7 +1862,7 @@
               <w:lang w:eastAsia="en-NZ"/>
             </w:rPr>
           </w:pPr>
-          <w:hyperlink w:anchor="_Toc225691316" w:history="1">
+          <w:hyperlink w:anchor="_Toc225884326" w:history="1">
             <w:r>
               <w:rPr>
                 <w:rStyle w:val="Hyperlink"/>
@@ -1887,7 +1889,7 @@
                 <w:noProof/>
                 <w:webHidden/>
               </w:rPr>
-              <w:instrText xml:space="preserve"> PAGEREF _Toc225691316 \h </w:instrText>
+              <w:instrText xml:space="preserve"> PAGEREF _Toc225884326 \h </w:instrText>
             </w:r>
             <w:r>
               <w:rPr>
@@ -1930,7 +1932,7 @@
               <w:lang w:eastAsia="en-NZ"/>
             </w:rPr>
           </w:pPr>
-          <w:hyperlink w:anchor="_Toc225691317" w:history="1">
+          <w:hyperlink w:anchor="_Toc225884327" w:history="1">
             <w:r>
               <w:rPr>
                 <w:rStyle w:val="Hyperlink"/>
@@ -1957,7 +1959,7 @@
                 <w:noProof/>
                 <w:webHidden/>
               </w:rPr>
-              <w:instrText xml:space="preserve"> PAGEREF _Toc225691317 \h </w:instrText>
+              <w:instrText xml:space="preserve"> PAGEREF _Toc225884327 \h </w:instrText>
             </w:r>
             <w:r>
               <w:rPr>
@@ -2000,7 +2002,7 @@
               <w:lang w:eastAsia="en-NZ"/>
             </w:rPr>
           </w:pPr>
-          <w:hyperlink w:anchor="_Toc225691318" w:history="1">
+          <w:hyperlink w:anchor="_Toc225884328" w:history="1">
             <w:r>
               <w:rPr>
                 <w:rStyle w:val="Hyperlink"/>
@@ -2027,7 +2029,7 @@
                 <w:noProof/>
                 <w:webHidden/>
               </w:rPr>
-              <w:instrText xml:space="preserve"> PAGEREF _Toc225691318 \h </w:instrText>
+              <w:instrText xml:space="preserve"> PAGEREF _Toc225884328 \h </w:instrText>
             </w:r>
             <w:r>
               <w:rPr>
@@ -2047,7 +2049,7 @@
                 <w:noProof/>
                 <w:webHidden/>
               </w:rPr>
-              <w:t>8</w:t>
+              <w:t>9</w:t>
             </w:r>
             <w:r>
               <w:rPr>
@@ -2070,7 +2072,7 @@
               <w:lang w:eastAsia="en-NZ"/>
             </w:rPr>
           </w:pPr>
-          <w:hyperlink w:anchor="_Toc225691319" w:history="1">
+          <w:hyperlink w:anchor="_Toc225884329" w:history="1">
             <w:r>
               <w:rPr>
                 <w:rStyle w:val="Hyperlink"/>
@@ -2097,7 +2099,7 @@
                 <w:noProof/>
                 <w:webHidden/>
               </w:rPr>
-              <w:instrText xml:space="preserve"> PAGEREF _Toc225691319 \h </w:instrText>
+              <w:instrText xml:space="preserve"> PAGEREF _Toc225884329 \h </w:instrText>
             </w:r>
             <w:r>
               <w:rPr>
@@ -2140,7 +2142,7 @@
               <w:lang w:eastAsia="en-NZ"/>
             </w:rPr>
           </w:pPr>
-          <w:hyperlink w:anchor="_Toc225691320" w:history="1">
+          <w:hyperlink w:anchor="_Toc225884330" w:history="1">
             <w:r>
               <w:rPr>
                 <w:rStyle w:val="Hyperlink"/>
@@ -2167,7 +2169,7 @@
                 <w:noProof/>
                 <w:webHidden/>
               </w:rPr>
-              <w:instrText xml:space="preserve"> PAGEREF _Toc225691320 \h </w:instrText>
+              <w:instrText xml:space="preserve"> PAGEREF _Toc225884330 \h </w:instrText>
             </w:r>
             <w:r>
               <w:rPr>
@@ -2210,7 +2212,7 @@
               <w:lang w:eastAsia="en-NZ"/>
             </w:rPr>
           </w:pPr>
-          <w:hyperlink w:anchor="_Toc225691321" w:history="1">
+          <w:hyperlink w:anchor="_Toc225884331" w:history="1">
             <w:r>
               <w:rPr>
                 <w:rStyle w:val="Hyperlink"/>
@@ -2237,7 +2239,7 @@
                 <w:noProof/>
                 <w:webHidden/>
               </w:rPr>
-              <w:instrText xml:space="preserve"> PAGEREF _Toc225691321 \h </w:instrText>
+              <w:instrText xml:space="preserve"> PAGEREF _Toc225884331 \h </w:instrText>
             </w:r>
             <w:r>
               <w:rPr>
@@ -2280,7 +2282,7 @@
               <w:lang w:eastAsia="en-NZ"/>
             </w:rPr>
           </w:pPr>
-          <w:hyperlink w:anchor="_Toc225691322" w:history="1">
+          <w:hyperlink w:anchor="_Toc225884332" w:history="1">
             <w:r>
               <w:rPr>
                 <w:rStyle w:val="Hyperlink"/>
@@ -2307,7 +2309,7 @@
                 <w:noProof/>
                 <w:webHidden/>
               </w:rPr>
-              <w:instrText xml:space="preserve"> PAGEREF _Toc225691322 \h </w:instrText>
+              <w:instrText xml:space="preserve"> PAGEREF _Toc225884332 \h </w:instrText>
             </w:r>
             <w:r>
               <w:rPr>
@@ -2350,7 +2352,7 @@
               <w:lang w:eastAsia="en-NZ"/>
             </w:rPr>
           </w:pPr>
-          <w:hyperlink w:anchor="_Toc225691323" w:history="1">
+          <w:hyperlink w:anchor="_Toc225884333" w:history="1">
             <w:r>
               <w:rPr>
                 <w:rStyle w:val="Hyperlink"/>
@@ -2377,7 +2379,7 @@
                 <w:noProof/>
                 <w:webHidden/>
               </w:rPr>
-              <w:instrText xml:space="preserve"> PAGEREF _Toc225691323 \h </w:instrText>
+              <w:instrText xml:space="preserve"> PAGEREF _Toc225884333 \h </w:instrText>
             </w:r>
             <w:r>
               <w:rPr>
@@ -2420,7 +2422,7 @@
               <w:lang w:eastAsia="en-NZ"/>
             </w:rPr>
           </w:pPr>
-          <w:hyperlink w:anchor="_Toc225691324" w:history="1">
+          <w:hyperlink w:anchor="_Toc225884334" w:history="1">
             <w:r>
               <w:rPr>
                 <w:rStyle w:val="Hyperlink"/>
@@ -2447,7 +2449,7 @@
                 <w:noProof/>
                 <w:webHidden/>
               </w:rPr>
-              <w:instrText xml:space="preserve"> PAGEREF _Toc225691324 \h </w:instrText>
+              <w:instrText xml:space="preserve"> PAGEREF _Toc225884334 \h </w:instrText>
             </w:r>
             <w:r>
               <w:rPr>
@@ -2467,7 +2469,7 @@
                 <w:noProof/>
                 <w:webHidden/>
               </w:rPr>
-              <w:t>9</w:t>
+              <w:t>10</w:t>
             </w:r>
             <w:r>
               <w:rPr>
@@ -2490,7 +2492,7 @@
               <w:lang w:eastAsia="en-NZ"/>
             </w:rPr>
           </w:pPr>
-          <w:hyperlink w:anchor="_Toc225691325" w:history="1">
+          <w:hyperlink w:anchor="_Toc225884335" w:history="1">
             <w:r>
               <w:rPr>
                 <w:rStyle w:val="Hyperlink"/>
@@ -2517,7 +2519,7 @@
                 <w:noProof/>
                 <w:webHidden/>
               </w:rPr>
-              <w:instrText xml:space="preserve"> PAGEREF _Toc225691325 \h </w:instrText>
+              <w:instrText xml:space="preserve"> PAGEREF _Toc225884335 \h </w:instrText>
             </w:r>
             <w:r>
               <w:rPr>
@@ -2560,7 +2562,7 @@
               <w:lang w:eastAsia="en-NZ"/>
             </w:rPr>
           </w:pPr>
-          <w:hyperlink w:anchor="_Toc225691326" w:history="1">
+          <w:hyperlink w:anchor="_Toc225884336" w:history="1">
             <w:r>
               <w:rPr>
                 <w:rStyle w:val="Hyperlink"/>
@@ -2587,7 +2589,7 @@
                 <w:noProof/>
                 <w:webHidden/>
               </w:rPr>
-              <w:instrText xml:space="preserve"> PAGEREF _Toc225691326 \h </w:instrText>
+              <w:instrText xml:space="preserve"> PAGEREF _Toc225884336 \h </w:instrText>
             </w:r>
             <w:r>
               <w:rPr>
@@ -2630,7 +2632,7 @@
               <w:lang w:eastAsia="en-NZ"/>
             </w:rPr>
           </w:pPr>
-          <w:hyperlink w:anchor="_Toc225691327" w:history="1">
+          <w:hyperlink w:anchor="_Toc225884337" w:history="1">
             <w:r>
               <w:rPr>
                 <w:rStyle w:val="Hyperlink"/>
@@ -2657,7 +2659,7 @@
                 <w:noProof/>
                 <w:webHidden/>
               </w:rPr>
-              <w:instrText xml:space="preserve"> PAGEREF _Toc225691327 \h </w:instrText>
+              <w:instrText xml:space="preserve"> PAGEREF _Toc225884337 \h </w:instrText>
             </w:r>
             <w:r>
               <w:rPr>
@@ -2700,7 +2702,7 @@
               <w:lang w:eastAsia="en-NZ"/>
             </w:rPr>
           </w:pPr>
-          <w:hyperlink w:anchor="_Toc225691328" w:history="1">
+          <w:hyperlink w:anchor="_Toc225884338" w:history="1">
             <w:r>
               <w:rPr>
                 <w:rStyle w:val="Hyperlink"/>
@@ -2727,7 +2729,7 @@
                 <w:noProof/>
                 <w:webHidden/>
               </w:rPr>
-              <w:instrText xml:space="preserve"> PAGEREF _Toc225691328 \h </w:instrText>
+              <w:instrText xml:space="preserve"> PAGEREF _Toc225884338 \h </w:instrText>
             </w:r>
             <w:r>
               <w:rPr>
@@ -2747,7 +2749,7 @@
                 <w:noProof/>
                 <w:webHidden/>
               </w:rPr>
-              <w:t>10</w:t>
+              <w:t>11</w:t>
             </w:r>
             <w:r>
               <w:rPr>
@@ -2771,13 +2773,13 @@
               <w:lang w:eastAsia="en-NZ"/>
             </w:rPr>
           </w:pPr>
-          <w:hyperlink w:anchor="_Toc225691329" w:history="1">
+          <w:hyperlink w:anchor="_Toc225884339" w:history="1">
             <w:r>
               <w:rPr>
                 <w:rStyle w:val="Hyperlink"/>
                 <w:noProof/>
               </w:rPr>
-              <w:t>2</w:t>
+              <w:t>3.</w:t>
             </w:r>
             <w:r>
               <w:rPr>
@@ -2813,7 +2815,7 @@
                 <w:noProof/>
                 <w:webHidden/>
               </w:rPr>
-              <w:instrText xml:space="preserve"> PAGEREF _Toc225691329 \h </w:instrText>
+              <w:instrText xml:space="preserve"> PAGEREF _Toc225884339 \h </w:instrText>
             </w:r>
             <w:r>
               <w:rPr>
@@ -2857,13 +2859,13 @@
               <w:lang w:eastAsia="en-NZ"/>
             </w:rPr>
           </w:pPr>
-          <w:hyperlink w:anchor="_Toc225691330" w:history="1">
+          <w:hyperlink w:anchor="_Toc225884340" w:history="1">
             <w:r>
               <w:rPr>
                 <w:rStyle w:val="Hyperlink"/>
                 <w:noProof/>
               </w:rPr>
-              <w:t>3</w:t>
+              <w:t>4.</w:t>
             </w:r>
             <w:r>
               <w:rPr>
@@ -2899,7 +2901,7 @@
                 <w:noProof/>
                 <w:webHidden/>
               </w:rPr>
-              <w:instrText xml:space="preserve"> PAGEREF _Toc225691330 \h </w:instrText>
+              <w:instrText xml:space="preserve"> PAGEREF _Toc225884340 \h </w:instrText>
             </w:r>
             <w:r>
               <w:rPr>
@@ -2919,7 +2921,7 @@
                 <w:noProof/>
                 <w:webHidden/>
               </w:rPr>
-              <w:t>11</w:t>
+              <w:t>12</w:t>
             </w:r>
             <w:r>
               <w:rPr>
@@ -2943,13 +2945,13 @@
               <w:lang w:eastAsia="en-NZ"/>
             </w:rPr>
           </w:pPr>
-          <w:hyperlink w:anchor="_Toc225691331" w:history="1">
+          <w:hyperlink w:anchor="_Toc225884341" w:history="1">
             <w:r>
               <w:rPr>
                 <w:rStyle w:val="Hyperlink"/>
                 <w:noProof/>
               </w:rPr>
-              <w:t>4</w:t>
+              <w:t>5.</w:t>
             </w:r>
             <w:r>
               <w:rPr>
@@ -2985,7 +2987,7 @@
                 <w:noProof/>
                 <w:webHidden/>
               </w:rPr>
-              <w:instrText xml:space="preserve"> PAGEREF _Toc225691331 \h </w:instrText>
+              <w:instrText xml:space="preserve"> PAGEREF _Toc225884341 \h </w:instrText>
             </w:r>
             <w:r>
               <w:rPr>
@@ -3005,7 +3007,7 @@
                 <w:noProof/>
                 <w:webHidden/>
               </w:rPr>
-              <w:t>11</w:t>
+              <w:t>12</w:t>
             </w:r>
             <w:r>
               <w:rPr>
@@ -3029,13 +3031,13 @@
               <w:lang w:eastAsia="en-NZ"/>
             </w:rPr>
           </w:pPr>
-          <w:hyperlink w:anchor="_Toc225691332" w:history="1">
+          <w:hyperlink w:anchor="_Toc225884342" w:history="1">
             <w:r>
               <w:rPr>
                 <w:rStyle w:val="Hyperlink"/>
                 <w:noProof/>
               </w:rPr>
-              <w:t>5</w:t>
+              <w:t>6.</w:t>
             </w:r>
             <w:r>
               <w:rPr>
@@ -3071,7 +3073,7 @@
                 <w:noProof/>
                 <w:webHidden/>
               </w:rPr>
-              <w:instrText xml:space="preserve"> PAGEREF _Toc225691332 \h </w:instrText>
+              <w:instrText xml:space="preserve"> PAGEREF _Toc225884342 \h </w:instrText>
             </w:r>
             <w:r>
               <w:rPr>
@@ -3114,7 +3116,7 @@
               <w:lang w:eastAsia="en-NZ"/>
             </w:rPr>
           </w:pPr>
-          <w:hyperlink w:anchor="_Toc225691333" w:history="1">
+          <w:hyperlink w:anchor="_Toc225884343" w:history="1">
             <w:r>
               <w:rPr>
                 <w:rStyle w:val="Hyperlink"/>
@@ -3141,7 +3143,7 @@
                 <w:noProof/>
                 <w:webHidden/>
               </w:rPr>
-              <w:instrText xml:space="preserve"> PAGEREF _Toc225691333 \h </w:instrText>
+              <w:instrText xml:space="preserve"> PAGEREF _Toc225884343 \h </w:instrText>
             </w:r>
             <w:r>
               <w:rPr>
@@ -3184,7 +3186,7 @@
               <w:lang w:eastAsia="en-NZ"/>
             </w:rPr>
           </w:pPr>
-          <w:hyperlink w:anchor="_Toc225691334" w:history="1">
+          <w:hyperlink w:anchor="_Toc225884344" w:history="1">
             <w:r>
               <w:rPr>
                 <w:rStyle w:val="Hyperlink"/>
@@ -3211,7 +3213,7 @@
                 <w:noProof/>
                 <w:webHidden/>
               </w:rPr>
-              <w:instrText xml:space="preserve"> PAGEREF _Toc225691334 \h </w:instrText>
+              <w:instrText xml:space="preserve"> PAGEREF _Toc225884344 \h </w:instrText>
             </w:r>
             <w:r>
               <w:rPr>
@@ -3254,7 +3256,7 @@
               <w:lang w:eastAsia="en-NZ"/>
             </w:rPr>
           </w:pPr>
-          <w:hyperlink w:anchor="_Toc225691335" w:history="1">
+          <w:hyperlink w:anchor="_Toc225884345" w:history="1">
             <w:r>
               <w:rPr>
                 <w:rStyle w:val="Hyperlink"/>
@@ -3281,7 +3283,7 @@
                 <w:noProof/>
                 <w:webHidden/>
               </w:rPr>
-              <w:instrText xml:space="preserve"> PAGEREF _Toc225691335 \h </w:instrText>
+              <w:instrText xml:space="preserve"> PAGEREF _Toc225884345 \h </w:instrText>
             </w:r>
             <w:r>
               <w:rPr>
@@ -3324,7 +3326,7 @@
               <w:lang w:eastAsia="en-NZ"/>
             </w:rPr>
           </w:pPr>
-          <w:hyperlink w:anchor="_Toc225691336" w:history="1">
+          <w:hyperlink w:anchor="_Toc225884346" w:history="1">
             <w:r>
               <w:rPr>
                 <w:rStyle w:val="Hyperlink"/>
@@ -3351,7 +3353,7 @@
                 <w:noProof/>
                 <w:webHidden/>
               </w:rPr>
-              <w:instrText xml:space="preserve"> PAGEREF _Toc225691336 \h </w:instrText>
+              <w:instrText xml:space="preserve"> PAGEREF _Toc225884346 \h </w:instrText>
             </w:r>
             <w:r>
               <w:rPr>
@@ -3394,7 +3396,7 @@
               <w:lang w:eastAsia="en-NZ"/>
             </w:rPr>
           </w:pPr>
-          <w:hyperlink w:anchor="_Toc225691337" w:history="1">
+          <w:hyperlink w:anchor="_Toc225884347" w:history="1">
             <w:r>
               <w:rPr>
                 <w:rStyle w:val="Hyperlink"/>
@@ -3421,7 +3423,7 @@
                 <w:noProof/>
                 <w:webHidden/>
               </w:rPr>
-              <w:instrText xml:space="preserve"> PAGEREF _Toc225691337 \h </w:instrText>
+              <w:instrText xml:space="preserve"> PAGEREF _Toc225884347 \h </w:instrText>
             </w:r>
             <w:r>
               <w:rPr>
@@ -3441,7 +3443,7 @@
                 <w:noProof/>
                 <w:webHidden/>
               </w:rPr>
-              <w:t>12</w:t>
+              <w:t>13</w:t>
             </w:r>
             <w:r>
               <w:rPr>
@@ -3474,11 +3476,11 @@
         <w:pStyle w:val="Heading1"/>
         <w:numPr>
           <w:ilvl w:val="0"/>
-          <w:numId w:val="2"/>
+          <w:numId w:val="15"/>
         </w:numPr>
-        <w:ind w:left="284"/>
-      </w:pPr>
-      <w:bookmarkStart w:id="0" w:name="_Toc225691300"/>
+        <w:ind w:left="142"/>
+      </w:pPr>
+      <w:bookmarkStart w:id="0" w:name="_Toc225884310"/>
       <w:r>
         <w:lastRenderedPageBreak/>
         <w:t>Introduction</w:t>
@@ -3495,7 +3497,7 @@
       <w:pPr>
         <w:pStyle w:val="Heading2"/>
       </w:pPr>
-      <w:bookmarkStart w:id="1" w:name="_Toc225691301"/>
+      <w:bookmarkStart w:id="1" w:name="_Toc225884311"/>
       <w:r>
         <w:t>1.1 Purpose</w:t>
       </w:r>
@@ -3520,7 +3522,7 @@
       <w:pPr>
         <w:pStyle w:val="Heading2"/>
       </w:pPr>
-      <w:bookmarkStart w:id="2" w:name="_Toc225691302"/>
+      <w:bookmarkStart w:id="2" w:name="_Toc225884312"/>
       <w:r>
         <w:t>1.</w:t>
       </w:r>
@@ -3539,7 +3541,7 @@
       <w:pPr>
         <w:pStyle w:val="Heading2"/>
       </w:pPr>
-      <w:bookmarkStart w:id="3" w:name="_Toc225691303"/>
+      <w:bookmarkStart w:id="3" w:name="_Toc225884313"/>
       <w:r>
         <w:t>1.</w:t>
       </w:r>
@@ -3566,7 +3568,7 @@
       <w:pPr>
         <w:pStyle w:val="Heading2"/>
       </w:pPr>
-      <w:bookmarkStart w:id="4" w:name="_Toc225691304"/>
+      <w:bookmarkStart w:id="4" w:name="_Toc225884314"/>
       <w:r>
         <w:t>1.</w:t>
       </w:r>
@@ -3586,11 +3588,11 @@
         <w:pStyle w:val="Heading1"/>
         <w:numPr>
           <w:ilvl w:val="0"/>
-          <w:numId w:val="2"/>
+          <w:numId w:val="15"/>
         </w:numPr>
-        <w:ind w:left="284"/>
-      </w:pPr>
-      <w:bookmarkStart w:id="5" w:name="_Toc225691305"/>
+        <w:ind w:left="142"/>
+      </w:pPr>
+      <w:bookmarkStart w:id="5" w:name="_Toc225884315"/>
       <w:r>
         <w:t>Product Description</w:t>
       </w:r>
@@ -3600,7 +3602,7 @@
       <w:pPr>
         <w:pStyle w:val="Heading2"/>
       </w:pPr>
-      <w:bookmarkStart w:id="6" w:name="_Toc225691306"/>
+      <w:bookmarkStart w:id="6" w:name="_Toc225884316"/>
       <w:r>
         <w:t>2</w:t>
       </w:r>
@@ -4249,7 +4251,7 @@
       <w:pPr>
         <w:pStyle w:val="Heading2"/>
       </w:pPr>
-      <w:bookmarkStart w:id="7" w:name="_Toc225691307"/>
+      <w:bookmarkStart w:id="7" w:name="_Toc225884317"/>
       <w:r>
         <w:rPr>
           <w:noProof/>
@@ -4286,7 +4288,7 @@
                     <pic:cNvPicPr/>
                   </pic:nvPicPr>
                   <pic:blipFill rotWithShape="1">
-                    <a:blip r:embed="rId7" cstate="print">
+                    <a:blip r:embed="rId9" cstate="print">
                       <a:extLst>
                         <a:ext uri="{28A0092B-C50C-407E-A947-70E740481C1C}">
                           <a14:useLocalDpi xmlns:a14="http://schemas.microsoft.com/office/drawing/2010/main" val="0"/>
@@ -4337,6 +4339,7 @@
       <w:pPr>
         <w:pStyle w:val="Heading2"/>
         <w:sectPr>
+          <w:footerReference w:type="default" r:id="rId10"/>
           <w:pgSz w:w="11906" w:h="16838"/>
           <w:pgMar w:top="1440" w:right="1440" w:bottom="1440" w:left="1440" w:header="708" w:footer="708" w:gutter="0"/>
           <w:pgNumType w:start="0"/>
@@ -4350,7 +4353,7 @@
       <w:pPr>
         <w:pStyle w:val="Heading2"/>
       </w:pPr>
-      <w:bookmarkStart w:id="8" w:name="_Toc225691308"/>
+      <w:bookmarkStart w:id="8" w:name="_Toc225884318"/>
       <w:r>
         <w:lastRenderedPageBreak/>
         <w:t>2</w:t>
@@ -4563,7 +4566,7 @@
                     </pic:cNvPicPr>
                   </pic:nvPicPr>
                   <pic:blipFill>
-                    <a:blip r:embed="rId8">
+                    <a:blip r:embed="rId11">
                       <a:extLst>
                         <a:ext uri="{28A0092B-C50C-407E-A947-70E740481C1C}">
                           <a14:useLocalDpi xmlns:a14="http://schemas.microsoft.com/office/drawing/2010/main" val="0"/>
@@ -4630,7 +4633,7 @@
                     </pic:cNvPicPr>
                   </pic:nvPicPr>
                   <pic:blipFill>
-                    <a:blip r:embed="rId9" cstate="print">
+                    <a:blip r:embed="rId12" cstate="print">
                       <a:extLst>
                         <a:ext uri="{28A0092B-C50C-407E-A947-70E740481C1C}">
                           <a14:useLocalDpi xmlns:a14="http://schemas.microsoft.com/office/drawing/2010/main" val="0"/>
@@ -4705,7 +4708,7 @@
                     <pic:cNvPicPr/>
                   </pic:nvPicPr>
                   <pic:blipFill>
-                    <a:blip r:embed="rId10" cstate="print">
+                    <a:blip r:embed="rId13" cstate="print">
                       <a:extLst>
                         <a:ext uri="{28A0092B-C50C-407E-A947-70E740481C1C}">
                           <a14:useLocalDpi xmlns:a14="http://schemas.microsoft.com/office/drawing/2010/main" val="0"/>
@@ -4752,7 +4755,7 @@
       <w:pPr>
         <w:pStyle w:val="Heading2"/>
       </w:pPr>
-      <w:bookmarkStart w:id="9" w:name="_Toc225691309"/>
+      <w:bookmarkStart w:id="9" w:name="_Toc225884319"/>
       <w:r>
         <w:lastRenderedPageBreak/>
         <w:t>2.</w:t>
@@ -4822,7 +4825,7 @@
       <w:pPr>
         <w:pStyle w:val="Heading2"/>
       </w:pPr>
-      <w:bookmarkStart w:id="10" w:name="_Toc225691310"/>
+      <w:bookmarkStart w:id="10" w:name="_Toc225884320"/>
       <w:r>
         <w:t>2.5 Database Design</w:t>
       </w:r>
@@ -4851,7 +4854,7 @@
                     </pic:cNvPicPr>
                   </pic:nvPicPr>
                   <pic:blipFill>
-                    <a:blip r:embed="rId11">
+                    <a:blip r:embed="rId14">
                       <a:extLst>
                         <a:ext uri="{28A0092B-C50C-407E-A947-70E740481C1C}">
                           <a14:useLocalDpi xmlns:a14="http://schemas.microsoft.com/office/drawing/2010/main" val="0"/>
@@ -4888,7 +4891,7 @@
       <w:pPr>
         <w:pStyle w:val="Heading2"/>
       </w:pPr>
-      <w:bookmarkStart w:id="11" w:name="_Toc225691311"/>
+      <w:bookmarkStart w:id="11" w:name="_Toc225884321"/>
       <w:r>
         <w:t xml:space="preserve">2.6 </w:t>
       </w:r>
@@ -4901,7 +4904,7 @@
       <w:pPr>
         <w:pStyle w:val="Heading3"/>
       </w:pPr>
-      <w:bookmarkStart w:id="12" w:name="_Toc225691312"/>
+      <w:bookmarkStart w:id="12" w:name="_Toc225884322"/>
       <w:r>
         <w:t xml:space="preserve">2.6.1 </w:t>
       </w:r>
@@ -4937,9 +4940,19 @@
     </w:p>
     <w:p>
       <w:pPr>
+        <w:pStyle w:val="ListBullet"/>
+        <w:numPr>
+          <w:ilvl w:val="0"/>
+          <w:numId w:val="0"/>
+        </w:numPr>
+        <w:ind w:left="360"/>
+      </w:pPr>
+    </w:p>
+    <w:p>
+      <w:pPr>
         <w:pStyle w:val="Heading3"/>
       </w:pPr>
-      <w:bookmarkStart w:id="13" w:name="_Toc225691313"/>
+      <w:bookmarkStart w:id="13" w:name="_Toc225884323"/>
       <w:r>
         <w:t xml:space="preserve">2.6.2 </w:t>
       </w:r>
@@ -4990,9 +5003,19 @@
     </w:p>
     <w:p>
       <w:pPr>
+        <w:pStyle w:val="ListBullet"/>
+        <w:numPr>
+          <w:ilvl w:val="0"/>
+          <w:numId w:val="0"/>
+        </w:numPr>
+        <w:ind w:left="360"/>
+      </w:pPr>
+    </w:p>
+    <w:p>
+      <w:pPr>
         <w:pStyle w:val="Heading3"/>
       </w:pPr>
-      <w:bookmarkStart w:id="14" w:name="_Toc225691314"/>
+      <w:bookmarkStart w:id="14" w:name="_Toc225884324"/>
       <w:r>
         <w:t>2.6.</w:t>
       </w:r>
@@ -5042,9 +5065,19 @@
     </w:p>
     <w:p>
       <w:pPr>
+        <w:pStyle w:val="ListBullet"/>
+        <w:numPr>
+          <w:ilvl w:val="0"/>
+          <w:numId w:val="0"/>
+        </w:numPr>
+        <w:ind w:left="360"/>
+      </w:pPr>
+    </w:p>
+    <w:p>
+      <w:pPr>
         <w:pStyle w:val="Heading3"/>
       </w:pPr>
-      <w:bookmarkStart w:id="15" w:name="_Toc225691315"/>
+      <w:bookmarkStart w:id="15" w:name="_Toc225884325"/>
       <w:r>
         <w:t>2.6.</w:t>
       </w:r>
@@ -5085,9 +5118,19 @@
     </w:p>
     <w:p>
       <w:pPr>
+        <w:pStyle w:val="ListBullet"/>
+        <w:numPr>
+          <w:ilvl w:val="0"/>
+          <w:numId w:val="0"/>
+        </w:numPr>
+        <w:ind w:left="360"/>
+      </w:pPr>
+    </w:p>
+    <w:p>
+      <w:pPr>
         <w:pStyle w:val="Heading3"/>
       </w:pPr>
-      <w:bookmarkStart w:id="16" w:name="_Toc225691316"/>
+      <w:bookmarkStart w:id="16" w:name="_Toc225884326"/>
       <w:r>
         <w:t>2.6.</w:t>
       </w:r>
@@ -5167,232 +5210,285 @@
     </w:p>
     <w:p>
       <w:pPr>
-        <w:pStyle w:val="Heading3"/>
-      </w:pPr>
-      <w:bookmarkStart w:id="17" w:name="_Toc225691317"/>
-      <w:r>
-        <w:t>2.6.</w:t>
-      </w:r>
-      <w:r>
-        <w:t>6</w:t>
-      </w:r>
-      <w:r>
-        <w:t xml:space="preserve"> </w:t>
-      </w:r>
-      <w:r>
-        <w:t>View Item Details</w:t>
-      </w:r>
-      <w:bookmarkEnd w:id="17"/>
-    </w:p>
-    <w:p>
-      <w:pPr>
-        <w:pStyle w:val="ListBullet"/>
-      </w:pPr>
-      <w:r>
-        <w:t>The system shall allow users to open an individual item and view</w:t>
-      </w:r>
-      <w:r>
-        <w:t xml:space="preserve"> </w:t>
-      </w:r>
-      <w:r>
-        <w:t>full image (if uploaded), full description, and owner details.</w:t>
-      </w:r>
-    </w:p>
-    <w:p>
-      <w:pPr>
-        <w:pStyle w:val="Heading3"/>
-      </w:pPr>
-      <w:bookmarkStart w:id="18" w:name="_Toc225691318"/>
-      <w:r>
-        <w:t>2.6.</w:t>
-      </w:r>
-      <w:r>
-        <w:t>7</w:t>
-      </w:r>
-      <w:r>
-        <w:t xml:space="preserve"> </w:t>
-      </w:r>
-      <w:r>
-        <w:t>Update Item Listing (Owner Only)</w:t>
-      </w:r>
-      <w:bookmarkEnd w:id="18"/>
-    </w:p>
-    <w:p>
-      <w:pPr>
-        <w:pStyle w:val="ListBullet"/>
-      </w:pPr>
-      <w:r>
-        <w:t>The system shall allow an authenticated user to update an existing listing only if they are the owner of the item.</w:t>
-      </w:r>
-    </w:p>
-    <w:p>
-      <w:pPr>
-        <w:pStyle w:val="ListBullet"/>
-      </w:pPr>
-      <w:r>
-        <w:t>The system shall support updating item fields such as title, description, category, condition, and status (e.g., AVAILABLE/TAKEN).</w:t>
-      </w:r>
-    </w:p>
-    <w:p>
-      <w:pPr>
-        <w:pStyle w:val="ListBullet"/>
-      </w:pPr>
-      <w:r>
-        <w:t>The system shall reject update attempts by non-owners (e.g., return 403).</w:t>
-      </w:r>
-    </w:p>
-    <w:p>
-      <w:pPr>
-        <w:pStyle w:val="Heading3"/>
-      </w:pPr>
-      <w:bookmarkStart w:id="19" w:name="_Toc225691319"/>
-      <w:r>
-        <w:lastRenderedPageBreak/>
-        <w:t>2.6.</w:t>
-      </w:r>
-      <w:r>
-        <w:t>8</w:t>
-      </w:r>
-      <w:r>
-        <w:t xml:space="preserve"> </w:t>
-      </w:r>
-      <w:r>
-        <w:t>Update Item Listing (Owner Only)</w:t>
-      </w:r>
-      <w:bookmarkEnd w:id="19"/>
-    </w:p>
-    <w:p>
-      <w:pPr>
-        <w:pStyle w:val="ListBullet"/>
-      </w:pPr>
-      <w:r>
-        <w:t>The system shall allow an authenticated user to delete an existing listing only if they are the owner.</w:t>
-      </w:r>
-    </w:p>
-    <w:p>
-      <w:pPr>
-        <w:pStyle w:val="ListBullet"/>
-      </w:pPr>
-      <w:r>
-        <w:t xml:space="preserve">The system shall reject </w:t>
-      </w:r>
-      <w:proofErr w:type="gramStart"/>
-      <w:r>
-        <w:t>delete</w:t>
-      </w:r>
-      <w:proofErr w:type="gramEnd"/>
-      <w:r>
-        <w:t xml:space="preserve"> attempts by non-owners (e.g., return 403).</w:t>
-      </w:r>
-    </w:p>
-    <w:p>
-      <w:pPr>
-        <w:pStyle w:val="Heading3"/>
-      </w:pPr>
-      <w:bookmarkStart w:id="20" w:name="_Toc225691320"/>
-      <w:r>
-        <w:t>2.6.</w:t>
-      </w:r>
-      <w:r>
-        <w:t>9</w:t>
-      </w:r>
-      <w:r>
-        <w:t xml:space="preserve"> </w:t>
-      </w:r>
-      <w:r>
-        <w:t>Real-Time Messaging (Socket.IO)</w:t>
-      </w:r>
-      <w:bookmarkEnd w:id="20"/>
-    </w:p>
-    <w:p>
-      <w:pPr>
-        <w:pStyle w:val="ListBullet"/>
-      </w:pPr>
-      <w:r>
-        <w:t xml:space="preserve">The </w:t>
-      </w:r>
-      <w:proofErr w:type="gramStart"/>
-      <w:r>
-        <w:t>system shall</w:t>
-      </w:r>
-      <w:proofErr w:type="gramEnd"/>
-      <w:r>
-        <w:t xml:space="preserve"> allow users to message about a specific item using real-time chat.</w:t>
-      </w:r>
-    </w:p>
-    <w:p>
-      <w:pPr>
-        <w:pStyle w:val="ListBullet"/>
-      </w:pPr>
-      <w:r>
-        <w:t>The system shall support item-specific chat rooms (messages belong to the selected item).</w:t>
-      </w:r>
-    </w:p>
-    <w:p>
-      <w:pPr>
-        <w:pStyle w:val="ListBullet"/>
-      </w:pPr>
-      <w:r>
-        <w:t xml:space="preserve">The system shall persist chat messages to the </w:t>
-      </w:r>
-      <w:proofErr w:type="gramStart"/>
-      <w:r>
-        <w:t>database</w:t>
-      </w:r>
-      <w:proofErr w:type="gramEnd"/>
-      <w:r>
-        <w:t xml:space="preserve"> so message history is retained across refresh/re-login.</w:t>
-      </w:r>
-    </w:p>
-    <w:p>
-      <w:pPr>
-        <w:pStyle w:val="Heading3"/>
-      </w:pPr>
-      <w:bookmarkStart w:id="21" w:name="_Toc225691321"/>
-      <w:r>
-        <w:t>2.6.1</w:t>
-      </w:r>
-      <w:r>
-        <w:t>0</w:t>
-      </w:r>
-      <w:r>
-        <w:t xml:space="preserve"> </w:t>
-      </w:r>
-      <w:r>
-        <w:t>Error Handling and User Feedback</w:t>
-      </w:r>
-      <w:bookmarkEnd w:id="21"/>
-    </w:p>
-    <w:p>
-      <w:pPr>
-        <w:pStyle w:val="ListBullet"/>
-      </w:pPr>
-      <w:r>
-        <w:t>The system shall provide clear feedback to users when operations succeed or fail (e.g., invalid credentials, missing fields, unauthorized access).</w:t>
-      </w:r>
-    </w:p>
-    <w:p>
-      <w:pPr>
-        <w:pStyle w:val="ListBullet"/>
-      </w:pPr>
-      <w:r>
-        <w:t>The system shall return consistent API responses for common error cases (400/401/403/404) to support predictable frontend handling.</w:t>
-      </w:r>
-    </w:p>
-    <w:p>
-      <w:pPr>
         <w:pStyle w:val="ListBullet"/>
         <w:numPr>
           <w:ilvl w:val="0"/>
           <w:numId w:val="0"/>
         </w:numPr>
+        <w:tabs>
+          <w:tab w:val="num" w:pos="720"/>
+        </w:tabs>
+        <w:ind w:left="720"/>
+      </w:pPr>
+    </w:p>
+    <w:p>
+      <w:pPr>
+        <w:pStyle w:val="Heading3"/>
+      </w:pPr>
+      <w:bookmarkStart w:id="17" w:name="_Toc225884327"/>
+      <w:r>
+        <w:t>2.6.</w:t>
+      </w:r>
+      <w:r>
+        <w:t>6</w:t>
+      </w:r>
+      <w:r>
+        <w:t xml:space="preserve"> </w:t>
+      </w:r>
+      <w:r>
+        <w:t>View Item Details</w:t>
+      </w:r>
+      <w:bookmarkEnd w:id="17"/>
+    </w:p>
+    <w:p>
+      <w:pPr>
+        <w:pStyle w:val="ListBullet"/>
+      </w:pPr>
+      <w:r>
+        <w:t>The system shall allow users to open an individual item and view</w:t>
+      </w:r>
+      <w:r>
+        <w:t xml:space="preserve"> </w:t>
+      </w:r>
+      <w:r>
+        <w:t>full image (if uploaded), full description, and owner details.</w:t>
+      </w:r>
+    </w:p>
+    <w:p>
+      <w:pPr>
+        <w:pStyle w:val="ListBullet"/>
+        <w:numPr>
+          <w:ilvl w:val="0"/>
+          <w:numId w:val="0"/>
+        </w:numPr>
+        <w:ind w:left="360"/>
+      </w:pPr>
+    </w:p>
+    <w:p>
+      <w:pPr>
+        <w:pStyle w:val="Heading3"/>
+      </w:pPr>
+      <w:bookmarkStart w:id="18" w:name="_Toc225884328"/>
+      <w:r>
+        <w:lastRenderedPageBreak/>
+        <w:t>2.6.</w:t>
+      </w:r>
+      <w:r>
+        <w:t>7</w:t>
+      </w:r>
+      <w:r>
+        <w:t xml:space="preserve"> </w:t>
+      </w:r>
+      <w:r>
+        <w:t>Update Item Listing (Owner Only)</w:t>
+      </w:r>
+      <w:bookmarkEnd w:id="18"/>
+    </w:p>
+    <w:p>
+      <w:pPr>
+        <w:pStyle w:val="ListBullet"/>
+      </w:pPr>
+      <w:r>
+        <w:t>The system shall allow an authenticated user to update an existing listing only if they are the owner of the item.</w:t>
+      </w:r>
+    </w:p>
+    <w:p>
+      <w:pPr>
+        <w:pStyle w:val="ListBullet"/>
+      </w:pPr>
+      <w:r>
+        <w:t>The system shall support updating item fields such as title, description, category, condition, and status (e.g., AVAILABLE/TAKEN).</w:t>
+      </w:r>
+    </w:p>
+    <w:p>
+      <w:pPr>
+        <w:pStyle w:val="ListBullet"/>
+      </w:pPr>
+      <w:r>
+        <w:t>The system shall reject update attempts by non-owners (e.g., return 403).</w:t>
+      </w:r>
+    </w:p>
+    <w:p>
+      <w:pPr>
+        <w:pStyle w:val="ListBullet"/>
+        <w:numPr>
+          <w:ilvl w:val="0"/>
+          <w:numId w:val="0"/>
+        </w:numPr>
+        <w:ind w:left="360"/>
+      </w:pPr>
+    </w:p>
+    <w:p>
+      <w:pPr>
+        <w:pStyle w:val="Heading3"/>
+      </w:pPr>
+      <w:bookmarkStart w:id="19" w:name="_Toc225884329"/>
+      <w:r>
+        <w:t>2.6.</w:t>
+      </w:r>
+      <w:r>
+        <w:t>8</w:t>
+      </w:r>
+      <w:r>
+        <w:t xml:space="preserve"> </w:t>
+      </w:r>
+      <w:r>
+        <w:t>Update Item Listing (Owner Only)</w:t>
+      </w:r>
+      <w:bookmarkEnd w:id="19"/>
+    </w:p>
+    <w:p>
+      <w:pPr>
+        <w:pStyle w:val="ListBullet"/>
+      </w:pPr>
+      <w:r>
+        <w:t>The system shall allow an authenticated user to delete an existing listing only if they are the owner.</w:t>
+      </w:r>
+    </w:p>
+    <w:p>
+      <w:pPr>
+        <w:pStyle w:val="ListBullet"/>
+      </w:pPr>
+      <w:r>
+        <w:t xml:space="preserve">The system shall reject </w:t>
+      </w:r>
+      <w:proofErr w:type="gramStart"/>
+      <w:r>
+        <w:t>delete</w:t>
+      </w:r>
+      <w:proofErr w:type="gramEnd"/>
+      <w:r>
+        <w:t xml:space="preserve"> attempts by non-owners (e.g., return 403).</w:t>
+      </w:r>
+    </w:p>
+    <w:p>
+      <w:pPr>
+        <w:pStyle w:val="ListBullet"/>
+        <w:numPr>
+          <w:ilvl w:val="0"/>
+          <w:numId w:val="0"/>
+        </w:numPr>
+        <w:ind w:left="360"/>
+      </w:pPr>
+    </w:p>
+    <w:p>
+      <w:pPr>
+        <w:pStyle w:val="Heading3"/>
+      </w:pPr>
+      <w:bookmarkStart w:id="20" w:name="_Toc225884330"/>
+      <w:r>
+        <w:t>2.6.</w:t>
+      </w:r>
+      <w:r>
+        <w:t>9</w:t>
+      </w:r>
+      <w:r>
+        <w:t xml:space="preserve"> </w:t>
+      </w:r>
+      <w:r>
+        <w:t>Real-Time Messaging (Socket.IO)</w:t>
+      </w:r>
+      <w:bookmarkEnd w:id="20"/>
+    </w:p>
+    <w:p>
+      <w:pPr>
+        <w:pStyle w:val="ListBullet"/>
+      </w:pPr>
+      <w:r>
+        <w:t xml:space="preserve">The </w:t>
+      </w:r>
+      <w:proofErr w:type="gramStart"/>
+      <w:r>
+        <w:t>system shall</w:t>
+      </w:r>
+      <w:proofErr w:type="gramEnd"/>
+      <w:r>
+        <w:t xml:space="preserve"> allow users to message about a specific item using real-time chat.</w:t>
+      </w:r>
+    </w:p>
+    <w:p>
+      <w:pPr>
+        <w:pStyle w:val="ListBullet"/>
+      </w:pPr>
+      <w:r>
+        <w:t>The system shall support item-specific chat rooms (messages belong to the selected item).</w:t>
+      </w:r>
+    </w:p>
+    <w:p>
+      <w:pPr>
+        <w:pStyle w:val="ListBullet"/>
+      </w:pPr>
+      <w:r>
+        <w:t xml:space="preserve">The system shall persist chat messages to the </w:t>
+      </w:r>
+      <w:proofErr w:type="gramStart"/>
+      <w:r>
+        <w:t>database</w:t>
+      </w:r>
+      <w:proofErr w:type="gramEnd"/>
+      <w:r>
+        <w:t xml:space="preserve"> so message history is retained across refresh/re-login.</w:t>
+      </w:r>
+    </w:p>
+    <w:p>
+      <w:pPr>
+        <w:pStyle w:val="ListBullet"/>
+        <w:numPr>
+          <w:ilvl w:val="0"/>
+          <w:numId w:val="0"/>
+        </w:numPr>
+        <w:ind w:left="360"/>
+      </w:pPr>
+    </w:p>
+    <w:p>
+      <w:pPr>
+        <w:pStyle w:val="Heading3"/>
+      </w:pPr>
+      <w:bookmarkStart w:id="21" w:name="_Toc225884331"/>
+      <w:r>
+        <w:t>2.6.1</w:t>
+      </w:r>
+      <w:r>
+        <w:t>0</w:t>
+      </w:r>
+      <w:r>
+        <w:t xml:space="preserve"> </w:t>
+      </w:r>
+      <w:r>
+        <w:t>Error Handling and User Feedback</w:t>
+      </w:r>
+      <w:bookmarkEnd w:id="21"/>
+    </w:p>
+    <w:p>
+      <w:pPr>
+        <w:pStyle w:val="ListBullet"/>
+      </w:pPr>
+      <w:r>
+        <w:t>The system shall provide clear feedback to users when operations succeed or fail (e.g., invalid credentials, missing fields, unauthorized access).</w:t>
+      </w:r>
+    </w:p>
+    <w:p>
+      <w:pPr>
+        <w:pStyle w:val="ListBullet"/>
+      </w:pPr>
+      <w:r>
+        <w:t>The system shall return consistent API responses for common error cases (400/401/403/404) to support predictable frontend handling.</w:t>
+      </w:r>
+    </w:p>
+    <w:p>
+      <w:pPr>
+        <w:pStyle w:val="ListBullet"/>
+        <w:numPr>
+          <w:ilvl w:val="0"/>
+          <w:numId w:val="0"/>
+        </w:numPr>
       </w:pPr>
     </w:p>
     <w:p>
       <w:pPr>
         <w:pStyle w:val="Heading2"/>
       </w:pPr>
-      <w:bookmarkStart w:id="22" w:name="_Toc225691322"/>
+      <w:bookmarkStart w:id="22" w:name="_Toc225884332"/>
       <w:r>
         <w:t>2.</w:t>
       </w:r>
@@ -5414,7 +5510,7 @@
       <w:pPr>
         <w:pStyle w:val="Heading3"/>
       </w:pPr>
-      <w:bookmarkStart w:id="23" w:name="_Toc225691323"/>
+      <w:bookmarkStart w:id="23" w:name="_Toc225884333"/>
       <w:r>
         <w:t>2.7.1 Security</w:t>
       </w:r>
@@ -5510,6 +5606,7 @@
           <w:bCs/>
           <w:lang w:val="en-NZ" w:eastAsia="en-US"/>
         </w:rPr>
+        <w:lastRenderedPageBreak/>
         <w:t>Owner-only permissions:</w:t>
       </w:r>
       <w:r>
@@ -5547,9 +5644,23 @@
     </w:p>
     <w:p>
       <w:pPr>
+        <w:pStyle w:val="ListBullet"/>
+        <w:numPr>
+          <w:ilvl w:val="0"/>
+          <w:numId w:val="0"/>
+        </w:numPr>
+        <w:ind w:left="360"/>
+        <w:rPr>
+          <w:rFonts w:eastAsiaTheme="minorHAnsi"/>
+          <w:lang w:val="en-NZ" w:eastAsia="en-US"/>
+        </w:rPr>
+      </w:pPr>
+    </w:p>
+    <w:p>
+      <w:pPr>
         <w:pStyle w:val="Heading3"/>
       </w:pPr>
-      <w:bookmarkStart w:id="24" w:name="_Toc225691324"/>
+      <w:bookmarkStart w:id="24" w:name="_Toc225884334"/>
       <w:r>
         <w:t>2.7.</w:t>
       </w:r>
@@ -5643,7 +5754,6 @@
           <w:bCs/>
           <w:lang w:val="en-NZ" w:eastAsia="en-US"/>
         </w:rPr>
-        <w:lastRenderedPageBreak/>
         <w:t>Efficient item discovery:</w:t>
       </w:r>
       <w:r>
@@ -5688,9 +5798,23 @@
     </w:p>
     <w:p>
       <w:pPr>
+        <w:pStyle w:val="ListBullet"/>
+        <w:numPr>
+          <w:ilvl w:val="0"/>
+          <w:numId w:val="0"/>
+        </w:numPr>
+        <w:ind w:left="360"/>
+        <w:rPr>
+          <w:rFonts w:eastAsiaTheme="minorHAnsi"/>
+          <w:lang w:val="en-NZ" w:eastAsia="en-US"/>
+        </w:rPr>
+      </w:pPr>
+    </w:p>
+    <w:p>
+      <w:pPr>
         <w:pStyle w:val="Heading3"/>
       </w:pPr>
-      <w:bookmarkStart w:id="25" w:name="_Toc225691325"/>
+      <w:bookmarkStart w:id="25" w:name="_Toc225884335"/>
       <w:r>
         <w:t>2.7.</w:t>
       </w:r>
@@ -5782,9 +5906,23 @@
     </w:p>
     <w:p>
       <w:pPr>
+        <w:pStyle w:val="ListBullet"/>
+        <w:numPr>
+          <w:ilvl w:val="0"/>
+          <w:numId w:val="0"/>
+        </w:numPr>
+        <w:ind w:left="360"/>
+        <w:rPr>
+          <w:rFonts w:eastAsiaTheme="minorHAnsi"/>
+          <w:lang w:val="en-NZ" w:eastAsia="en-US"/>
+        </w:rPr>
+      </w:pPr>
+    </w:p>
+    <w:p>
+      <w:pPr>
         <w:pStyle w:val="Heading3"/>
       </w:pPr>
-      <w:bookmarkStart w:id="26" w:name="_Toc225691326"/>
+      <w:bookmarkStart w:id="26" w:name="_Toc225884336"/>
       <w:r>
         <w:t>2.7.</w:t>
       </w:r>
@@ -5876,9 +6014,23 @@
     </w:p>
     <w:p>
       <w:pPr>
+        <w:pStyle w:val="ListBullet"/>
+        <w:numPr>
+          <w:ilvl w:val="0"/>
+          <w:numId w:val="0"/>
+        </w:numPr>
+        <w:ind w:left="360"/>
+        <w:rPr>
+          <w:rFonts w:eastAsiaTheme="minorHAnsi"/>
+          <w:lang w:val="en-NZ" w:eastAsia="en-US"/>
+        </w:rPr>
+      </w:pPr>
+    </w:p>
+    <w:p>
+      <w:pPr>
         <w:pStyle w:val="Heading3"/>
       </w:pPr>
-      <w:bookmarkStart w:id="27" w:name="_Toc225691327"/>
+      <w:bookmarkStart w:id="27" w:name="_Toc225884337"/>
       <w:r>
         <w:t>2.7.</w:t>
       </w:r>
@@ -5940,12 +6092,25 @@
         <w:t xml:space="preserve"> A coverage report should be generated to identify untested code paths and guide improvements.</w:t>
       </w:r>
     </w:p>
+    <w:p>
+      <w:pPr>
+        <w:pStyle w:val="ListBullet"/>
+        <w:numPr>
+          <w:ilvl w:val="0"/>
+          <w:numId w:val="0"/>
+        </w:numPr>
+        <w:ind w:left="360"/>
+        <w:rPr>
+          <w:rFonts w:eastAsiaTheme="minorHAnsi"/>
+        </w:rPr>
+      </w:pPr>
+    </w:p>
     <w:p/>
     <w:p>
       <w:pPr>
         <w:pStyle w:val="Heading2"/>
       </w:pPr>
-      <w:bookmarkStart w:id="28" w:name="_Toc225691328"/>
+      <w:bookmarkStart w:id="28" w:name="_Toc225884338"/>
       <w:r>
         <w:t>2.</w:t>
       </w:r>
@@ -6018,13 +6183,12 @@
         <w:pStyle w:val="Heading1"/>
         <w:numPr>
           <w:ilvl w:val="0"/>
-          <w:numId w:val="13"/>
+          <w:numId w:val="15"/>
         </w:numPr>
-        <w:ind w:left="284"/>
-      </w:pPr>
-      <w:bookmarkStart w:id="29" w:name="_Toc225691329"/>
-      <w:r>
-        <w:lastRenderedPageBreak/>
+        <w:ind w:left="0"/>
+      </w:pPr>
+      <w:bookmarkStart w:id="29" w:name="_Toc225884339"/>
+      <w:r>
         <w:t>Testing Strategy</w:t>
       </w:r>
       <w:bookmarkEnd w:id="29"/>
@@ -6108,7 +6272,7 @@
                     </pic:cNvPicPr>
                   </pic:nvPicPr>
                   <pic:blipFill>
-                    <a:blip r:embed="rId12" cstate="print">
+                    <a:blip r:embed="rId15" cstate="print">
                       <a:extLst>
                         <a:ext uri="{28A0092B-C50C-407E-A947-70E740481C1C}">
                           <a14:useLocalDpi xmlns:a14="http://schemas.microsoft.com/office/drawing/2010/main" val="0"/>
@@ -6179,12 +6343,13 @@
         <w:pStyle w:val="Heading1"/>
         <w:numPr>
           <w:ilvl w:val="0"/>
-          <w:numId w:val="13"/>
+          <w:numId w:val="15"/>
         </w:numPr>
-        <w:ind w:left="284"/>
-      </w:pPr>
-      <w:bookmarkStart w:id="30" w:name="_Toc225691330"/>
-      <w:r>
+        <w:ind w:left="0"/>
+      </w:pPr>
+      <w:bookmarkStart w:id="30" w:name="_Toc225884340"/>
+      <w:r>
+        <w:lastRenderedPageBreak/>
         <w:t>Project Planning</w:t>
       </w:r>
       <w:bookmarkEnd w:id="30"/>
@@ -6210,7 +6375,7 @@
                     <pic:cNvPicPr/>
                   </pic:nvPicPr>
                   <pic:blipFill>
-                    <a:blip r:embed="rId13"/>
+                    <a:blip r:embed="rId16"/>
                     <a:stretch>
                       <a:fillRect/>
                     </a:stretch>
@@ -6237,11 +6402,11 @@
         <w:pStyle w:val="Heading1"/>
         <w:numPr>
           <w:ilvl w:val="0"/>
-          <w:numId w:val="13"/>
+          <w:numId w:val="15"/>
         </w:numPr>
-        <w:ind w:left="284"/>
-      </w:pPr>
-      <w:bookmarkStart w:id="31" w:name="_Toc225691331"/>
+        <w:ind w:left="0"/>
+      </w:pPr>
+      <w:bookmarkStart w:id="31" w:name="_Toc225884341"/>
       <w:r>
         <w:t>End-to-end Solution</w:t>
       </w:r>
@@ -6258,13 +6423,12 @@
         <w:pStyle w:val="Heading1"/>
         <w:numPr>
           <w:ilvl w:val="0"/>
-          <w:numId w:val="13"/>
+          <w:numId w:val="15"/>
         </w:numPr>
-        <w:ind w:left="284"/>
-      </w:pPr>
-      <w:bookmarkStart w:id="32" w:name="_Toc225691332"/>
-      <w:r>
-        <w:lastRenderedPageBreak/>
+        <w:ind w:left="142"/>
+      </w:pPr>
+      <w:bookmarkStart w:id="32" w:name="_Toc225884342"/>
+      <w:r>
         <w:t>References</w:t>
       </w:r>
       <w:bookmarkEnd w:id="32"/>
@@ -6273,7 +6437,7 @@
       <w:pPr>
         <w:pStyle w:val="Heading2"/>
       </w:pPr>
-      <w:bookmarkStart w:id="33" w:name="_Toc225691333"/>
+      <w:bookmarkStart w:id="33" w:name="_Toc225884343"/>
       <w:r>
         <w:t>6.1 Frontend</w:t>
       </w:r>
@@ -6288,7 +6452,7 @@
         </w:numPr>
         <w:ind w:left="709" w:hanging="425"/>
       </w:pPr>
-      <w:hyperlink r:id="rId14" w:history="1">
+      <w:hyperlink r:id="rId17" w:history="1">
         <w:r>
           <w:rPr>
             <w:rStyle w:val="Hyperlink"/>
@@ -6315,7 +6479,7 @@
         </w:numPr>
         <w:ind w:left="709" w:hanging="425"/>
       </w:pPr>
-      <w:hyperlink r:id="rId15" w:history="1">
+      <w:hyperlink r:id="rId18" w:history="1">
         <w:r>
           <w:rPr>
             <w:rStyle w:val="Hyperlink"/>
@@ -6342,7 +6506,7 @@
         </w:numPr>
         <w:ind w:left="709" w:hanging="425"/>
       </w:pPr>
-      <w:hyperlink r:id="rId16" w:history="1">
+      <w:hyperlink r:id="rId19" w:history="1">
         <w:r>
           <w:rPr>
             <w:rStyle w:val="Hyperlink"/>
@@ -6367,7 +6531,7 @@
       <w:pPr>
         <w:pStyle w:val="Heading2"/>
       </w:pPr>
-      <w:bookmarkStart w:id="34" w:name="_Toc225691334"/>
+      <w:bookmarkStart w:id="34" w:name="_Toc225884344"/>
       <w:r>
         <w:t>6.2 Backend</w:t>
       </w:r>
@@ -6381,7 +6545,7 @@
           <w:numId w:val="8"/>
         </w:numPr>
       </w:pPr>
-      <w:hyperlink r:id="rId17" w:history="1">
+      <w:hyperlink r:id="rId20" w:history="1">
         <w:r>
           <w:rPr>
             <w:rStyle w:val="Hyperlink"/>
@@ -6407,7 +6571,7 @@
           <w:numId w:val="8"/>
         </w:numPr>
       </w:pPr>
-      <w:hyperlink r:id="rId18" w:history="1">
+      <w:hyperlink r:id="rId21" w:history="1">
         <w:r>
           <w:rPr>
             <w:rStyle w:val="Hyperlink"/>
@@ -6433,7 +6597,7 @@
           <w:numId w:val="8"/>
         </w:numPr>
       </w:pPr>
-      <w:hyperlink r:id="rId19" w:history="1">
+      <w:hyperlink r:id="rId22" w:history="1">
         <w:r>
           <w:rPr>
             <w:rStyle w:val="Hyperlink"/>
@@ -6459,7 +6623,7 @@
           <w:numId w:val="8"/>
         </w:numPr>
       </w:pPr>
-      <w:hyperlink r:id="rId20" w:history="1">
+      <w:hyperlink r:id="rId23" w:history="1">
         <w:r>
           <w:rPr>
             <w:rStyle w:val="Hyperlink"/>
@@ -6485,7 +6649,7 @@
           <w:numId w:val="8"/>
         </w:numPr>
       </w:pPr>
-      <w:hyperlink r:id="rId21" w:history="1">
+      <w:hyperlink r:id="rId24" w:history="1">
         <w:r>
           <w:rPr>
             <w:rStyle w:val="Hyperlink"/>
@@ -6507,7 +6671,7 @@
       <w:pPr>
         <w:pStyle w:val="Heading2"/>
       </w:pPr>
-      <w:bookmarkStart w:id="35" w:name="_Toc225691335"/>
+      <w:bookmarkStart w:id="35" w:name="_Toc225884345"/>
       <w:r>
         <w:t>6.3 Real-time Messaging</w:t>
       </w:r>
@@ -6521,7 +6685,7 @@
           <w:numId w:val="8"/>
         </w:numPr>
       </w:pPr>
-      <w:hyperlink r:id="rId22" w:history="1">
+      <w:hyperlink r:id="rId25" w:history="1">
         <w:r>
           <w:rPr>
             <w:rStyle w:val="Hyperlink"/>
@@ -6547,7 +6711,7 @@
           <w:numId w:val="8"/>
         </w:numPr>
       </w:pPr>
-      <w:hyperlink r:id="rId23" w:history="1">
+      <w:hyperlink r:id="rId26" w:history="1">
         <w:r>
           <w:rPr>
             <w:rStyle w:val="Hyperlink"/>
@@ -6569,7 +6733,7 @@
       <w:pPr>
         <w:pStyle w:val="Heading2"/>
       </w:pPr>
-      <w:bookmarkStart w:id="36" w:name="_Toc225691336"/>
+      <w:bookmarkStart w:id="36" w:name="_Toc225884346"/>
       <w:r>
         <w:t>6.4 Database + Tools</w:t>
       </w:r>
@@ -6583,7 +6747,7 @@
           <w:numId w:val="8"/>
         </w:numPr>
       </w:pPr>
-      <w:hyperlink r:id="rId24" w:history="1">
+      <w:hyperlink r:id="rId27" w:history="1">
         <w:r>
           <w:rPr>
             <w:rStyle w:val="Hyperlink"/>
@@ -6605,8 +6769,9 @@
       <w:pPr>
         <w:pStyle w:val="Heading2"/>
       </w:pPr>
-      <w:bookmarkStart w:id="37" w:name="_Toc225691337"/>
-      <w:r>
+      <w:bookmarkStart w:id="37" w:name="_Toc225884347"/>
+      <w:r>
+        <w:lastRenderedPageBreak/>
         <w:t>6.5 Testing</w:t>
       </w:r>
       <w:bookmarkEnd w:id="37"/>
@@ -6619,7 +6784,7 @@
           <w:numId w:val="8"/>
         </w:numPr>
       </w:pPr>
-      <w:hyperlink r:id="rId25" w:history="1">
+      <w:hyperlink r:id="rId28" w:history="1">
         <w:r>
           <w:rPr>
             <w:rStyle w:val="Hyperlink"/>
@@ -6645,7 +6810,7 @@
           <w:numId w:val="8"/>
         </w:numPr>
       </w:pPr>
-      <w:hyperlink r:id="rId26" w:history="1">
+      <w:hyperlink r:id="rId29" w:history="1">
         <w:r>
           <w:rPr>
             <w:rStyle w:val="Hyperlink"/>
@@ -6671,6 +6836,109 @@
     </w:sectPr>
   </w:body>
 </w:document>
+</file>
+
+<file path=word/endnotes.xml><?xml version="1.0" encoding="utf-8"?>
+<w:endnotes xmlns:wpc="http://schemas.microsoft.com/office/word/2010/wordprocessingCanvas" xmlns:cx="http://schemas.microsoft.com/office/drawing/2014/chartex" xmlns:cx1="http://schemas.microsoft.com/office/drawing/2015/9/8/chartex" xmlns:cx2="http://schemas.microsoft.com/office/drawing/2015/10/21/chartex" xmlns:cx3="http://schemas.microsoft.com/office/drawing/2016/5/9/chartex" xmlns:cx4="http://schemas.microsoft.com/office/drawing/2016/5/10/chartex" xmlns:cx5="http://schemas.microsoft.com/office/drawing/2016/5/11/chartex" xmlns:cx6="http://schemas.microsoft.com/office/drawing/2016/5/12/chartex" xmlns:cx7="http://schemas.microsoft.com/office/drawing/2016/5/13/chartex" xmlns:cx8="http://schemas.microsoft.com/office/drawing/2016/5/14/chartex" xmlns:mc="http://schemas.openxmlformats.org/markup-compatibility/2006" xmlns:aink="http://schemas.microsoft.com/office/drawing/2016/ink" xmlns:am3d="http://schemas.microsoft.com/office/drawing/2017/model3d" xmlns:o="urn:schemas-microsoft-com:office:office" xmlns:oel="http://schemas.microsoft.com/office/2019/extlst" xmlns:r="http://schemas.openxmlformats.org/officeDocument/2006/relationships" xmlns:m="http://schemas.openxmlformats.org/officeDocument/2006/math" xmlns:v="urn:schemas-microsoft-com:vml" xmlns:wp14="http://schemas.microsoft.com/office/word/2010/wordprocessingDrawing" xmlns:wp="http://schemas.openxmlformats.org/drawingml/2006/wordprocessingDrawing" xmlns:w10="urn:schemas-microsoft-com:office:word" xmlns:w="http://schemas.openxmlformats.org/wordprocessingml/2006/main" xmlns:w14="http://schemas.microsoft.com/office/word/2010/wordml" xmlns:w15="http://schemas.microsoft.com/office/word/2012/wordml" xmlns:w16cex="http://schemas.microsoft.com/office/word/2018/wordml/cex" xmlns:w16cid="http://schemas.microsoft.com/office/word/2016/wordml/cid" xmlns:w16="http://schemas.microsoft.com/office/word/2018/wordml" xmlns:w16du="http://schemas.microsoft.com/office/word/2023/wordml/word16du" xmlns:w16sdtdh="http://schemas.microsoft.com/office/word/2020/wordml/sdtdatahash" xmlns:w16sdtfl="http://schemas.microsoft.com/office/word/2024/wordml/sdtformatlock" xmlns:w16se="http://schemas.microsoft.com/office/word/2015/wordml/symex" xmlns:wpg="http://schemas.microsoft.com/office/word/2010/wordprocessingGroup" xmlns:wpi="http://schemas.microsoft.com/office/word/2010/wordprocessingInk" xmlns:wne="http://schemas.microsoft.com/office/word/2006/wordml" xmlns:wps="http://schemas.microsoft.com/office/word/2010/wordprocessingShape" mc:Ignorable="w14 w15 w16se w16cid w16 w16cex w16sdtdh w16sdtfl w16du wp14">
+  <w:endnote w:type="separator" w:id="-1">
+    <w:p>
+      <w:pPr>
+        <w:spacing w:after="0" w:line="240" w:lineRule="auto"/>
+      </w:pPr>
+      <w:r>
+        <w:separator/>
+      </w:r>
+    </w:p>
+  </w:endnote>
+  <w:endnote w:type="continuationSeparator" w:id="0">
+    <w:p>
+      <w:pPr>
+        <w:spacing w:after="0" w:line="240" w:lineRule="auto"/>
+      </w:pPr>
+      <w:r>
+        <w:continuationSeparator/>
+      </w:r>
+    </w:p>
+  </w:endnote>
+</w:endnotes>
+</file>
+
+<file path=word/footer1.xml><?xml version="1.0" encoding="utf-8"?>
+<w:ftr xmlns:wpc="http://schemas.microsoft.com/office/word/2010/wordprocessingCanvas" xmlns:cx="http://schemas.microsoft.com/office/drawing/2014/chartex" xmlns:cx1="http://schemas.microsoft.com/office/drawing/2015/9/8/chartex" xmlns:cx2="http://schemas.microsoft.com/office/drawing/2015/10/21/chartex" xmlns:cx3="http://schemas.microsoft.com/office/drawing/2016/5/9/chartex" xmlns:cx4="http://schemas.microsoft.com/office/drawing/2016/5/10/chartex" xmlns:cx5="http://schemas.microsoft.com/office/drawing/2016/5/11/chartex" xmlns:cx6="http://schemas.microsoft.com/office/drawing/2016/5/12/chartex" xmlns:cx7="http://schemas.microsoft.com/office/drawing/2016/5/13/chartex" xmlns:cx8="http://schemas.microsoft.com/office/drawing/2016/5/14/chartex" xmlns:mc="http://schemas.openxmlformats.org/markup-compatibility/2006" xmlns:aink="http://schemas.microsoft.com/office/drawing/2016/ink" xmlns:am3d="http://schemas.microsoft.com/office/drawing/2017/model3d" xmlns:o="urn:schemas-microsoft-com:office:office" xmlns:oel="http://schemas.microsoft.com/office/2019/extlst" xmlns:r="http://schemas.openxmlformats.org/officeDocument/2006/relationships" xmlns:m="http://schemas.openxmlformats.org/officeDocument/2006/math" xmlns:v="urn:schemas-microsoft-com:vml" xmlns:wp14="http://schemas.microsoft.com/office/word/2010/wordprocessingDrawing" xmlns:wp="http://schemas.openxmlformats.org/drawingml/2006/wordprocessingDrawing" xmlns:w10="urn:schemas-microsoft-com:office:word" xmlns:w="http://schemas.openxmlformats.org/wordprocessingml/2006/main" xmlns:w14="http://schemas.microsoft.com/office/word/2010/wordml" xmlns:w15="http://schemas.microsoft.com/office/word/2012/wordml" xmlns:w16cex="http://schemas.microsoft.com/office/word/2018/wordml/cex" xmlns:w16cid="http://schemas.microsoft.com/office/word/2016/wordml/cid" xmlns:w16="http://schemas.microsoft.com/office/word/2018/wordml" xmlns:w16du="http://schemas.microsoft.com/office/word/2023/wordml/word16du" xmlns:w16sdtdh="http://schemas.microsoft.com/office/word/2020/wordml/sdtdatahash" xmlns:w16sdtfl="http://schemas.microsoft.com/office/word/2024/wordml/sdtformatlock" xmlns:w16se="http://schemas.microsoft.com/office/word/2015/wordml/symex" xmlns:wpg="http://schemas.microsoft.com/office/word/2010/wordprocessingGroup" xmlns:wpi="http://schemas.microsoft.com/office/word/2010/wordprocessingInk" xmlns:wne="http://schemas.microsoft.com/office/word/2006/wordml" xmlns:wps="http://schemas.microsoft.com/office/word/2010/wordprocessingShape" mc:Ignorable="w14 w15 w16se w16cid w16 w16cex w16sdtdh w16sdtfl w16du wp14">
+  <w:sdt>
+    <w:sdtPr>
+      <w:id w:val="-1886404246"/>
+      <w:docPartObj>
+        <w:docPartGallery w:val="Page Numbers (Bottom of Page)"/>
+        <w:docPartUnique/>
+      </w:docPartObj>
+    </w:sdtPr>
+    <w:sdtEndPr>
+      <w:rPr>
+        <w:noProof/>
+      </w:rPr>
+    </w:sdtEndPr>
+    <w:sdtContent>
+      <w:p>
+        <w:pPr>
+          <w:pStyle w:val="Footer"/>
+          <w:jc w:val="right"/>
+        </w:pPr>
+        <w:r>
+          <w:fldChar w:fldCharType="begin"/>
+        </w:r>
+        <w:r>
+          <w:instrText xml:space="preserve"> PAGE   \* MERGEFORMAT </w:instrText>
+        </w:r>
+        <w:r>
+          <w:fldChar w:fldCharType="separate"/>
+        </w:r>
+        <w:r>
+          <w:rPr>
+            <w:noProof/>
+          </w:rPr>
+          <w:t>2</w:t>
+        </w:r>
+        <w:r>
+          <w:rPr>
+            <w:noProof/>
+          </w:rPr>
+          <w:fldChar w:fldCharType="end"/>
+        </w:r>
+      </w:p>
+    </w:sdtContent>
+  </w:sdt>
+  <w:p>
+    <w:pPr>
+      <w:pStyle w:val="Footer"/>
+    </w:pPr>
+  </w:p>
+</w:ftr>
+</file>
+
+<file path=word/footnotes.xml><?xml version="1.0" encoding="utf-8"?>
+<w:footnotes xmlns:wpc="http://schemas.microsoft.com/office/word/2010/wordprocessingCanvas" xmlns:cx="http://schemas.microsoft.com/office/drawing/2014/chartex" xmlns:cx1="http://schemas.microsoft.com/office/drawing/2015/9/8/chartex" xmlns:cx2="http://schemas.microsoft.com/office/drawing/2015/10/21/chartex" xmlns:cx3="http://schemas.microsoft.com/office/drawing/2016/5/9/chartex" xmlns:cx4="http://schemas.microsoft.com/office/drawing/2016/5/10/chartex" xmlns:cx5="http://schemas.microsoft.com/office/drawing/2016/5/11/chartex" xmlns:cx6="http://schemas.microsoft.com/office/drawing/2016/5/12/chartex" xmlns:cx7="http://schemas.microsoft.com/office/drawing/2016/5/13/chartex" xmlns:cx8="http://schemas.microsoft.com/office/drawing/2016/5/14/chartex" xmlns:mc="http://schemas.openxmlformats.org/markup-compatibility/2006" xmlns:aink="http://schemas.microsoft.com/office/drawing/2016/ink" xmlns:am3d="http://schemas.microsoft.com/office/drawing/2017/model3d" xmlns:o="urn:schemas-microsoft-com:office:office" xmlns:oel="http://schemas.microsoft.com/office/2019/extlst" xmlns:r="http://schemas.openxmlformats.org/officeDocument/2006/relationships" xmlns:m="http://schemas.openxmlformats.org/officeDocument/2006/math" xmlns:v="urn:schemas-microsoft-com:vml" xmlns:wp14="http://schemas.microsoft.com/office/word/2010/wordprocessingDrawing" xmlns:wp="http://schemas.openxmlformats.org/drawingml/2006/wordprocessingDrawing" xmlns:w10="urn:schemas-microsoft-com:office:word" xmlns:w="http://schemas.openxmlformats.org/wordprocessingml/2006/main" xmlns:w14="http://schemas.microsoft.com/office/word/2010/wordml" xmlns:w15="http://schemas.microsoft.com/office/word/2012/wordml" xmlns:w16cex="http://schemas.microsoft.com/office/word/2018/wordml/cex" xmlns:w16cid="http://schemas.microsoft.com/office/word/2016/wordml/cid" xmlns:w16="http://schemas.microsoft.com/office/word/2018/wordml" xmlns:w16du="http://schemas.microsoft.com/office/word/2023/wordml/word16du" xmlns:w16sdtdh="http://schemas.microsoft.com/office/word/2020/wordml/sdtdatahash" xmlns:w16sdtfl="http://schemas.microsoft.com/office/word/2024/wordml/sdtformatlock" xmlns:w16se="http://schemas.microsoft.com/office/word/2015/wordml/symex" xmlns:wpg="http://schemas.microsoft.com/office/word/2010/wordprocessingGroup" xmlns:wpi="http://schemas.microsoft.com/office/word/2010/wordprocessingInk" xmlns:wne="http://schemas.microsoft.com/office/word/2006/wordml" xmlns:wps="http://schemas.microsoft.com/office/word/2010/wordprocessingShape" mc:Ignorable="w14 w15 w16se w16cid w16 w16cex w16sdtdh w16sdtfl w16du wp14">
+  <w:footnote w:type="separator" w:id="-1">
+    <w:p>
+      <w:pPr>
+        <w:spacing w:after="0" w:line="240" w:lineRule="auto"/>
+      </w:pPr>
+      <w:r>
+        <w:separator/>
+      </w:r>
+    </w:p>
+  </w:footnote>
+  <w:footnote w:type="continuationSeparator" w:id="0">
+    <w:p>
+      <w:pPr>
+        <w:spacing w:after="0" w:line="240" w:lineRule="auto"/>
+      </w:pPr>
+      <w:r>
+        <w:continuationSeparator/>
+      </w:r>
+    </w:p>
+  </w:footnote>
+</w:footnotes>
 </file>
 
 <file path=word/numbering.xml><?xml version="1.0" encoding="utf-8"?>
@@ -6925,6 +7193,95 @@
     </w:lvl>
   </w:abstractNum>
   <w:abstractNum w:abstractNumId="3" w15:restartNumberingAfterBreak="0">
+    <w:nsid w:val="10CD30C1"/>
+    <w:multiLevelType w:val="hybridMultilevel"/>
+    <w:tmpl w:val="9D22D0D6"/>
+    <w:lvl w:ilvl="0" w:tplc="DA52362C">
+      <w:start w:val="3"/>
+      <w:numFmt w:val="decimal"/>
+      <w:lvlText w:val="%1"/>
+      <w:lvlJc w:val="left"/>
+      <w:pPr>
+        <w:ind w:left="644" w:hanging="360"/>
+      </w:pPr>
+      <w:rPr>
+        <w:rFonts w:hint="default"/>
+      </w:rPr>
+    </w:lvl>
+    <w:lvl w:ilvl="1" w:tplc="14090019" w:tentative="1">
+      <w:start w:val="1"/>
+      <w:numFmt w:val="lowerLetter"/>
+      <w:lvlText w:val="%2."/>
+      <w:lvlJc w:val="left"/>
+      <w:pPr>
+        <w:ind w:left="1364" w:hanging="360"/>
+      </w:pPr>
+    </w:lvl>
+    <w:lvl w:ilvl="2" w:tplc="1409001B" w:tentative="1">
+      <w:start w:val="1"/>
+      <w:numFmt w:val="lowerRoman"/>
+      <w:lvlText w:val="%3."/>
+      <w:lvlJc w:val="right"/>
+      <w:pPr>
+        <w:ind w:left="2084" w:hanging="180"/>
+      </w:pPr>
+    </w:lvl>
+    <w:lvl w:ilvl="3" w:tplc="1409000F" w:tentative="1">
+      <w:start w:val="1"/>
+      <w:numFmt w:val="decimal"/>
+      <w:lvlText w:val="%4."/>
+      <w:lvlJc w:val="left"/>
+      <w:pPr>
+        <w:ind w:left="2804" w:hanging="360"/>
+      </w:pPr>
+    </w:lvl>
+    <w:lvl w:ilvl="4" w:tplc="14090019" w:tentative="1">
+      <w:start w:val="1"/>
+      <w:numFmt w:val="lowerLetter"/>
+      <w:lvlText w:val="%5."/>
+      <w:lvlJc w:val="left"/>
+      <w:pPr>
+        <w:ind w:left="3524" w:hanging="360"/>
+      </w:pPr>
+    </w:lvl>
+    <w:lvl w:ilvl="5" w:tplc="1409001B" w:tentative="1">
+      <w:start w:val="1"/>
+      <w:numFmt w:val="lowerRoman"/>
+      <w:lvlText w:val="%6."/>
+      <w:lvlJc w:val="right"/>
+      <w:pPr>
+        <w:ind w:left="4244" w:hanging="180"/>
+      </w:pPr>
+    </w:lvl>
+    <w:lvl w:ilvl="6" w:tplc="1409000F" w:tentative="1">
+      <w:start w:val="1"/>
+      <w:numFmt w:val="decimal"/>
+      <w:lvlText w:val="%7."/>
+      <w:lvlJc w:val="left"/>
+      <w:pPr>
+        <w:ind w:left="4964" w:hanging="360"/>
+      </w:pPr>
+    </w:lvl>
+    <w:lvl w:ilvl="7" w:tplc="14090019" w:tentative="1">
+      <w:start w:val="1"/>
+      <w:numFmt w:val="lowerLetter"/>
+      <w:lvlText w:val="%8."/>
+      <w:lvlJc w:val="left"/>
+      <w:pPr>
+        <w:ind w:left="5684" w:hanging="360"/>
+      </w:pPr>
+    </w:lvl>
+    <w:lvl w:ilvl="8" w:tplc="1409001B" w:tentative="1">
+      <w:start w:val="1"/>
+      <w:numFmt w:val="lowerRoman"/>
+      <w:lvlText w:val="%9."/>
+      <w:lvlJc w:val="right"/>
+      <w:pPr>
+        <w:ind w:left="6404" w:hanging="180"/>
+      </w:pPr>
+    </w:lvl>
+  </w:abstractNum>
+  <w:abstractNum w:abstractNumId="4" w15:restartNumberingAfterBreak="0">
     <w:nsid w:val="203B4022"/>
     <w:multiLevelType w:val="hybridMultilevel"/>
     <w:tmpl w:val="4E92BD7A"/>
@@ -7038,7 +7395,7 @@
       </w:rPr>
     </w:lvl>
   </w:abstractNum>
-  <w:abstractNum w:abstractNumId="4" w15:restartNumberingAfterBreak="0">
+  <w:abstractNum w:abstractNumId="5" w15:restartNumberingAfterBreak="0">
     <w:nsid w:val="247B3E73"/>
     <w:multiLevelType w:val="hybridMultilevel"/>
     <w:tmpl w:val="7722E9C4"/>
@@ -7127,7 +7484,7 @@
       </w:pPr>
     </w:lvl>
   </w:abstractNum>
-  <w:abstractNum w:abstractNumId="5" w15:restartNumberingAfterBreak="0">
+  <w:abstractNum w:abstractNumId="6" w15:restartNumberingAfterBreak="0">
     <w:nsid w:val="3BEA4F96"/>
     <w:multiLevelType w:val="hybridMultilevel"/>
     <w:tmpl w:val="D2662D9E"/>
@@ -7241,7 +7598,96 @@
       </w:rPr>
     </w:lvl>
   </w:abstractNum>
-  <w:abstractNum w:abstractNumId="6" w15:restartNumberingAfterBreak="0">
+  <w:abstractNum w:abstractNumId="7" w15:restartNumberingAfterBreak="0">
+    <w:nsid w:val="3DA2301B"/>
+    <w:multiLevelType w:val="hybridMultilevel"/>
+    <w:tmpl w:val="A63821C2"/>
+    <w:lvl w:ilvl="0" w:tplc="35A80058">
+      <w:start w:val="1"/>
+      <w:numFmt w:val="decimal"/>
+      <w:lvlText w:val="%1."/>
+      <w:lvlJc w:val="left"/>
+      <w:pPr>
+        <w:ind w:left="644" w:hanging="360"/>
+      </w:pPr>
+      <w:rPr>
+        <w:rFonts w:hint="default"/>
+      </w:rPr>
+    </w:lvl>
+    <w:lvl w:ilvl="1" w:tplc="14090019" w:tentative="1">
+      <w:start w:val="1"/>
+      <w:numFmt w:val="lowerLetter"/>
+      <w:lvlText w:val="%2."/>
+      <w:lvlJc w:val="left"/>
+      <w:pPr>
+        <w:ind w:left="1364" w:hanging="360"/>
+      </w:pPr>
+    </w:lvl>
+    <w:lvl w:ilvl="2" w:tplc="1409001B" w:tentative="1">
+      <w:start w:val="1"/>
+      <w:numFmt w:val="lowerRoman"/>
+      <w:lvlText w:val="%3."/>
+      <w:lvlJc w:val="right"/>
+      <w:pPr>
+        <w:ind w:left="2084" w:hanging="180"/>
+      </w:pPr>
+    </w:lvl>
+    <w:lvl w:ilvl="3" w:tplc="1409000F" w:tentative="1">
+      <w:start w:val="1"/>
+      <w:numFmt w:val="decimal"/>
+      <w:lvlText w:val="%4."/>
+      <w:lvlJc w:val="left"/>
+      <w:pPr>
+        <w:ind w:left="2804" w:hanging="360"/>
+      </w:pPr>
+    </w:lvl>
+    <w:lvl w:ilvl="4" w:tplc="14090019" w:tentative="1">
+      <w:start w:val="1"/>
+      <w:numFmt w:val="lowerLetter"/>
+      <w:lvlText w:val="%5."/>
+      <w:lvlJc w:val="left"/>
+      <w:pPr>
+        <w:ind w:left="3524" w:hanging="360"/>
+      </w:pPr>
+    </w:lvl>
+    <w:lvl w:ilvl="5" w:tplc="1409001B" w:tentative="1">
+      <w:start w:val="1"/>
+      <w:numFmt w:val="lowerRoman"/>
+      <w:lvlText w:val="%6."/>
+      <w:lvlJc w:val="right"/>
+      <w:pPr>
+        <w:ind w:left="4244" w:hanging="180"/>
+      </w:pPr>
+    </w:lvl>
+    <w:lvl w:ilvl="6" w:tplc="1409000F" w:tentative="1">
+      <w:start w:val="1"/>
+      <w:numFmt w:val="decimal"/>
+      <w:lvlText w:val="%7."/>
+      <w:lvlJc w:val="left"/>
+      <w:pPr>
+        <w:ind w:left="4964" w:hanging="360"/>
+      </w:pPr>
+    </w:lvl>
+    <w:lvl w:ilvl="7" w:tplc="14090019" w:tentative="1">
+      <w:start w:val="1"/>
+      <w:numFmt w:val="lowerLetter"/>
+      <w:lvlText w:val="%8."/>
+      <w:lvlJc w:val="left"/>
+      <w:pPr>
+        <w:ind w:left="5684" w:hanging="360"/>
+      </w:pPr>
+    </w:lvl>
+    <w:lvl w:ilvl="8" w:tplc="1409001B" w:tentative="1">
+      <w:start w:val="1"/>
+      <w:numFmt w:val="lowerRoman"/>
+      <w:lvlText w:val="%9."/>
+      <w:lvlJc w:val="right"/>
+      <w:pPr>
+        <w:ind w:left="6404" w:hanging="180"/>
+      </w:pPr>
+    </w:lvl>
+  </w:abstractNum>
+  <w:abstractNum w:abstractNumId="8" w15:restartNumberingAfterBreak="0">
     <w:nsid w:val="447D3C03"/>
     <w:multiLevelType w:val="hybridMultilevel"/>
     <w:tmpl w:val="1AC69B80"/>
@@ -7355,7 +7801,7 @@
       </w:rPr>
     </w:lvl>
   </w:abstractNum>
-  <w:abstractNum w:abstractNumId="7" w15:restartNumberingAfterBreak="0">
+  <w:abstractNum w:abstractNumId="9" w15:restartNumberingAfterBreak="0">
     <w:nsid w:val="4D881FBB"/>
     <w:multiLevelType w:val="hybridMultilevel"/>
     <w:tmpl w:val="0AEC79C0"/>
@@ -7469,7 +7915,7 @@
       </w:rPr>
     </w:lvl>
   </w:abstractNum>
-  <w:abstractNum w:abstractNumId="8" w15:restartNumberingAfterBreak="0">
+  <w:abstractNum w:abstractNumId="10" w15:restartNumberingAfterBreak="0">
     <w:nsid w:val="53FB03B4"/>
     <w:multiLevelType w:val="multilevel"/>
     <w:tmpl w:val="605AB9BA"/>
@@ -7582,7 +8028,7 @@
       </w:rPr>
     </w:lvl>
   </w:abstractNum>
-  <w:abstractNum w:abstractNumId="9" w15:restartNumberingAfterBreak="0">
+  <w:abstractNum w:abstractNumId="11" w15:restartNumberingAfterBreak="0">
     <w:nsid w:val="57C15CA7"/>
     <w:multiLevelType w:val="multilevel"/>
     <w:tmpl w:val="5E0EA7EC"/>
@@ -7695,7 +8141,7 @@
       </w:rPr>
     </w:lvl>
   </w:abstractNum>
-  <w:abstractNum w:abstractNumId="10" w15:restartNumberingAfterBreak="0">
+  <w:abstractNum w:abstractNumId="12" w15:restartNumberingAfterBreak="0">
     <w:nsid w:val="67CB29E0"/>
     <w:multiLevelType w:val="multilevel"/>
     <w:tmpl w:val="3CB2E9A8"/>
@@ -7808,7 +8254,7 @@
       </w:rPr>
     </w:lvl>
   </w:abstractNum>
-  <w:abstractNum w:abstractNumId="11" w15:restartNumberingAfterBreak="0">
+  <w:abstractNum w:abstractNumId="13" w15:restartNumberingAfterBreak="0">
     <w:nsid w:val="6D33013F"/>
     <w:multiLevelType w:val="multilevel"/>
     <w:tmpl w:val="A33CD870"/>
@@ -7929,7 +8375,7 @@
       </w:rPr>
     </w:lvl>
   </w:abstractNum>
-  <w:abstractNum w:abstractNumId="12" w15:restartNumberingAfterBreak="0">
+  <w:abstractNum w:abstractNumId="14" w15:restartNumberingAfterBreak="0">
     <w:nsid w:val="72126266"/>
     <w:multiLevelType w:val="hybridMultilevel"/>
     <w:tmpl w:val="66D2E536"/>
@@ -8046,40 +8492,46 @@
     <w:abstractNumId w:val="2"/>
   </w:num>
   <w:num w:numId="2" w16cid:durableId="301354982">
+    <w:abstractNumId w:val="13"/>
+  </w:num>
+  <w:num w:numId="3" w16cid:durableId="1112360827">
     <w:abstractNumId w:val="11"/>
   </w:num>
-  <w:num w:numId="3" w16cid:durableId="1112360827">
-    <w:abstractNumId w:val="9"/>
-  </w:num>
   <w:num w:numId="4" w16cid:durableId="676663790">
-    <w:abstractNumId w:val="10"/>
+    <w:abstractNumId w:val="12"/>
   </w:num>
   <w:num w:numId="5" w16cid:durableId="1567960367">
     <w:abstractNumId w:val="0"/>
   </w:num>
   <w:num w:numId="6" w16cid:durableId="1189951745">
-    <w:abstractNumId w:val="4"/>
+    <w:abstractNumId w:val="5"/>
   </w:num>
   <w:num w:numId="7" w16cid:durableId="290478055">
     <w:abstractNumId w:val="1"/>
   </w:num>
   <w:num w:numId="8" w16cid:durableId="544373216">
-    <w:abstractNumId w:val="7"/>
+    <w:abstractNumId w:val="9"/>
   </w:num>
   <w:num w:numId="9" w16cid:durableId="1405563663">
-    <w:abstractNumId w:val="12"/>
+    <w:abstractNumId w:val="14"/>
   </w:num>
   <w:num w:numId="10" w16cid:durableId="805397814">
+    <w:abstractNumId w:val="4"/>
+  </w:num>
+  <w:num w:numId="11" w16cid:durableId="180704476">
+    <w:abstractNumId w:val="8"/>
+  </w:num>
+  <w:num w:numId="12" w16cid:durableId="1809863132">
+    <w:abstractNumId w:val="6"/>
+  </w:num>
+  <w:num w:numId="13" w16cid:durableId="1563175598">
+    <w:abstractNumId w:val="10"/>
+  </w:num>
+  <w:num w:numId="14" w16cid:durableId="1298684442">
     <w:abstractNumId w:val="3"/>
   </w:num>
-  <w:num w:numId="11" w16cid:durableId="180704476">
-    <w:abstractNumId w:val="6"/>
-  </w:num>
-  <w:num w:numId="12" w16cid:durableId="1809863132">
-    <w:abstractNumId w:val="5"/>
-  </w:num>
-  <w:num w:numId="13" w16cid:durableId="1563175598">
-    <w:abstractNumId w:val="8"/>
+  <w:num w:numId="15" w16cid:durableId="720178794">
+    <w:abstractNumId w:val="7"/>
   </w:num>
 </w:numbering>
 </file>
@@ -9126,6 +9578,50 @@
       <w:u w:val="single"/>
     </w:rPr>
   </w:style>
+  <w:style w:type="paragraph" w:styleId="Header">
+    <w:name w:val="header"/>
+    <w:basedOn w:val="Normal"/>
+    <w:link w:val="HeaderChar"/>
+    <w:uiPriority w:val="99"/>
+    <w:unhideWhenUsed/>
+    <w:rsid w:val="00A613BD"/>
+    <w:pPr>
+      <w:tabs>
+        <w:tab w:val="center" w:pos="4513"/>
+        <w:tab w:val="right" w:pos="9026"/>
+      </w:tabs>
+      <w:spacing w:after="0" w:line="240" w:lineRule="auto"/>
+    </w:pPr>
+  </w:style>
+  <w:style w:type="character" w:customStyle="1" w:styleId="HeaderChar">
+    <w:name w:val="Header Char"/>
+    <w:basedOn w:val="DefaultParagraphFont"/>
+    <w:link w:val="Header"/>
+    <w:uiPriority w:val="99"/>
+    <w:rsid w:val="00A613BD"/>
+  </w:style>
+  <w:style w:type="paragraph" w:styleId="Footer">
+    <w:name w:val="footer"/>
+    <w:basedOn w:val="Normal"/>
+    <w:link w:val="FooterChar"/>
+    <w:uiPriority w:val="99"/>
+    <w:unhideWhenUsed/>
+    <w:rsid w:val="00A613BD"/>
+    <w:pPr>
+      <w:tabs>
+        <w:tab w:val="center" w:pos="4513"/>
+        <w:tab w:val="right" w:pos="9026"/>
+      </w:tabs>
+      <w:spacing w:after="0" w:line="240" w:lineRule="auto"/>
+    </w:pPr>
+  </w:style>
+  <w:style w:type="character" w:customStyle="1" w:styleId="FooterChar">
+    <w:name w:val="Footer Char"/>
+    <w:basedOn w:val="DefaultParagraphFont"/>
+    <w:link w:val="Footer"/>
+    <w:uiPriority w:val="99"/>
+    <w:rsid w:val="00A613BD"/>
+  </w:style>
 </w:styles>
 </file>
 
